--- a/examples/Testlauf_Zusammenfassung.docx
+++ b/examples/Testlauf_Zusammenfassung.docx
@@ -12,7 +12,7 @@
     </w:p>
     <w:p>
       <w:r>
-        <w:t>Datum/Uhrzeit: 2026-03-20 16:00:02</w:t>
+        <w:t>Datum/Uhrzeit: 2026-03-20 19:23:54</w:t>
       </w:r>
     </w:p>
     <w:p>
@@ -22,12 +22,12 @@
     </w:p>
     <w:p>
       <w:r>
-        <w:t>Testfälle gesamt: 10</w:t>
+        <w:t>Testfälle gesamt: 20</w:t>
       </w:r>
     </w:p>
     <w:p>
       <w:r>
-        <w:t>Pass: 10 | Fail: 0</w:t>
+        <w:t>Pass: 20 | Fail: 0</w:t>
       </w:r>
     </w:p>
     <w:p>
@@ -859,6 +859,734 @@
           </w:p>
         </w:tc>
       </w:tr>
+      <w:tr>
+        <w:tc>
+          <w:tcPr>
+            <w:tcW w:type="dxa" w:w="1234"/>
+          </w:tcPr>
+          <w:p>
+            <w:r>
+              <w:t>TC-MULTI-001</w:t>
+            </w:r>
+          </w:p>
+        </w:tc>
+        <w:tc>
+          <w:tcPr>
+            <w:tcW w:type="dxa" w:w="1234"/>
+          </w:tcPr>
+          <w:p>
+            <w:r>
+              <w:t>SEPA Sammelzahlung 3 Tx</w:t>
+            </w:r>
+          </w:p>
+        </w:tc>
+        <w:tc>
+          <w:tcPr>
+            <w:tcW w:type="dxa" w:w="1234"/>
+          </w:tcPr>
+          <w:p>
+            <w:r>
+              <w:t>SEPA</w:t>
+            </w:r>
+          </w:p>
+        </w:tc>
+        <w:tc>
+          <w:tcPr>
+            <w:tcW w:type="dxa" w:w="1234"/>
+          </w:tcPr>
+          <w:p>
+            <w:r>
+              <w:t>OK</w:t>
+            </w:r>
+          </w:p>
+        </w:tc>
+        <w:tc>
+          <w:tcPr>
+            <w:tcW w:type="dxa" w:w="1234"/>
+          </w:tcPr>
+          <w:p>
+            <w:r>
+              <w:t>Alle bestanden</w:t>
+            </w:r>
+          </w:p>
+        </w:tc>
+        <w:tc>
+          <w:tcPr>
+            <w:tcW w:type="dxa" w:w="1234"/>
+          </w:tcPr>
+          <w:p>
+            <w:r>
+              <w:t>Pass</w:t>
+            </w:r>
+          </w:p>
+        </w:tc>
+        <w:tc>
+          <w:tcPr>
+            <w:tcW w:type="dxa" w:w="1234"/>
+          </w:tcPr>
+          <w:p>
+            <w:r>
+              <w:t>1 B-Level, 3 C-Levels</w:t>
+            </w:r>
+          </w:p>
+        </w:tc>
+      </w:tr>
+      <w:tr>
+        <w:tc>
+          <w:tcPr>
+            <w:tcW w:type="dxa" w:w="1234"/>
+          </w:tcPr>
+          <w:p>
+            <w:r>
+              <w:t>TC-MULTI-002</w:t>
+            </w:r>
+          </w:p>
+        </w:tc>
+        <w:tc>
+          <w:tcPr>
+            <w:tcW w:type="dxa" w:w="1234"/>
+          </w:tcPr>
+          <w:p>
+            <w:r>
+              <w:t>QR-Sammelzahlung 2 Tx</w:t>
+            </w:r>
+          </w:p>
+        </w:tc>
+        <w:tc>
+          <w:tcPr>
+            <w:tcW w:type="dxa" w:w="1234"/>
+          </w:tcPr>
+          <w:p>
+            <w:r>
+              <w:t>Domestic-QR</w:t>
+            </w:r>
+          </w:p>
+        </w:tc>
+        <w:tc>
+          <w:tcPr>
+            <w:tcW w:type="dxa" w:w="1234"/>
+          </w:tcPr>
+          <w:p>
+            <w:r>
+              <w:t>OK</w:t>
+            </w:r>
+          </w:p>
+        </w:tc>
+        <w:tc>
+          <w:tcPr>
+            <w:tcW w:type="dxa" w:w="1234"/>
+          </w:tcPr>
+          <w:p>
+            <w:r>
+              <w:t>Alle bestanden</w:t>
+            </w:r>
+          </w:p>
+        </w:tc>
+        <w:tc>
+          <w:tcPr>
+            <w:tcW w:type="dxa" w:w="1234"/>
+          </w:tcPr>
+          <w:p>
+            <w:r>
+              <w:t>Pass</w:t>
+            </w:r>
+          </w:p>
+        </w:tc>
+        <w:tc>
+          <w:tcPr>
+            <w:tcW w:type="dxa" w:w="1234"/>
+          </w:tcPr>
+          <w:p>
+            <w:r>
+              <w:t>1 B-Level, 2 C-Levels</w:t>
+            </w:r>
+          </w:p>
+        </w:tc>
+      </w:tr>
+      <w:tr>
+        <w:tc>
+          <w:tcPr>
+            <w:tcW w:type="dxa" w:w="1234"/>
+          </w:tcPr>
+          <w:p>
+            <w:r>
+              <w:t>TC-MULTI-003</w:t>
+            </w:r>
+          </w:p>
+        </w:tc>
+        <w:tc>
+          <w:tcPr>
+            <w:tcW w:type="dxa" w:w="1234"/>
+          </w:tcPr>
+          <w:p>
+            <w:r>
+              <w:t>Domestic-IBAN Sammelzahlung 2 Tx</w:t>
+            </w:r>
+          </w:p>
+        </w:tc>
+        <w:tc>
+          <w:tcPr>
+            <w:tcW w:type="dxa" w:w="1234"/>
+          </w:tcPr>
+          <w:p>
+            <w:r>
+              <w:t>Domestic-IBAN</w:t>
+            </w:r>
+          </w:p>
+        </w:tc>
+        <w:tc>
+          <w:tcPr>
+            <w:tcW w:type="dxa" w:w="1234"/>
+          </w:tcPr>
+          <w:p>
+            <w:r>
+              <w:t>OK</w:t>
+            </w:r>
+          </w:p>
+        </w:tc>
+        <w:tc>
+          <w:tcPr>
+            <w:tcW w:type="dxa" w:w="1234"/>
+          </w:tcPr>
+          <w:p>
+            <w:r>
+              <w:t>Alle bestanden</w:t>
+            </w:r>
+          </w:p>
+        </w:tc>
+        <w:tc>
+          <w:tcPr>
+            <w:tcW w:type="dxa" w:w="1234"/>
+          </w:tcPr>
+          <w:p>
+            <w:r>
+              <w:t>Pass</w:t>
+            </w:r>
+          </w:p>
+        </w:tc>
+        <w:tc>
+          <w:tcPr>
+            <w:tcW w:type="dxa" w:w="1234"/>
+          </w:tcPr>
+          <w:p>
+            <w:r>
+              <w:t>1 B-Level, 2 C-Levels</w:t>
+            </w:r>
+          </w:p>
+        </w:tc>
+      </w:tr>
+      <w:tr>
+        <w:tc>
+          <w:tcPr>
+            <w:tcW w:type="dxa" w:w="1234"/>
+          </w:tcPr>
+          <w:p>
+            <w:r>
+              <w:t>TC-MULTI-004</w:t>
+            </w:r>
+          </w:p>
+        </w:tc>
+        <w:tc>
+          <w:tcPr>
+            <w:tcW w:type="dxa" w:w="1234"/>
+          </w:tcPr>
+          <w:p>
+            <w:r>
+              <w:t>CBPR+ Sammelzahlung 2 Tx</w:t>
+            </w:r>
+          </w:p>
+        </w:tc>
+        <w:tc>
+          <w:tcPr>
+            <w:tcW w:type="dxa" w:w="1234"/>
+          </w:tcPr>
+          <w:p>
+            <w:r>
+              <w:t>CBPR+</w:t>
+            </w:r>
+          </w:p>
+        </w:tc>
+        <w:tc>
+          <w:tcPr>
+            <w:tcW w:type="dxa" w:w="1234"/>
+          </w:tcPr>
+          <w:p>
+            <w:r>
+              <w:t>OK</w:t>
+            </w:r>
+          </w:p>
+        </w:tc>
+        <w:tc>
+          <w:tcPr>
+            <w:tcW w:type="dxa" w:w="1234"/>
+          </w:tcPr>
+          <w:p>
+            <w:r>
+              <w:t>Alle bestanden</w:t>
+            </w:r>
+          </w:p>
+        </w:tc>
+        <w:tc>
+          <w:tcPr>
+            <w:tcW w:type="dxa" w:w="1234"/>
+          </w:tcPr>
+          <w:p>
+            <w:r>
+              <w:t>Pass</w:t>
+            </w:r>
+          </w:p>
+        </w:tc>
+        <w:tc>
+          <w:tcPr>
+            <w:tcW w:type="dxa" w:w="1234"/>
+          </w:tcPr>
+          <w:p>
+            <w:r>
+              <w:t>1 B-Level, 2 C-Levels</w:t>
+            </w:r>
+          </w:p>
+        </w:tc>
+      </w:tr>
+      <w:tr>
+        <w:tc>
+          <w:tcPr>
+            <w:tcW w:type="dxa" w:w="1234"/>
+          </w:tcPr>
+          <w:p>
+            <w:r>
+              <w:t>TC-MULTI-005</w:t>
+            </w:r>
+          </w:p>
+        </w:tc>
+        <w:tc>
+          <w:tcPr>
+            <w:tcW w:type="dxa" w:w="1234"/>
+          </w:tcPr>
+          <w:p>
+            <w:r>
+              <w:t>SEPA Sammelzahlung NOK Name</w:t>
+            </w:r>
+          </w:p>
+        </w:tc>
+        <w:tc>
+          <w:tcPr>
+            <w:tcW w:type="dxa" w:w="1234"/>
+          </w:tcPr>
+          <w:p>
+            <w:r>
+              <w:t>SEPA</w:t>
+            </w:r>
+          </w:p>
+        </w:tc>
+        <w:tc>
+          <w:tcPr>
+            <w:tcW w:type="dxa" w:w="1234"/>
+          </w:tcPr>
+          <w:p>
+            <w:r>
+              <w:t>OK</w:t>
+            </w:r>
+          </w:p>
+        </w:tc>
+        <w:tc>
+          <w:tcPr>
+            <w:tcW w:type="dxa" w:w="1234"/>
+          </w:tcPr>
+          <w:p>
+            <w:r>
+              <w:t>BR-SEPA-004: Creditor-Name darf maximal 70 Zeichen lang sein</w:t>
+              <w:br/>
+              <w:t>BR-SEPA-004: Creditor-Name darf maximal 70 Zeichen lang sein</w:t>
+            </w:r>
+          </w:p>
+        </w:tc>
+        <w:tc>
+          <w:tcPr>
+            <w:tcW w:type="dxa" w:w="1234"/>
+          </w:tcPr>
+          <w:p>
+            <w:r>
+              <w:t>Pass</w:t>
+            </w:r>
+          </w:p>
+        </w:tc>
+        <w:tc>
+          <w:tcPr>
+            <w:tcW w:type="dxa" w:w="1234"/>
+          </w:tcPr>
+          <w:p>
+            <w:r>
+              <w:t>Erwartet: BR-SEPA-004 verletzt bei allen Tx</w:t>
+            </w:r>
+          </w:p>
+        </w:tc>
+      </w:tr>
+      <w:tr>
+        <w:tc>
+          <w:tcPr>
+            <w:tcW w:type="dxa" w:w="1234"/>
+          </w:tcPr>
+          <w:p>
+            <w:r>
+              <w:t>TC-MULTI-006</w:t>
+            </w:r>
+          </w:p>
+        </w:tc>
+        <w:tc>
+          <w:tcPr>
+            <w:tcW w:type="dxa" w:w="1234"/>
+          </w:tcPr>
+          <w:p>
+            <w:r>
+              <w:t>QR-Sammelzahlung NOK SCOR</w:t>
+            </w:r>
+          </w:p>
+        </w:tc>
+        <w:tc>
+          <w:tcPr>
+            <w:tcW w:type="dxa" w:w="1234"/>
+          </w:tcPr>
+          <w:p>
+            <w:r>
+              <w:t>Domestic-QR</w:t>
+            </w:r>
+          </w:p>
+        </w:tc>
+        <w:tc>
+          <w:tcPr>
+            <w:tcW w:type="dxa" w:w="1234"/>
+          </w:tcPr>
+          <w:p>
+            <w:r>
+              <w:t>OK</w:t>
+            </w:r>
+          </w:p>
+        </w:tc>
+        <w:tc>
+          <w:tcPr>
+            <w:tcW w:type="dxa" w:w="1234"/>
+          </w:tcPr>
+          <w:p>
+            <w:r>
+              <w:t>BR-QR-002: Bei QR-IBAN muss eine QR-Referenz (QRR) vorhanden sein</w:t>
+              <w:br/>
+              <w:t>BR-QR-003: SCOR-Referenz ist bei QR-IBAN nicht zulässig</w:t>
+              <w:br/>
+              <w:t>BR-QR-002: Bei QR-IBAN muss eine QR-Referenz (QRR) vorhanden sein</w:t>
+              <w:br/>
+              <w:t>BR-QR-003: SCOR-Referenz ist bei QR-IBAN nicht zulässig</w:t>
+            </w:r>
+          </w:p>
+        </w:tc>
+        <w:tc>
+          <w:tcPr>
+            <w:tcW w:type="dxa" w:w="1234"/>
+          </w:tcPr>
+          <w:p>
+            <w:r>
+              <w:t>Pass</w:t>
+            </w:r>
+          </w:p>
+        </w:tc>
+        <w:tc>
+          <w:tcPr>
+            <w:tcW w:type="dxa" w:w="1234"/>
+          </w:tcPr>
+          <w:p>
+            <w:r>
+              <w:t>Erwartet: BR-QR-003 verletzt (SCOR bei QR-IBAN)</w:t>
+            </w:r>
+          </w:p>
+        </w:tc>
+      </w:tr>
+      <w:tr>
+        <w:tc>
+          <w:tcPr>
+            <w:tcW w:type="dxa" w:w="1234"/>
+          </w:tcPr>
+          <w:p>
+            <w:r>
+              <w:t>TC-MULTI-007</w:t>
+            </w:r>
+          </w:p>
+        </w:tc>
+        <w:tc>
+          <w:tcPr>
+            <w:tcW w:type="dxa" w:w="1234"/>
+          </w:tcPr>
+          <w:p>
+            <w:r>
+              <w:t>Batch-A: SEPA-Teil</w:t>
+            </w:r>
+          </w:p>
+        </w:tc>
+        <w:tc>
+          <w:tcPr>
+            <w:tcW w:type="dxa" w:w="1234"/>
+          </w:tcPr>
+          <w:p>
+            <w:r>
+              <w:t>SEPA</w:t>
+            </w:r>
+          </w:p>
+        </w:tc>
+        <w:tc>
+          <w:tcPr>
+            <w:tcW w:type="dxa" w:w="1234"/>
+          </w:tcPr>
+          <w:p>
+            <w:r>
+              <w:t>OK</w:t>
+            </w:r>
+          </w:p>
+        </w:tc>
+        <w:tc>
+          <w:tcPr>
+            <w:tcW w:type="dxa" w:w="1234"/>
+          </w:tcPr>
+          <w:p>
+            <w:r>
+              <w:t>Alle bestanden</w:t>
+            </w:r>
+          </w:p>
+        </w:tc>
+        <w:tc>
+          <w:tcPr>
+            <w:tcW w:type="dxa" w:w="1234"/>
+          </w:tcPr>
+          <w:p>
+            <w:r>
+              <w:t>Pass</w:t>
+            </w:r>
+          </w:p>
+        </w:tc>
+        <w:tc>
+          <w:tcPr>
+            <w:tcW w:type="dxa" w:w="1234"/>
+          </w:tcPr>
+          <w:p>
+            <w:r>
+              <w:t>Gruppe BATCH-A, PmtInf 1 von 2</w:t>
+            </w:r>
+          </w:p>
+        </w:tc>
+      </w:tr>
+      <w:tr>
+        <w:tc>
+          <w:tcPr>
+            <w:tcW w:type="dxa" w:w="1234"/>
+          </w:tcPr>
+          <w:p>
+            <w:r>
+              <w:t>TC-MULTI-008</w:t>
+            </w:r>
+          </w:p>
+        </w:tc>
+        <w:tc>
+          <w:tcPr>
+            <w:tcW w:type="dxa" w:w="1234"/>
+          </w:tcPr>
+          <w:p>
+            <w:r>
+              <w:t>Batch-A: Domestic-IBAN-Teil</w:t>
+            </w:r>
+          </w:p>
+        </w:tc>
+        <w:tc>
+          <w:tcPr>
+            <w:tcW w:type="dxa" w:w="1234"/>
+          </w:tcPr>
+          <w:p>
+            <w:r>
+              <w:t>Domestic-IBAN</w:t>
+            </w:r>
+          </w:p>
+        </w:tc>
+        <w:tc>
+          <w:tcPr>
+            <w:tcW w:type="dxa" w:w="1234"/>
+          </w:tcPr>
+          <w:p>
+            <w:r>
+              <w:t>OK</w:t>
+            </w:r>
+          </w:p>
+        </w:tc>
+        <w:tc>
+          <w:tcPr>
+            <w:tcW w:type="dxa" w:w="1234"/>
+          </w:tcPr>
+          <w:p>
+            <w:r>
+              <w:t>Alle bestanden</w:t>
+            </w:r>
+          </w:p>
+        </w:tc>
+        <w:tc>
+          <w:tcPr>
+            <w:tcW w:type="dxa" w:w="1234"/>
+          </w:tcPr>
+          <w:p>
+            <w:r>
+              <w:t>Pass</w:t>
+            </w:r>
+          </w:p>
+        </w:tc>
+        <w:tc>
+          <w:tcPr>
+            <w:tcW w:type="dxa" w:w="1234"/>
+          </w:tcPr>
+          <w:p>
+            <w:r>
+              <w:t>Gruppe BATCH-A, PmtInf 2 von 2</w:t>
+            </w:r>
+          </w:p>
+        </w:tc>
+      </w:tr>
+      <w:tr>
+        <w:tc>
+          <w:tcPr>
+            <w:tcW w:type="dxa" w:w="1234"/>
+          </w:tcPr>
+          <w:p>
+            <w:r>
+              <w:t>TC-MULTI-009</w:t>
+            </w:r>
+          </w:p>
+        </w:tc>
+        <w:tc>
+          <w:tcPr>
+            <w:tcW w:type="dxa" w:w="1234"/>
+          </w:tcPr>
+          <w:p>
+            <w:r>
+              <w:t>Batch-B: CBPR+-Teil</w:t>
+            </w:r>
+          </w:p>
+        </w:tc>
+        <w:tc>
+          <w:tcPr>
+            <w:tcW w:type="dxa" w:w="1234"/>
+          </w:tcPr>
+          <w:p>
+            <w:r>
+              <w:t>CBPR+</w:t>
+            </w:r>
+          </w:p>
+        </w:tc>
+        <w:tc>
+          <w:tcPr>
+            <w:tcW w:type="dxa" w:w="1234"/>
+          </w:tcPr>
+          <w:p>
+            <w:r>
+              <w:t>OK</w:t>
+            </w:r>
+          </w:p>
+        </w:tc>
+        <w:tc>
+          <w:tcPr>
+            <w:tcW w:type="dxa" w:w="1234"/>
+          </w:tcPr>
+          <w:p>
+            <w:r>
+              <w:t>Alle bestanden</w:t>
+            </w:r>
+          </w:p>
+        </w:tc>
+        <w:tc>
+          <w:tcPr>
+            <w:tcW w:type="dxa" w:w="1234"/>
+          </w:tcPr>
+          <w:p>
+            <w:r>
+              <w:t>Pass</w:t>
+            </w:r>
+          </w:p>
+        </w:tc>
+        <w:tc>
+          <w:tcPr>
+            <w:tcW w:type="dxa" w:w="1234"/>
+          </w:tcPr>
+          <w:p>
+            <w:r>
+              <w:t>Gruppe BATCH-B, PmtInf 1 von 2</w:t>
+            </w:r>
+          </w:p>
+        </w:tc>
+      </w:tr>
+      <w:tr>
+        <w:tc>
+          <w:tcPr>
+            <w:tcW w:type="dxa" w:w="1234"/>
+          </w:tcPr>
+          <w:p>
+            <w:r>
+              <w:t>TC-MULTI-010</w:t>
+            </w:r>
+          </w:p>
+        </w:tc>
+        <w:tc>
+          <w:tcPr>
+            <w:tcW w:type="dxa" w:w="1234"/>
+          </w:tcPr>
+          <w:p>
+            <w:r>
+              <w:t>Batch-B: SEPA-Teil</w:t>
+            </w:r>
+          </w:p>
+        </w:tc>
+        <w:tc>
+          <w:tcPr>
+            <w:tcW w:type="dxa" w:w="1234"/>
+          </w:tcPr>
+          <w:p>
+            <w:r>
+              <w:t>SEPA</w:t>
+            </w:r>
+          </w:p>
+        </w:tc>
+        <w:tc>
+          <w:tcPr>
+            <w:tcW w:type="dxa" w:w="1234"/>
+          </w:tcPr>
+          <w:p>
+            <w:r>
+              <w:t>OK</w:t>
+            </w:r>
+          </w:p>
+        </w:tc>
+        <w:tc>
+          <w:tcPr>
+            <w:tcW w:type="dxa" w:w="1234"/>
+          </w:tcPr>
+          <w:p>
+            <w:r>
+              <w:t>Alle bestanden</w:t>
+            </w:r>
+          </w:p>
+        </w:tc>
+        <w:tc>
+          <w:tcPr>
+            <w:tcW w:type="dxa" w:w="1234"/>
+          </w:tcPr>
+          <w:p>
+            <w:r>
+              <w:t>Pass</w:t>
+            </w:r>
+          </w:p>
+        </w:tc>
+        <w:tc>
+          <w:tcPr>
+            <w:tcW w:type="dxa" w:w="1234"/>
+          </w:tcPr>
+          <w:p>
+            <w:r>
+              <w:t>Gruppe BATCH-B, PmtInf 2 von 2</w:t>
+            </w:r>
+          </w:p>
+        </w:tc>
+      </w:tr>
     </w:tbl>
     <w:sectPr>
       <w:pgSz w:w="12240" w:h="15840"/>

--- a/examples/Testlauf_Zusammenfassung.docx
+++ b/examples/Testlauf_Zusammenfassung.docx
@@ -12,7 +12,7 @@
     </w:p>
     <w:p>
       <w:r>
-        <w:t>Datum/Uhrzeit: 2026-03-20 19:23:54</w:t>
+        <w:t>Datum/Uhrzeit: 2026-03-21 10:50:44</w:t>
       </w:r>
     </w:p>
     <w:p>
@@ -22,12 +22,12 @@
     </w:p>
     <w:p>
       <w:r>
-        <w:t>Testfälle gesamt: 20</w:t>
+        <w:t>Testfälle gesamt: 65</w:t>
       </w:r>
     </w:p>
     <w:p>
       <w:r>
-        <w:t>Pass: 20 | Fail: 0</w:t>
+        <w:t>Pass: 65 | Fail: 0</w:t>
       </w:r>
     </w:p>
     <w:p>
@@ -1306,17 +1306,17 @@
           </w:tcPr>
           <w:p>
             <w:r>
-              <w:t>TC-MULTI-007</w:t>
-            </w:r>
-          </w:p>
-        </w:tc>
-        <w:tc>
-          <w:tcPr>
-            <w:tcW w:type="dxa" w:w="1234"/>
-          </w:tcPr>
-          <w:p>
-            <w:r>
-              <w:t>Batch-A: SEPA-Teil</w:t>
+              <w:t>TC-SEPA-004</w:t>
+            </w:r>
+          </w:p>
+        </w:tc>
+        <w:tc>
+          <w:tcPr>
+            <w:tcW w:type="dxa" w:w="1234"/>
+          </w:tcPr>
+          <w:p>
+            <w:r>
+              <w:t>SEPA falsche Gebuehrenregelung</w:t>
             </w:r>
           </w:p>
         </w:tc>
@@ -1346,7 +1346,7 @@
           </w:tcPr>
           <w:p>
             <w:r>
-              <w:t>Alle bestanden</w:t>
+              <w:t>BR-SEPA-003: ChrgBr muss SLEV sein</w:t>
             </w:r>
           </w:p>
         </w:tc>
@@ -1366,7 +1366,7 @@
           </w:tcPr>
           <w:p>
             <w:r>
-              <w:t>Gruppe BATCH-A, PmtInf 1 von 2</w:t>
+              <w:t>Erwartet: BR-SEPA-003 verletzt (ChrgBr != SLEV)</w:t>
             </w:r>
           </w:p>
         </w:tc>
@@ -1378,27 +1378,27 @@
           </w:tcPr>
           <w:p>
             <w:r>
-              <w:t>TC-MULTI-008</w:t>
-            </w:r>
-          </w:p>
-        </w:tc>
-        <w:tc>
-          <w:tcPr>
-            <w:tcW w:type="dxa" w:w="1234"/>
-          </w:tcPr>
-          <w:p>
-            <w:r>
-              <w:t>Batch-A: Domestic-IBAN-Teil</w:t>
-            </w:r>
-          </w:p>
-        </w:tc>
-        <w:tc>
-          <w:tcPr>
-            <w:tcW w:type="dxa" w:w="1234"/>
-          </w:tcPr>
-          <w:p>
-            <w:r>
-              <w:t>Domestic-IBAN</w:t>
+              <w:t>TC-SEPA-005</w:t>
+            </w:r>
+          </w:p>
+        </w:tc>
+        <w:tc>
+          <w:tcPr>
+            <w:tcW w:type="dxa" w:w="1234"/>
+          </w:tcPr>
+          <w:p>
+            <w:r>
+              <w:t>SEPA zu langer Creditor-Name</w:t>
+            </w:r>
+          </w:p>
+        </w:tc>
+        <w:tc>
+          <w:tcPr>
+            <w:tcW w:type="dxa" w:w="1234"/>
+          </w:tcPr>
+          <w:p>
+            <w:r>
+              <w:t>SEPA</w:t>
             </w:r>
           </w:p>
         </w:tc>
@@ -1418,7 +1418,7 @@
           </w:tcPr>
           <w:p>
             <w:r>
-              <w:t>Alle bestanden</w:t>
+              <w:t>BR-SEPA-004: Creditor-Name darf maximal 70 Zeichen lang sein</w:t>
             </w:r>
           </w:p>
         </w:tc>
@@ -1438,7 +1438,7 @@
           </w:tcPr>
           <w:p>
             <w:r>
-              <w:t>Gruppe BATCH-A, PmtInf 2 von 2</w:t>
+              <w:t>Erwartet: BR-SEPA-004 verletzt (Name &gt; 70 Zeichen)</w:t>
             </w:r>
           </w:p>
         </w:tc>
@@ -1450,27 +1450,27 @@
           </w:tcPr>
           <w:p>
             <w:r>
-              <w:t>TC-MULTI-009</w:t>
-            </w:r>
-          </w:p>
-        </w:tc>
-        <w:tc>
-          <w:tcPr>
-            <w:tcW w:type="dxa" w:w="1234"/>
-          </w:tcPr>
-          <w:p>
-            <w:r>
-              <w:t>Batch-B: CBPR+-Teil</w:t>
-            </w:r>
-          </w:p>
-        </w:tc>
-        <w:tc>
-          <w:tcPr>
-            <w:tcW w:type="dxa" w:w="1234"/>
-          </w:tcPr>
-          <w:p>
-            <w:r>
-              <w:t>CBPR+</w:t>
+              <w:t>TC-QR-003</w:t>
+            </w:r>
+          </w:p>
+        </w:tc>
+        <w:tc>
+          <w:tcPr>
+            <w:tcW w:type="dxa" w:w="1234"/>
+          </w:tcPr>
+          <w:p>
+            <w:r>
+              <w:t>QR-Zahlung falsche Waehrung</w:t>
+            </w:r>
+          </w:p>
+        </w:tc>
+        <w:tc>
+          <w:tcPr>
+            <w:tcW w:type="dxa" w:w="1234"/>
+          </w:tcPr>
+          <w:p>
+            <w:r>
+              <w:t>Domestic-QR</w:t>
             </w:r>
           </w:p>
         </w:tc>
@@ -1490,7 +1490,7 @@
           </w:tcPr>
           <w:p>
             <w:r>
-              <w:t>Alle bestanden</w:t>
+              <w:t>BR-QR-004: Währung muss CHF oder EUR sein</w:t>
             </w:r>
           </w:p>
         </w:tc>
@@ -1510,7 +1510,7 @@
           </w:tcPr>
           <w:p>
             <w:r>
-              <w:t>Gruppe BATCH-B, PmtInf 1 von 2</w:t>
+              <w:t>Erwartet: BR-QR-004 verletzt (Waehrung nicht CHF/EUR)</w:t>
             </w:r>
           </w:p>
         </w:tc>
@@ -1522,6 +1522,2684 @@
           </w:tcPr>
           <w:p>
             <w:r>
+              <w:t>TC-IBAN-003</w:t>
+            </w:r>
+          </w:p>
+        </w:tc>
+        <w:tc>
+          <w:tcPr>
+            <w:tcW w:type="dxa" w:w="1234"/>
+          </w:tcPr>
+          <w:p>
+            <w:r>
+              <w:t>Domestic-IBAN mit QR-IBAN</w:t>
+            </w:r>
+          </w:p>
+        </w:tc>
+        <w:tc>
+          <w:tcPr>
+            <w:tcW w:type="dxa" w:w="1234"/>
+          </w:tcPr>
+          <w:p>
+            <w:r>
+              <w:t>Domestic-IBAN</w:t>
+            </w:r>
+          </w:p>
+        </w:tc>
+        <w:tc>
+          <w:tcPr>
+            <w:tcW w:type="dxa" w:w="1234"/>
+          </w:tcPr>
+          <w:p>
+            <w:r>
+              <w:t>OK</w:t>
+            </w:r>
+          </w:p>
+        </w:tc>
+        <w:tc>
+          <w:tcPr>
+            <w:tcW w:type="dxa" w:w="1234"/>
+          </w:tcPr>
+          <w:p>
+            <w:r>
+              <w:t>BR-IBAN-001: Creditor darf keine QR-IBAN haben</w:t>
+            </w:r>
+          </w:p>
+        </w:tc>
+        <w:tc>
+          <w:tcPr>
+            <w:tcW w:type="dxa" w:w="1234"/>
+          </w:tcPr>
+          <w:p>
+            <w:r>
+              <w:t>Pass</w:t>
+            </w:r>
+          </w:p>
+        </w:tc>
+        <w:tc>
+          <w:tcPr>
+            <w:tcW w:type="dxa" w:w="1234"/>
+          </w:tcPr>
+          <w:p>
+            <w:r>
+              <w:t>Erwartet: BR-IBAN-001 verletzt (QR-IBAN statt regulaere)</w:t>
+            </w:r>
+          </w:p>
+        </w:tc>
+      </w:tr>
+      <w:tr>
+        <w:tc>
+          <w:tcPr>
+            <w:tcW w:type="dxa" w:w="1234"/>
+          </w:tcPr>
+          <w:p>
+            <w:r>
+              <w:t>TC-IBAN-005</w:t>
+            </w:r>
+          </w:p>
+        </w:tc>
+        <w:tc>
+          <w:tcPr>
+            <w:tcW w:type="dxa" w:w="1234"/>
+          </w:tcPr>
+          <w:p>
+            <w:r>
+              <w:t>Domestic-IBAN mit QRR-Referenz</w:t>
+            </w:r>
+          </w:p>
+        </w:tc>
+        <w:tc>
+          <w:tcPr>
+            <w:tcW w:type="dxa" w:w="1234"/>
+          </w:tcPr>
+          <w:p>
+            <w:r>
+              <w:t>Domestic-IBAN</w:t>
+            </w:r>
+          </w:p>
+        </w:tc>
+        <w:tc>
+          <w:tcPr>
+            <w:tcW w:type="dxa" w:w="1234"/>
+          </w:tcPr>
+          <w:p>
+            <w:r>
+              <w:t>OK</w:t>
+            </w:r>
+          </w:p>
+        </w:tc>
+        <w:tc>
+          <w:tcPr>
+            <w:tcW w:type="dxa" w:w="1234"/>
+          </w:tcPr>
+          <w:p>
+            <w:r>
+              <w:t>BR-IBAN-002: QR-Referenz (QRR) ist bei regulärer IBAN nicht zulässig</w:t>
+            </w:r>
+          </w:p>
+        </w:tc>
+        <w:tc>
+          <w:tcPr>
+            <w:tcW w:type="dxa" w:w="1234"/>
+          </w:tcPr>
+          <w:p>
+            <w:r>
+              <w:t>Pass</w:t>
+            </w:r>
+          </w:p>
+        </w:tc>
+        <w:tc>
+          <w:tcPr>
+            <w:tcW w:type="dxa" w:w="1234"/>
+          </w:tcPr>
+          <w:p>
+            <w:r>
+              <w:t>Erwartet: BR-IBAN-002 verletzt (QRR bei regulaerer IBAN)</w:t>
+            </w:r>
+          </w:p>
+        </w:tc>
+      </w:tr>
+      <w:tr>
+        <w:tc>
+          <w:tcPr>
+            <w:tcW w:type="dxa" w:w="1234"/>
+          </w:tcPr>
+          <w:p>
+            <w:r>
+              <w:t>TC-SEPA-006</w:t>
+            </w:r>
+          </w:p>
+        </w:tc>
+        <w:tc>
+          <w:tcPr>
+            <w:tcW w:type="dxa" w:w="1234"/>
+          </w:tcPr>
+          <w:p>
+            <w:r>
+              <w:t>SEPA Kleinstbetrag</w:t>
+            </w:r>
+          </w:p>
+        </w:tc>
+        <w:tc>
+          <w:tcPr>
+            <w:tcW w:type="dxa" w:w="1234"/>
+          </w:tcPr>
+          <w:p>
+            <w:r>
+              <w:t>SEPA</w:t>
+            </w:r>
+          </w:p>
+        </w:tc>
+        <w:tc>
+          <w:tcPr>
+            <w:tcW w:type="dxa" w:w="1234"/>
+          </w:tcPr>
+          <w:p>
+            <w:r>
+              <w:t>OK</w:t>
+            </w:r>
+          </w:p>
+        </w:tc>
+        <w:tc>
+          <w:tcPr>
+            <w:tcW w:type="dxa" w:w="1234"/>
+          </w:tcPr>
+          <w:p>
+            <w:r>
+              <w:t>Alle bestanden</w:t>
+            </w:r>
+          </w:p>
+        </w:tc>
+        <w:tc>
+          <w:tcPr>
+            <w:tcW w:type="dxa" w:w="1234"/>
+          </w:tcPr>
+          <w:p>
+            <w:r>
+              <w:t>Pass</w:t>
+            </w:r>
+          </w:p>
+        </w:tc>
+        <w:tc>
+          <w:tcPr>
+            <w:tcW w:type="dxa" w:w="1234"/>
+          </w:tcPr>
+          <w:p>
+            <w:r>
+              <w:t>Grenzwert: kleinster zulaessiger Betrag</w:t>
+            </w:r>
+          </w:p>
+        </w:tc>
+      </w:tr>
+      <w:tr>
+        <w:tc>
+          <w:tcPr>
+            <w:tcW w:type="dxa" w:w="1234"/>
+          </w:tcPr>
+          <w:p>
+            <w:r>
+              <w:t>TC-SEPA-007</w:t>
+            </w:r>
+          </w:p>
+        </w:tc>
+        <w:tc>
+          <w:tcPr>
+            <w:tcW w:type="dxa" w:w="1234"/>
+          </w:tcPr>
+          <w:p>
+            <w:r>
+              <w:t>SEPA Grossbetrag</w:t>
+            </w:r>
+          </w:p>
+        </w:tc>
+        <w:tc>
+          <w:tcPr>
+            <w:tcW w:type="dxa" w:w="1234"/>
+          </w:tcPr>
+          <w:p>
+            <w:r>
+              <w:t>SEPA</w:t>
+            </w:r>
+          </w:p>
+        </w:tc>
+        <w:tc>
+          <w:tcPr>
+            <w:tcW w:type="dxa" w:w="1234"/>
+          </w:tcPr>
+          <w:p>
+            <w:r>
+              <w:t>OK</w:t>
+            </w:r>
+          </w:p>
+        </w:tc>
+        <w:tc>
+          <w:tcPr>
+            <w:tcW w:type="dxa" w:w="1234"/>
+          </w:tcPr>
+          <w:p>
+            <w:r>
+              <w:t>Alle bestanden</w:t>
+            </w:r>
+          </w:p>
+        </w:tc>
+        <w:tc>
+          <w:tcPr>
+            <w:tcW w:type="dxa" w:w="1234"/>
+          </w:tcPr>
+          <w:p>
+            <w:r>
+              <w:t>Pass</w:t>
+            </w:r>
+          </w:p>
+        </w:tc>
+        <w:tc>
+          <w:tcPr>
+            <w:tcW w:type="dxa" w:w="1234"/>
+          </w:tcPr>
+          <w:p>
+            <w:r>
+              <w:t>Hoher Betrag, innerhalb SEPA-Limit</w:t>
+            </w:r>
+          </w:p>
+        </w:tc>
+      </w:tr>
+      <w:tr>
+        <w:tc>
+          <w:tcPr>
+            <w:tcW w:type="dxa" w:w="1234"/>
+          </w:tcPr>
+          <w:p>
+            <w:r>
+              <w:t>TC-SEPA-008</w:t>
+            </w:r>
+          </w:p>
+        </w:tc>
+        <w:tc>
+          <w:tcPr>
+            <w:tcW w:type="dxa" w:w="1234"/>
+          </w:tcPr>
+          <w:p>
+            <w:r>
+              <w:t>SEPA Grenzwert Creditor-Name 70 Zeichen</w:t>
+            </w:r>
+          </w:p>
+        </w:tc>
+        <w:tc>
+          <w:tcPr>
+            <w:tcW w:type="dxa" w:w="1234"/>
+          </w:tcPr>
+          <w:p>
+            <w:r>
+              <w:t>SEPA</w:t>
+            </w:r>
+          </w:p>
+        </w:tc>
+        <w:tc>
+          <w:tcPr>
+            <w:tcW w:type="dxa" w:w="1234"/>
+          </w:tcPr>
+          <w:p>
+            <w:r>
+              <w:t>OK</w:t>
+            </w:r>
+          </w:p>
+        </w:tc>
+        <w:tc>
+          <w:tcPr>
+            <w:tcW w:type="dxa" w:w="1234"/>
+          </w:tcPr>
+          <w:p>
+            <w:r>
+              <w:t>Alle bestanden</w:t>
+            </w:r>
+          </w:p>
+        </w:tc>
+        <w:tc>
+          <w:tcPr>
+            <w:tcW w:type="dxa" w:w="1234"/>
+          </w:tcPr>
+          <w:p>
+            <w:r>
+              <w:t>Pass</w:t>
+            </w:r>
+          </w:p>
+        </w:tc>
+        <w:tc>
+          <w:tcPr>
+            <w:tcW w:type="dxa" w:w="1234"/>
+          </w:tcPr>
+          <w:p>
+            <w:r>
+              <w:t>Grenzwert: exakt 70 Zeichen, muss OK sein</w:t>
+            </w:r>
+          </w:p>
+        </w:tc>
+      </w:tr>
+      <w:tr>
+        <w:tc>
+          <w:tcPr>
+            <w:tcW w:type="dxa" w:w="1234"/>
+          </w:tcPr>
+          <w:p>
+            <w:r>
+              <w:t>TC-SEPA-009</w:t>
+            </w:r>
+          </w:p>
+        </w:tc>
+        <w:tc>
+          <w:tcPr>
+            <w:tcW w:type="dxa" w:w="1234"/>
+          </w:tcPr>
+          <w:p>
+            <w:r>
+              <w:t>SEPA mit vollem Creditor-Override</w:t>
+            </w:r>
+          </w:p>
+        </w:tc>
+        <w:tc>
+          <w:tcPr>
+            <w:tcW w:type="dxa" w:w="1234"/>
+          </w:tcPr>
+          <w:p>
+            <w:r>
+              <w:t>SEPA</w:t>
+            </w:r>
+          </w:p>
+        </w:tc>
+        <w:tc>
+          <w:tcPr>
+            <w:tcW w:type="dxa" w:w="1234"/>
+          </w:tcPr>
+          <w:p>
+            <w:r>
+              <w:t>OK</w:t>
+            </w:r>
+          </w:p>
+        </w:tc>
+        <w:tc>
+          <w:tcPr>
+            <w:tcW w:type="dxa" w:w="1234"/>
+          </w:tcPr>
+          <w:p>
+            <w:r>
+              <w:t>Alle bestanden</w:t>
+            </w:r>
+          </w:p>
+        </w:tc>
+        <w:tc>
+          <w:tcPr>
+            <w:tcW w:type="dxa" w:w="1234"/>
+          </w:tcPr>
+          <w:p>
+            <w:r>
+              <w:t>Pass</w:t>
+            </w:r>
+          </w:p>
+        </w:tc>
+        <w:tc>
+          <w:tcPr>
+            <w:tcW w:type="dxa" w:w="1234"/>
+          </w:tcPr>
+          <w:p>
+            <w:r>
+              <w:t>Alle Creditor-Felder uebersteuert</w:t>
+            </w:r>
+          </w:p>
+        </w:tc>
+      </w:tr>
+      <w:tr>
+        <w:tc>
+          <w:tcPr>
+            <w:tcW w:type="dxa" w:w="1234"/>
+          </w:tcPr>
+          <w:p>
+            <w:r>
+              <w:t>TC-SEPA-010</w:t>
+            </w:r>
+          </w:p>
+        </w:tc>
+        <w:tc>
+          <w:tcPr>
+            <w:tcW w:type="dxa" w:w="1234"/>
+          </w:tcPr>
+          <w:p>
+            <w:r>
+              <w:t>SEPA SEPA-Maxbetrag</w:t>
+            </w:r>
+          </w:p>
+        </w:tc>
+        <w:tc>
+          <w:tcPr>
+            <w:tcW w:type="dxa" w:w="1234"/>
+          </w:tcPr>
+          <w:p>
+            <w:r>
+              <w:t>SEPA</w:t>
+            </w:r>
+          </w:p>
+        </w:tc>
+        <w:tc>
+          <w:tcPr>
+            <w:tcW w:type="dxa" w:w="1234"/>
+          </w:tcPr>
+          <w:p>
+            <w:r>
+              <w:t>OK</w:t>
+            </w:r>
+          </w:p>
+        </w:tc>
+        <w:tc>
+          <w:tcPr>
+            <w:tcW w:type="dxa" w:w="1234"/>
+          </w:tcPr>
+          <w:p>
+            <w:r>
+              <w:t>Alle bestanden</w:t>
+            </w:r>
+          </w:p>
+        </w:tc>
+        <w:tc>
+          <w:tcPr>
+            <w:tcW w:type="dxa" w:w="1234"/>
+          </w:tcPr>
+          <w:p>
+            <w:r>
+              <w:t>Pass</w:t>
+            </w:r>
+          </w:p>
+        </w:tc>
+        <w:tc>
+          <w:tcPr>
+            <w:tcW w:type="dxa" w:w="1234"/>
+          </w:tcPr>
+          <w:p>
+            <w:r>
+              <w:t>Grenzwert: SEPA-Maximum (BR-SEPA-006)</w:t>
+            </w:r>
+          </w:p>
+        </w:tc>
+      </w:tr>
+      <w:tr>
+        <w:tc>
+          <w:tcPr>
+            <w:tcW w:type="dxa" w:w="1234"/>
+          </w:tcPr>
+          <w:p>
+            <w:r>
+              <w:t>TC-QR-004</w:t>
+            </w:r>
+          </w:p>
+        </w:tc>
+        <w:tc>
+          <w:tcPr>
+            <w:tcW w:type="dxa" w:w="1234"/>
+          </w:tcPr>
+          <w:p>
+            <w:r>
+              <w:t>QR-Zahlung EUR</w:t>
+            </w:r>
+          </w:p>
+        </w:tc>
+        <w:tc>
+          <w:tcPr>
+            <w:tcW w:type="dxa" w:w="1234"/>
+          </w:tcPr>
+          <w:p>
+            <w:r>
+              <w:t>Domestic-QR</w:t>
+            </w:r>
+          </w:p>
+        </w:tc>
+        <w:tc>
+          <w:tcPr>
+            <w:tcW w:type="dxa" w:w="1234"/>
+          </w:tcPr>
+          <w:p>
+            <w:r>
+              <w:t>OK</w:t>
+            </w:r>
+          </w:p>
+        </w:tc>
+        <w:tc>
+          <w:tcPr>
+            <w:tcW w:type="dxa" w:w="1234"/>
+          </w:tcPr>
+          <w:p>
+            <w:r>
+              <w:t>Alle bestanden</w:t>
+            </w:r>
+          </w:p>
+        </w:tc>
+        <w:tc>
+          <w:tcPr>
+            <w:tcW w:type="dxa" w:w="1234"/>
+          </w:tcPr>
+          <w:p>
+            <w:r>
+              <w:t>Pass</w:t>
+            </w:r>
+          </w:p>
+        </w:tc>
+        <w:tc>
+          <w:tcPr>
+            <w:tcW w:type="dxa" w:w="1234"/>
+          </w:tcPr>
+          <w:p>
+            <w:r>
+              <w:t>QR-IBAN mit EUR statt CHF</w:t>
+            </w:r>
+          </w:p>
+        </w:tc>
+      </w:tr>
+      <w:tr>
+        <w:tc>
+          <w:tcPr>
+            <w:tcW w:type="dxa" w:w="1234"/>
+          </w:tcPr>
+          <w:p>
+            <w:r>
+              <w:t>TC-QR-005</w:t>
+            </w:r>
+          </w:p>
+        </w:tc>
+        <w:tc>
+          <w:tcPr>
+            <w:tcW w:type="dxa" w:w="1234"/>
+          </w:tcPr>
+          <w:p>
+            <w:r>
+              <w:t>QR-Zahlung Kleinstbetrag</w:t>
+            </w:r>
+          </w:p>
+        </w:tc>
+        <w:tc>
+          <w:tcPr>
+            <w:tcW w:type="dxa" w:w="1234"/>
+          </w:tcPr>
+          <w:p>
+            <w:r>
+              <w:t>Domestic-QR</w:t>
+            </w:r>
+          </w:p>
+        </w:tc>
+        <w:tc>
+          <w:tcPr>
+            <w:tcW w:type="dxa" w:w="1234"/>
+          </w:tcPr>
+          <w:p>
+            <w:r>
+              <w:t>OK</w:t>
+            </w:r>
+          </w:p>
+        </w:tc>
+        <w:tc>
+          <w:tcPr>
+            <w:tcW w:type="dxa" w:w="1234"/>
+          </w:tcPr>
+          <w:p>
+            <w:r>
+              <w:t>Alle bestanden</w:t>
+            </w:r>
+          </w:p>
+        </w:tc>
+        <w:tc>
+          <w:tcPr>
+            <w:tcW w:type="dxa" w:w="1234"/>
+          </w:tcPr>
+          <w:p>
+            <w:r>
+              <w:t>Pass</w:t>
+            </w:r>
+          </w:p>
+        </w:tc>
+        <w:tc>
+          <w:tcPr>
+            <w:tcW w:type="dxa" w:w="1234"/>
+          </w:tcPr>
+          <w:p>
+            <w:r>
+              <w:t>Grenzwert: kleinster zulaessiger Betrag</w:t>
+            </w:r>
+          </w:p>
+        </w:tc>
+      </w:tr>
+      <w:tr>
+        <w:tc>
+          <w:tcPr>
+            <w:tcW w:type="dxa" w:w="1234"/>
+          </w:tcPr>
+          <w:p>
+            <w:r>
+              <w:t>TC-IBAN-006</w:t>
+            </w:r>
+          </w:p>
+        </w:tc>
+        <w:tc>
+          <w:tcPr>
+            <w:tcW w:type="dxa" w:w="1234"/>
+          </w:tcPr>
+          <w:p>
+            <w:r>
+              <w:t>Domestic-IBAN Kleinstbetrag</w:t>
+            </w:r>
+          </w:p>
+        </w:tc>
+        <w:tc>
+          <w:tcPr>
+            <w:tcW w:type="dxa" w:w="1234"/>
+          </w:tcPr>
+          <w:p>
+            <w:r>
+              <w:t>Domestic-IBAN</w:t>
+            </w:r>
+          </w:p>
+        </w:tc>
+        <w:tc>
+          <w:tcPr>
+            <w:tcW w:type="dxa" w:w="1234"/>
+          </w:tcPr>
+          <w:p>
+            <w:r>
+              <w:t>OK</w:t>
+            </w:r>
+          </w:p>
+        </w:tc>
+        <w:tc>
+          <w:tcPr>
+            <w:tcW w:type="dxa" w:w="1234"/>
+          </w:tcPr>
+          <w:p>
+            <w:r>
+              <w:t>Alle bestanden</w:t>
+            </w:r>
+          </w:p>
+        </w:tc>
+        <w:tc>
+          <w:tcPr>
+            <w:tcW w:type="dxa" w:w="1234"/>
+          </w:tcPr>
+          <w:p>
+            <w:r>
+              <w:t>Pass</w:t>
+            </w:r>
+          </w:p>
+        </w:tc>
+        <w:tc>
+          <w:tcPr>
+            <w:tcW w:type="dxa" w:w="1234"/>
+          </w:tcPr>
+          <w:p>
+            <w:r>
+              <w:t>Kleiner CHF-Betrag</w:t>
+            </w:r>
+          </w:p>
+        </w:tc>
+      </w:tr>
+      <w:tr>
+        <w:tc>
+          <w:tcPr>
+            <w:tcW w:type="dxa" w:w="1234"/>
+          </w:tcPr>
+          <w:p>
+            <w:r>
+              <w:t>TC-IBAN-007</w:t>
+            </w:r>
+          </w:p>
+        </w:tc>
+        <w:tc>
+          <w:tcPr>
+            <w:tcW w:type="dxa" w:w="1234"/>
+          </w:tcPr>
+          <w:p>
+            <w:r>
+              <w:t>Domestic-IBAN Grossbetrag</w:t>
+            </w:r>
+          </w:p>
+        </w:tc>
+        <w:tc>
+          <w:tcPr>
+            <w:tcW w:type="dxa" w:w="1234"/>
+          </w:tcPr>
+          <w:p>
+            <w:r>
+              <w:t>Domestic-IBAN</w:t>
+            </w:r>
+          </w:p>
+        </w:tc>
+        <w:tc>
+          <w:tcPr>
+            <w:tcW w:type="dxa" w:w="1234"/>
+          </w:tcPr>
+          <w:p>
+            <w:r>
+              <w:t>OK</w:t>
+            </w:r>
+          </w:p>
+        </w:tc>
+        <w:tc>
+          <w:tcPr>
+            <w:tcW w:type="dxa" w:w="1234"/>
+          </w:tcPr>
+          <w:p>
+            <w:r>
+              <w:t>Alle bestanden</w:t>
+            </w:r>
+          </w:p>
+        </w:tc>
+        <w:tc>
+          <w:tcPr>
+            <w:tcW w:type="dxa" w:w="1234"/>
+          </w:tcPr>
+          <w:p>
+            <w:r>
+              <w:t>Pass</w:t>
+            </w:r>
+          </w:p>
+        </w:tc>
+        <w:tc>
+          <w:tcPr>
+            <w:tcW w:type="dxa" w:w="1234"/>
+          </w:tcPr>
+          <w:p>
+            <w:r>
+              <w:t>Grossbetrag Inland</w:t>
+            </w:r>
+          </w:p>
+        </w:tc>
+      </w:tr>
+      <w:tr>
+        <w:tc>
+          <w:tcPr>
+            <w:tcW w:type="dxa" w:w="1234"/>
+          </w:tcPr>
+          <w:p>
+            <w:r>
+              <w:t>TC-CBPR-004</w:t>
+            </w:r>
+          </w:p>
+        </w:tc>
+        <w:tc>
+          <w:tcPr>
+            <w:tcW w:type="dxa" w:w="1234"/>
+          </w:tcPr>
+          <w:p>
+            <w:r>
+              <w:t>CBPR+ EUR-Zahlung</w:t>
+            </w:r>
+          </w:p>
+        </w:tc>
+        <w:tc>
+          <w:tcPr>
+            <w:tcW w:type="dxa" w:w="1234"/>
+          </w:tcPr>
+          <w:p>
+            <w:r>
+              <w:t>CBPR+</w:t>
+            </w:r>
+          </w:p>
+        </w:tc>
+        <w:tc>
+          <w:tcPr>
+            <w:tcW w:type="dxa" w:w="1234"/>
+          </w:tcPr>
+          <w:p>
+            <w:r>
+              <w:t>OK</w:t>
+            </w:r>
+          </w:p>
+        </w:tc>
+        <w:tc>
+          <w:tcPr>
+            <w:tcW w:type="dxa" w:w="1234"/>
+          </w:tcPr>
+          <w:p>
+            <w:r>
+              <w:t>Alle bestanden</w:t>
+            </w:r>
+          </w:p>
+        </w:tc>
+        <w:tc>
+          <w:tcPr>
+            <w:tcW w:type="dxa" w:w="1234"/>
+          </w:tcPr>
+          <w:p>
+            <w:r>
+              <w:t>Pass</w:t>
+            </w:r>
+          </w:p>
+        </w:tc>
+        <w:tc>
+          <w:tcPr>
+            <w:tcW w:type="dxa" w:w="1234"/>
+          </w:tcPr>
+          <w:p>
+            <w:r>
+              <w:t>CBPR+ mit europaeischer Waehrung</w:t>
+            </w:r>
+          </w:p>
+        </w:tc>
+      </w:tr>
+      <w:tr>
+        <w:tc>
+          <w:tcPr>
+            <w:tcW w:type="dxa" w:w="1234"/>
+          </w:tcPr>
+          <w:p>
+            <w:r>
+              <w:t>TC-CBPR-005</w:t>
+            </w:r>
+          </w:p>
+        </w:tc>
+        <w:tc>
+          <w:tcPr>
+            <w:tcW w:type="dxa" w:w="1234"/>
+          </w:tcPr>
+          <w:p>
+            <w:r>
+              <w:t>CBPR+ GBP-Zahlung</w:t>
+            </w:r>
+          </w:p>
+        </w:tc>
+        <w:tc>
+          <w:tcPr>
+            <w:tcW w:type="dxa" w:w="1234"/>
+          </w:tcPr>
+          <w:p>
+            <w:r>
+              <w:t>CBPR+</w:t>
+            </w:r>
+          </w:p>
+        </w:tc>
+        <w:tc>
+          <w:tcPr>
+            <w:tcW w:type="dxa" w:w="1234"/>
+          </w:tcPr>
+          <w:p>
+            <w:r>
+              <w:t>OK</w:t>
+            </w:r>
+          </w:p>
+        </w:tc>
+        <w:tc>
+          <w:tcPr>
+            <w:tcW w:type="dxa" w:w="1234"/>
+          </w:tcPr>
+          <w:p>
+            <w:r>
+              <w:t>Alle bestanden</w:t>
+            </w:r>
+          </w:p>
+        </w:tc>
+        <w:tc>
+          <w:tcPr>
+            <w:tcW w:type="dxa" w:w="1234"/>
+          </w:tcPr>
+          <w:p>
+            <w:r>
+              <w:t>Pass</w:t>
+            </w:r>
+          </w:p>
+        </w:tc>
+        <w:tc>
+          <w:tcPr>
+            <w:tcW w:type="dxa" w:w="1234"/>
+          </w:tcPr>
+          <w:p>
+            <w:r>
+              <w:t>CBPR+ Pfund Sterling</w:t>
+            </w:r>
+          </w:p>
+        </w:tc>
+      </w:tr>
+      <w:tr>
+        <w:tc>
+          <w:tcPr>
+            <w:tcW w:type="dxa" w:w="1234"/>
+          </w:tcPr>
+          <w:p>
+            <w:r>
+              <w:t>TC-CBPR-006</w:t>
+            </w:r>
+          </w:p>
+        </w:tc>
+        <w:tc>
+          <w:tcPr>
+            <w:tcW w:type="dxa" w:w="1234"/>
+          </w:tcPr>
+          <w:p>
+            <w:r>
+              <w:t>CBPR+ CHF-Zahlung</w:t>
+            </w:r>
+          </w:p>
+        </w:tc>
+        <w:tc>
+          <w:tcPr>
+            <w:tcW w:type="dxa" w:w="1234"/>
+          </w:tcPr>
+          <w:p>
+            <w:r>
+              <w:t>CBPR+</w:t>
+            </w:r>
+          </w:p>
+        </w:tc>
+        <w:tc>
+          <w:tcPr>
+            <w:tcW w:type="dxa" w:w="1234"/>
+          </w:tcPr>
+          <w:p>
+            <w:r>
+              <w:t>OK</w:t>
+            </w:r>
+          </w:p>
+        </w:tc>
+        <w:tc>
+          <w:tcPr>
+            <w:tcW w:type="dxa" w:w="1234"/>
+          </w:tcPr>
+          <w:p>
+            <w:r>
+              <w:t>Alle bestanden</w:t>
+            </w:r>
+          </w:p>
+        </w:tc>
+        <w:tc>
+          <w:tcPr>
+            <w:tcW w:type="dxa" w:w="1234"/>
+          </w:tcPr>
+          <w:p>
+            <w:r>
+              <w:t>Pass</w:t>
+            </w:r>
+          </w:p>
+        </w:tc>
+        <w:tc>
+          <w:tcPr>
+            <w:tcW w:type="dxa" w:w="1234"/>
+          </w:tcPr>
+          <w:p>
+            <w:r>
+              <w:t>CBPR+ mit Schweizer Franken</w:t>
+            </w:r>
+          </w:p>
+        </w:tc>
+      </w:tr>
+      <w:tr>
+        <w:tc>
+          <w:tcPr>
+            <w:tcW w:type="dxa" w:w="1234"/>
+          </w:tcPr>
+          <w:p>
+            <w:r>
+              <w:t>TC-DBT-001</w:t>
+            </w:r>
+          </w:p>
+        </w:tc>
+        <w:tc>
+          <w:tcPr>
+            <w:tcW w:type="dxa" w:w="1234"/>
+          </w:tcPr>
+          <w:p>
+            <w:r>
+              <w:t>Minimaler Debtor</w:t>
+            </w:r>
+          </w:p>
+        </w:tc>
+        <w:tc>
+          <w:tcPr>
+            <w:tcW w:type="dxa" w:w="1234"/>
+          </w:tcPr>
+          <w:p>
+            <w:r>
+              <w:t>SEPA</w:t>
+            </w:r>
+          </w:p>
+        </w:tc>
+        <w:tc>
+          <w:tcPr>
+            <w:tcW w:type="dxa" w:w="1234"/>
+          </w:tcPr>
+          <w:p>
+            <w:r>
+              <w:t>OK</w:t>
+            </w:r>
+          </w:p>
+        </w:tc>
+        <w:tc>
+          <w:tcPr>
+            <w:tcW w:type="dxa" w:w="1234"/>
+          </w:tcPr>
+          <w:p>
+            <w:r>
+              <w:t>Alle bestanden</w:t>
+            </w:r>
+          </w:p>
+        </w:tc>
+        <w:tc>
+          <w:tcPr>
+            <w:tcW w:type="dxa" w:w="1234"/>
+          </w:tcPr>
+          <w:p>
+            <w:r>
+              <w:t>Pass</w:t>
+            </w:r>
+          </w:p>
+        </w:tc>
+        <w:tc>
+          <w:tcPr>
+            <w:tcW w:type="dxa" w:w="1234"/>
+          </w:tcPr>
+          <w:p>
+            <w:r>
+              <w:t>Debtor ohne BIC, Adresse — NOTPROVIDED im XML</w:t>
+            </w:r>
+          </w:p>
+        </w:tc>
+      </w:tr>
+      <w:tr>
+        <w:tc>
+          <w:tcPr>
+            <w:tcW w:type="dxa" w:w="1234"/>
+          </w:tcPr>
+          <w:p>
+            <w:r>
+              <w:t>TC-DBT-002</w:t>
+            </w:r>
+          </w:p>
+        </w:tc>
+        <w:tc>
+          <w:tcPr>
+            <w:tcW w:type="dxa" w:w="1234"/>
+          </w:tcPr>
+          <w:p>
+            <w:r>
+              <w:t>Alternativer Debtor</w:t>
+            </w:r>
+          </w:p>
+        </w:tc>
+        <w:tc>
+          <w:tcPr>
+            <w:tcW w:type="dxa" w:w="1234"/>
+          </w:tcPr>
+          <w:p>
+            <w:r>
+              <w:t>Domestic-QR</w:t>
+            </w:r>
+          </w:p>
+        </w:tc>
+        <w:tc>
+          <w:tcPr>
+            <w:tcW w:type="dxa" w:w="1234"/>
+          </w:tcPr>
+          <w:p>
+            <w:r>
+              <w:t>OK</w:t>
+            </w:r>
+          </w:p>
+        </w:tc>
+        <w:tc>
+          <w:tcPr>
+            <w:tcW w:type="dxa" w:w="1234"/>
+          </w:tcPr>
+          <w:p>
+            <w:r>
+              <w:t>Alle bestanden</w:t>
+            </w:r>
+          </w:p>
+        </w:tc>
+        <w:tc>
+          <w:tcPr>
+            <w:tcW w:type="dxa" w:w="1234"/>
+          </w:tcPr>
+          <w:p>
+            <w:r>
+              <w:t>Pass</w:t>
+            </w:r>
+          </w:p>
+        </w:tc>
+        <w:tc>
+          <w:tcPr>
+            <w:tcW w:type="dxa" w:w="1234"/>
+          </w:tcPr>
+          <w:p>
+            <w:r>
+              <w:t>Anderer Debtor (Helvetia)</w:t>
+            </w:r>
+          </w:p>
+        </w:tc>
+      </w:tr>
+      <w:tr>
+        <w:tc>
+          <w:tcPr>
+            <w:tcW w:type="dxa" w:w="1234"/>
+          </w:tcPr>
+          <w:p>
+            <w:r>
+              <w:t>TC-DBT-003</w:t>
+            </w:r>
+          </w:p>
+        </w:tc>
+        <w:tc>
+          <w:tcPr>
+            <w:tcW w:type="dxa" w:w="1234"/>
+          </w:tcPr>
+          <w:p>
+            <w:r>
+              <w:t>Alternativer Debtor Domestic</w:t>
+            </w:r>
+          </w:p>
+        </w:tc>
+        <w:tc>
+          <w:tcPr>
+            <w:tcW w:type="dxa" w:w="1234"/>
+          </w:tcPr>
+          <w:p>
+            <w:r>
+              <w:t>Domestic-IBAN</w:t>
+            </w:r>
+          </w:p>
+        </w:tc>
+        <w:tc>
+          <w:tcPr>
+            <w:tcW w:type="dxa" w:w="1234"/>
+          </w:tcPr>
+          <w:p>
+            <w:r>
+              <w:t>OK</w:t>
+            </w:r>
+          </w:p>
+        </w:tc>
+        <w:tc>
+          <w:tcPr>
+            <w:tcW w:type="dxa" w:w="1234"/>
+          </w:tcPr>
+          <w:p>
+            <w:r>
+              <w:t>Alle bestanden</w:t>
+            </w:r>
+          </w:p>
+        </w:tc>
+        <w:tc>
+          <w:tcPr>
+            <w:tcW w:type="dxa" w:w="1234"/>
+          </w:tcPr>
+          <w:p>
+            <w:r>
+              <w:t>Pass</w:t>
+            </w:r>
+          </w:p>
+        </w:tc>
+        <w:tc>
+          <w:tcPr>
+            <w:tcW w:type="dxa" w:w="1234"/>
+          </w:tcPr>
+          <w:p>
+            <w:r>
+              <w:t>Helvetia als Debtor bei Inlandszahlung</w:t>
+            </w:r>
+          </w:p>
+        </w:tc>
+      </w:tr>
+      <w:tr>
+        <w:tc>
+          <w:tcPr>
+            <w:tcW w:type="dxa" w:w="1234"/>
+          </w:tcPr>
+          <w:p>
+            <w:r>
+              <w:t>TC-NOK-001</w:t>
+            </w:r>
+          </w:p>
+        </w:tc>
+        <w:tc>
+          <w:tcPr>
+            <w:tcW w:type="dxa" w:w="1234"/>
+          </w:tcPr>
+          <w:p>
+            <w:r>
+              <w:t>SEPA 3 Tx falsche Waehrung</w:t>
+            </w:r>
+          </w:p>
+        </w:tc>
+        <w:tc>
+          <w:tcPr>
+            <w:tcW w:type="dxa" w:w="1234"/>
+          </w:tcPr>
+          <w:p>
+            <w:r>
+              <w:t>SEPA</w:t>
+            </w:r>
+          </w:p>
+        </w:tc>
+        <w:tc>
+          <w:tcPr>
+            <w:tcW w:type="dxa" w:w="1234"/>
+          </w:tcPr>
+          <w:p>
+            <w:r>
+              <w:t>OK</w:t>
+            </w:r>
+          </w:p>
+        </w:tc>
+        <w:tc>
+          <w:tcPr>
+            <w:tcW w:type="dxa" w:w="1234"/>
+          </w:tcPr>
+          <w:p>
+            <w:r>
+              <w:t>BR-SEPA-001: Währung muss EUR sein</w:t>
+              <w:br/>
+              <w:t>BR-SEPA-001: Währung muss EUR sein</w:t>
+              <w:br/>
+              <w:t>BR-SEPA-001: Währung muss EUR sein</w:t>
+            </w:r>
+          </w:p>
+        </w:tc>
+        <w:tc>
+          <w:tcPr>
+            <w:tcW w:type="dxa" w:w="1234"/>
+          </w:tcPr>
+          <w:p>
+            <w:r>
+              <w:t>Pass</w:t>
+            </w:r>
+          </w:p>
+        </w:tc>
+        <w:tc>
+          <w:tcPr>
+            <w:tcW w:type="dxa" w:w="1234"/>
+          </w:tcPr>
+          <w:p>
+            <w:r>
+              <w:t>BR-SEPA-001 bei allen 3 Transaktionen</w:t>
+            </w:r>
+          </w:p>
+        </w:tc>
+      </w:tr>
+      <w:tr>
+        <w:tc>
+          <w:tcPr>
+            <w:tcW w:type="dxa" w:w="1234"/>
+          </w:tcPr>
+          <w:p>
+            <w:r>
+              <w:t>TC-NOK-002</w:t>
+            </w:r>
+          </w:p>
+        </w:tc>
+        <w:tc>
+          <w:tcPr>
+            <w:tcW w:type="dxa" w:w="1234"/>
+          </w:tcPr>
+          <w:p>
+            <w:r>
+              <w:t>QR 3 Tx ohne Referenz</w:t>
+            </w:r>
+          </w:p>
+        </w:tc>
+        <w:tc>
+          <w:tcPr>
+            <w:tcW w:type="dxa" w:w="1234"/>
+          </w:tcPr>
+          <w:p>
+            <w:r>
+              <w:t>Domestic-QR</w:t>
+            </w:r>
+          </w:p>
+        </w:tc>
+        <w:tc>
+          <w:tcPr>
+            <w:tcW w:type="dxa" w:w="1234"/>
+          </w:tcPr>
+          <w:p>
+            <w:r>
+              <w:t>OK</w:t>
+            </w:r>
+          </w:p>
+        </w:tc>
+        <w:tc>
+          <w:tcPr>
+            <w:tcW w:type="dxa" w:w="1234"/>
+          </w:tcPr>
+          <w:p>
+            <w:r>
+              <w:t>BR-QR-002: Bei QR-IBAN muss eine QR-Referenz (QRR) vorhanden sein</w:t>
+              <w:br/>
+              <w:t>BR-QR-002: Bei QR-IBAN muss eine QR-Referenz (QRR) vorhanden sein</w:t>
+              <w:br/>
+              <w:t>BR-QR-002: Bei QR-IBAN muss eine QR-Referenz (QRR) vorhanden sein</w:t>
+            </w:r>
+          </w:p>
+        </w:tc>
+        <w:tc>
+          <w:tcPr>
+            <w:tcW w:type="dxa" w:w="1234"/>
+          </w:tcPr>
+          <w:p>
+            <w:r>
+              <w:t>Pass</w:t>
+            </w:r>
+          </w:p>
+        </w:tc>
+        <w:tc>
+          <w:tcPr>
+            <w:tcW w:type="dxa" w:w="1234"/>
+          </w:tcPr>
+          <w:p>
+            <w:r>
+              <w:t>BR-QR-002 bei allen 3 Transaktionen</w:t>
+            </w:r>
+          </w:p>
+        </w:tc>
+      </w:tr>
+      <w:tr>
+        <w:tc>
+          <w:tcPr>
+            <w:tcW w:type="dxa" w:w="1234"/>
+          </w:tcPr>
+          <w:p>
+            <w:r>
+              <w:t>TC-NOK-003</w:t>
+            </w:r>
+          </w:p>
+        </w:tc>
+        <w:tc>
+          <w:tcPr>
+            <w:tcW w:type="dxa" w:w="1234"/>
+          </w:tcPr>
+          <w:p>
+            <w:r>
+              <w:t>IBAN 2 Tx mit QR-IBAN</w:t>
+            </w:r>
+          </w:p>
+        </w:tc>
+        <w:tc>
+          <w:tcPr>
+            <w:tcW w:type="dxa" w:w="1234"/>
+          </w:tcPr>
+          <w:p>
+            <w:r>
+              <w:t>Domestic-IBAN</w:t>
+            </w:r>
+          </w:p>
+        </w:tc>
+        <w:tc>
+          <w:tcPr>
+            <w:tcW w:type="dxa" w:w="1234"/>
+          </w:tcPr>
+          <w:p>
+            <w:r>
+              <w:t>OK</w:t>
+            </w:r>
+          </w:p>
+        </w:tc>
+        <w:tc>
+          <w:tcPr>
+            <w:tcW w:type="dxa" w:w="1234"/>
+          </w:tcPr>
+          <w:p>
+            <w:r>
+              <w:t>BR-IBAN-001: Creditor darf keine QR-IBAN haben</w:t>
+              <w:br/>
+              <w:t>BR-IBAN-001: Creditor darf keine QR-IBAN haben</w:t>
+            </w:r>
+          </w:p>
+        </w:tc>
+        <w:tc>
+          <w:tcPr>
+            <w:tcW w:type="dxa" w:w="1234"/>
+          </w:tcPr>
+          <w:p>
+            <w:r>
+              <w:t>Pass</w:t>
+            </w:r>
+          </w:p>
+        </w:tc>
+        <w:tc>
+          <w:tcPr>
+            <w:tcW w:type="dxa" w:w="1234"/>
+          </w:tcPr>
+          <w:p>
+            <w:r>
+              <w:t>BR-IBAN-001 bei 2 Transaktionen</w:t>
+            </w:r>
+          </w:p>
+        </w:tc>
+      </w:tr>
+      <w:tr>
+        <w:tc>
+          <w:tcPr>
+            <w:tcW w:type="dxa" w:w="1234"/>
+          </w:tcPr>
+          <w:p>
+            <w:r>
+              <w:t>TC-NOK-004</w:t>
+            </w:r>
+          </w:p>
+        </w:tc>
+        <w:tc>
+          <w:tcPr>
+            <w:tcW w:type="dxa" w:w="1234"/>
+          </w:tcPr>
+          <w:p>
+            <w:r>
+              <w:t>CBPR+ 2 Tx ohne Agent</w:t>
+            </w:r>
+          </w:p>
+        </w:tc>
+        <w:tc>
+          <w:tcPr>
+            <w:tcW w:type="dxa" w:w="1234"/>
+          </w:tcPr>
+          <w:p>
+            <w:r>
+              <w:t>CBPR+</w:t>
+            </w:r>
+          </w:p>
+        </w:tc>
+        <w:tc>
+          <w:tcPr>
+            <w:tcW w:type="dxa" w:w="1234"/>
+          </w:tcPr>
+          <w:p>
+            <w:r>
+              <w:t>OK</w:t>
+            </w:r>
+          </w:p>
+        </w:tc>
+        <w:tc>
+          <w:tcPr>
+            <w:tcW w:type="dxa" w:w="1234"/>
+          </w:tcPr>
+          <w:p>
+            <w:r>
+              <w:t>BR-CBPR-005: Creditor-Agent (BIC) muss angegeben werden</w:t>
+              <w:br/>
+              <w:t>BR-CBPR-005: Creditor-Agent (BIC) muss angegeben werden</w:t>
+            </w:r>
+          </w:p>
+        </w:tc>
+        <w:tc>
+          <w:tcPr>
+            <w:tcW w:type="dxa" w:w="1234"/>
+          </w:tcPr>
+          <w:p>
+            <w:r>
+              <w:t>Pass</w:t>
+            </w:r>
+          </w:p>
+        </w:tc>
+        <w:tc>
+          <w:tcPr>
+            <w:tcW w:type="dxa" w:w="1234"/>
+          </w:tcPr>
+          <w:p>
+            <w:r>
+              <w:t>BR-CBPR-005 bei 2 Transaktionen</w:t>
+            </w:r>
+          </w:p>
+        </w:tc>
+      </w:tr>
+      <w:tr>
+        <w:tc>
+          <w:tcPr>
+            <w:tcW w:type="dxa" w:w="1234"/>
+          </w:tcPr>
+          <w:p>
+            <w:r>
+              <w:t>TC-NOK-005</w:t>
+            </w:r>
+          </w:p>
+        </w:tc>
+        <w:tc>
+          <w:tcPr>
+            <w:tcW w:type="dxa" w:w="1234"/>
+          </w:tcPr>
+          <w:p>
+            <w:r>
+              <w:t>IBAN 2 Tx mit QRR</w:t>
+            </w:r>
+          </w:p>
+        </w:tc>
+        <w:tc>
+          <w:tcPr>
+            <w:tcW w:type="dxa" w:w="1234"/>
+          </w:tcPr>
+          <w:p>
+            <w:r>
+              <w:t>Domestic-IBAN</w:t>
+            </w:r>
+          </w:p>
+        </w:tc>
+        <w:tc>
+          <w:tcPr>
+            <w:tcW w:type="dxa" w:w="1234"/>
+          </w:tcPr>
+          <w:p>
+            <w:r>
+              <w:t>OK</w:t>
+            </w:r>
+          </w:p>
+        </w:tc>
+        <w:tc>
+          <w:tcPr>
+            <w:tcW w:type="dxa" w:w="1234"/>
+          </w:tcPr>
+          <w:p>
+            <w:r>
+              <w:t>BR-IBAN-002: QR-Referenz (QRR) ist bei regulärer IBAN nicht zulässig</w:t>
+              <w:br/>
+              <w:t>BR-IBAN-002: QR-Referenz (QRR) ist bei regulärer IBAN nicht zulässig</w:t>
+            </w:r>
+          </w:p>
+        </w:tc>
+        <w:tc>
+          <w:tcPr>
+            <w:tcW w:type="dxa" w:w="1234"/>
+          </w:tcPr>
+          <w:p>
+            <w:r>
+              <w:t>Pass</w:t>
+            </w:r>
+          </w:p>
+        </w:tc>
+        <w:tc>
+          <w:tcPr>
+            <w:tcW w:type="dxa" w:w="1234"/>
+          </w:tcPr>
+          <w:p>
+            <w:r>
+              <w:t>BR-IBAN-002 bei 2 Transaktionen</w:t>
+            </w:r>
+          </w:p>
+        </w:tc>
+      </w:tr>
+      <w:tr>
+        <w:tc>
+          <w:tcPr>
+            <w:tcW w:type="dxa" w:w="1234"/>
+          </w:tcPr>
+          <w:p>
+            <w:r>
+              <w:t>TC-NOK-007</w:t>
+            </w:r>
+          </w:p>
+        </w:tc>
+        <w:tc>
+          <w:tcPr>
+            <w:tcW w:type="dxa" w:w="1234"/>
+          </w:tcPr>
+          <w:p>
+            <w:r>
+              <w:t>SEPA falsche Gebuehr anderer Debtor</w:t>
+            </w:r>
+          </w:p>
+        </w:tc>
+        <w:tc>
+          <w:tcPr>
+            <w:tcW w:type="dxa" w:w="1234"/>
+          </w:tcPr>
+          <w:p>
+            <w:r>
+              <w:t>SEPA</w:t>
+            </w:r>
+          </w:p>
+        </w:tc>
+        <w:tc>
+          <w:tcPr>
+            <w:tcW w:type="dxa" w:w="1234"/>
+          </w:tcPr>
+          <w:p>
+            <w:r>
+              <w:t>OK</w:t>
+            </w:r>
+          </w:p>
+        </w:tc>
+        <w:tc>
+          <w:tcPr>
+            <w:tcW w:type="dxa" w:w="1234"/>
+          </w:tcPr>
+          <w:p>
+            <w:r>
+              <w:t>BR-SEPA-003: ChrgBr muss SLEV sein</w:t>
+            </w:r>
+          </w:p>
+        </w:tc>
+        <w:tc>
+          <w:tcPr>
+            <w:tcW w:type="dxa" w:w="1234"/>
+          </w:tcPr>
+          <w:p>
+            <w:r>
+              <w:t>Pass</w:t>
+            </w:r>
+          </w:p>
+        </w:tc>
+        <w:tc>
+          <w:tcPr>
+            <w:tcW w:type="dxa" w:w="1234"/>
+          </w:tcPr>
+          <w:p>
+            <w:r>
+              <w:t>BR-SEPA-003 mit alternativem Debtor</w:t>
+            </w:r>
+          </w:p>
+        </w:tc>
+      </w:tr>
+      <w:tr>
+        <w:tc>
+          <w:tcPr>
+            <w:tcW w:type="dxa" w:w="1234"/>
+          </w:tcPr>
+          <w:p>
+            <w:r>
+              <w:t>TC-NOK-008</w:t>
+            </w:r>
+          </w:p>
+        </w:tc>
+        <w:tc>
+          <w:tcPr>
+            <w:tcW w:type="dxa" w:w="1234"/>
+          </w:tcPr>
+          <w:p>
+            <w:r>
+              <w:t>QR falsche Waehrung anderer Debtor</w:t>
+            </w:r>
+          </w:p>
+        </w:tc>
+        <w:tc>
+          <w:tcPr>
+            <w:tcW w:type="dxa" w:w="1234"/>
+          </w:tcPr>
+          <w:p>
+            <w:r>
+              <w:t>Domestic-QR</w:t>
+            </w:r>
+          </w:p>
+        </w:tc>
+        <w:tc>
+          <w:tcPr>
+            <w:tcW w:type="dxa" w:w="1234"/>
+          </w:tcPr>
+          <w:p>
+            <w:r>
+              <w:t>OK</w:t>
+            </w:r>
+          </w:p>
+        </w:tc>
+        <w:tc>
+          <w:tcPr>
+            <w:tcW w:type="dxa" w:w="1234"/>
+          </w:tcPr>
+          <w:p>
+            <w:r>
+              <w:t>BR-QR-004: Währung muss CHF oder EUR sein</w:t>
+            </w:r>
+          </w:p>
+        </w:tc>
+        <w:tc>
+          <w:tcPr>
+            <w:tcW w:type="dxa" w:w="1234"/>
+          </w:tcPr>
+          <w:p>
+            <w:r>
+              <w:t>Pass</w:t>
+            </w:r>
+          </w:p>
+        </w:tc>
+        <w:tc>
+          <w:tcPr>
+            <w:tcW w:type="dxa" w:w="1234"/>
+          </w:tcPr>
+          <w:p>
+            <w:r>
+              <w:t>BR-QR-004 mit alternativem Debtor</w:t>
+            </w:r>
+          </w:p>
+        </w:tc>
+      </w:tr>
+      <w:tr>
+        <w:tc>
+          <w:tcPr>
+            <w:tcW w:type="dxa" w:w="1234"/>
+          </w:tcPr>
+          <w:p>
+            <w:r>
+              <w:t>TC-VAL-001</w:t>
+            </w:r>
+          </w:p>
+        </w:tc>
+        <w:tc>
+          <w:tcPr>
+            <w:tcW w:type="dxa" w:w="1234"/>
+          </w:tcPr>
+          <w:p>
+            <w:r>
+              <w:t>Betrag mit 2 Dezimalstellen</w:t>
+            </w:r>
+          </w:p>
+        </w:tc>
+        <w:tc>
+          <w:tcPr>
+            <w:tcW w:type="dxa" w:w="1234"/>
+          </w:tcPr>
+          <w:p>
+            <w:r>
+              <w:t>SEPA</w:t>
+            </w:r>
+          </w:p>
+        </w:tc>
+        <w:tc>
+          <w:tcPr>
+            <w:tcW w:type="dxa" w:w="1234"/>
+          </w:tcPr>
+          <w:p>
+            <w:r>
+              <w:t>OK</w:t>
+            </w:r>
+          </w:p>
+        </w:tc>
+        <w:tc>
+          <w:tcPr>
+            <w:tcW w:type="dxa" w:w="1234"/>
+          </w:tcPr>
+          <w:p>
+            <w:r>
+              <w:t>Alle bestanden</w:t>
+            </w:r>
+          </w:p>
+        </w:tc>
+        <w:tc>
+          <w:tcPr>
+            <w:tcW w:type="dxa" w:w="1234"/>
+          </w:tcPr>
+          <w:p>
+            <w:r>
+              <w:t>Pass</w:t>
+            </w:r>
+          </w:p>
+        </w:tc>
+        <w:tc>
+          <w:tcPr>
+            <w:tcW w:type="dxa" w:w="1234"/>
+          </w:tcPr>
+          <w:p>
+            <w:r>
+              <w:t>BR-GEN-001: exakt 2 Dezimalstellen</w:t>
+            </w:r>
+          </w:p>
+        </w:tc>
+      </w:tr>
+      <w:tr>
+        <w:tc>
+          <w:tcPr>
+            <w:tcW w:type="dxa" w:w="1234"/>
+          </w:tcPr>
+          <w:p>
+            <w:r>
+              <w:t>TC-VAL-002</w:t>
+            </w:r>
+          </w:p>
+        </w:tc>
+        <w:tc>
+          <w:tcPr>
+            <w:tcW w:type="dxa" w:w="1234"/>
+          </w:tcPr>
+          <w:p>
+            <w:r>
+              <w:t>BIC 8 Zeichen</w:t>
+            </w:r>
+          </w:p>
+        </w:tc>
+        <w:tc>
+          <w:tcPr>
+            <w:tcW w:type="dxa" w:w="1234"/>
+          </w:tcPr>
+          <w:p>
+            <w:r>
+              <w:t>CBPR+</w:t>
+            </w:r>
+          </w:p>
+        </w:tc>
+        <w:tc>
+          <w:tcPr>
+            <w:tcW w:type="dxa" w:w="1234"/>
+          </w:tcPr>
+          <w:p>
+            <w:r>
+              <w:t>OK</w:t>
+            </w:r>
+          </w:p>
+        </w:tc>
+        <w:tc>
+          <w:tcPr>
+            <w:tcW w:type="dxa" w:w="1234"/>
+          </w:tcPr>
+          <w:p>
+            <w:r>
+              <w:t>Alle bestanden</w:t>
+            </w:r>
+          </w:p>
+        </w:tc>
+        <w:tc>
+          <w:tcPr>
+            <w:tcW w:type="dxa" w:w="1234"/>
+          </w:tcPr>
+          <w:p>
+            <w:r>
+              <w:t>Pass</w:t>
+            </w:r>
+          </w:p>
+        </w:tc>
+        <w:tc>
+          <w:tcPr>
+            <w:tcW w:type="dxa" w:w="1234"/>
+          </w:tcPr>
+          <w:p>
+            <w:r>
+              <w:t>BR-GEN-002: 8-stelliger BIC</w:t>
+            </w:r>
+          </w:p>
+        </w:tc>
+      </w:tr>
+      <w:tr>
+        <w:tc>
+          <w:tcPr>
+            <w:tcW w:type="dxa" w:w="1234"/>
+          </w:tcPr>
+          <w:p>
+            <w:r>
+              <w:t>TC-VAL-003</w:t>
+            </w:r>
+          </w:p>
+        </w:tc>
+        <w:tc>
+          <w:tcPr>
+            <w:tcW w:type="dxa" w:w="1234"/>
+          </w:tcPr>
+          <w:p>
+            <w:r>
+              <w:t>BIC 11 Zeichen</w:t>
+            </w:r>
+          </w:p>
+        </w:tc>
+        <w:tc>
+          <w:tcPr>
+            <w:tcW w:type="dxa" w:w="1234"/>
+          </w:tcPr>
+          <w:p>
+            <w:r>
+              <w:t>CBPR+</w:t>
+            </w:r>
+          </w:p>
+        </w:tc>
+        <w:tc>
+          <w:tcPr>
+            <w:tcW w:type="dxa" w:w="1234"/>
+          </w:tcPr>
+          <w:p>
+            <w:r>
+              <w:t>OK</w:t>
+            </w:r>
+          </w:p>
+        </w:tc>
+        <w:tc>
+          <w:tcPr>
+            <w:tcW w:type="dxa" w:w="1234"/>
+          </w:tcPr>
+          <w:p>
+            <w:r>
+              <w:t>Alle bestanden</w:t>
+            </w:r>
+          </w:p>
+        </w:tc>
+        <w:tc>
+          <w:tcPr>
+            <w:tcW w:type="dxa" w:w="1234"/>
+          </w:tcPr>
+          <w:p>
+            <w:r>
+              <w:t>Pass</w:t>
+            </w:r>
+          </w:p>
+        </w:tc>
+        <w:tc>
+          <w:tcPr>
+            <w:tcW w:type="dxa" w:w="1234"/>
+          </w:tcPr>
+          <w:p>
+            <w:r>
+              <w:t>BR-GEN-002: 11-stelliger BIC</w:t>
+            </w:r>
+          </w:p>
+        </w:tc>
+      </w:tr>
+      <w:tr>
+        <w:tc>
+          <w:tcPr>
+            <w:tcW w:type="dxa" w:w="1234"/>
+          </w:tcPr>
+          <w:p>
+            <w:r>
+              <w:t>TC-VAL-004</w:t>
+            </w:r>
+          </w:p>
+        </w:tc>
+        <w:tc>
+          <w:tcPr>
+            <w:tcW w:type="dxa" w:w="1234"/>
+          </w:tcPr>
+          <w:p>
+            <w:r>
+              <w:t>Country-Code DE</w:t>
+            </w:r>
+          </w:p>
+        </w:tc>
+        <w:tc>
+          <w:tcPr>
+            <w:tcW w:type="dxa" w:w="1234"/>
+          </w:tcPr>
+          <w:p>
+            <w:r>
+              <w:t>SEPA</w:t>
+            </w:r>
+          </w:p>
+        </w:tc>
+        <w:tc>
+          <w:tcPr>
+            <w:tcW w:type="dxa" w:w="1234"/>
+          </w:tcPr>
+          <w:p>
+            <w:r>
+              <w:t>OK</w:t>
+            </w:r>
+          </w:p>
+        </w:tc>
+        <w:tc>
+          <w:tcPr>
+            <w:tcW w:type="dxa" w:w="1234"/>
+          </w:tcPr>
+          <w:p>
+            <w:r>
+              <w:t>Alle bestanden</w:t>
+            </w:r>
+          </w:p>
+        </w:tc>
+        <w:tc>
+          <w:tcPr>
+            <w:tcW w:type="dxa" w:w="1234"/>
+          </w:tcPr>
+          <w:p>
+            <w:r>
+              <w:t>Pass</w:t>
+            </w:r>
+          </w:p>
+        </w:tc>
+        <w:tc>
+          <w:tcPr>
+            <w:tcW w:type="dxa" w:w="1234"/>
+          </w:tcPr>
+          <w:p>
+            <w:r>
+              <w:t>BR-GEN-007: gültiger Country-Code DE</w:t>
+            </w:r>
+          </w:p>
+        </w:tc>
+      </w:tr>
+      <w:tr>
+        <w:tc>
+          <w:tcPr>
+            <w:tcW w:type="dxa" w:w="1234"/>
+          </w:tcPr>
+          <w:p>
+            <w:r>
+              <w:t>TC-VAL-005</w:t>
+            </w:r>
+          </w:p>
+        </w:tc>
+        <w:tc>
+          <w:tcPr>
+            <w:tcW w:type="dxa" w:w="1234"/>
+          </w:tcPr>
+          <w:p>
+            <w:r>
+              <w:t>Vollstaendige Creditor-Adresse</w:t>
+            </w:r>
+          </w:p>
+        </w:tc>
+        <w:tc>
+          <w:tcPr>
+            <w:tcW w:type="dxa" w:w="1234"/>
+          </w:tcPr>
+          <w:p>
+            <w:r>
+              <w:t>Domestic-IBAN</w:t>
+            </w:r>
+          </w:p>
+        </w:tc>
+        <w:tc>
+          <w:tcPr>
+            <w:tcW w:type="dxa" w:w="1234"/>
+          </w:tcPr>
+          <w:p>
+            <w:r>
+              <w:t>OK</w:t>
+            </w:r>
+          </w:p>
+        </w:tc>
+        <w:tc>
+          <w:tcPr>
+            <w:tcW w:type="dxa" w:w="1234"/>
+          </w:tcPr>
+          <w:p>
+            <w:r>
+              <w:t>Alle bestanden</w:t>
+            </w:r>
+          </w:p>
+        </w:tc>
+        <w:tc>
+          <w:tcPr>
+            <w:tcW w:type="dxa" w:w="1234"/>
+          </w:tcPr>
+          <w:p>
+            <w:r>
+              <w:t>Pass</w:t>
+            </w:r>
+          </w:p>
+        </w:tc>
+        <w:tc>
+          <w:tcPr>
+            <w:tcW w:type="dxa" w:w="1234"/>
+          </w:tcPr>
+          <w:p>
+            <w:r>
+              <w:t>BR-ADDR-001: TwnNm und Ctry vorhanden</w:t>
+            </w:r>
+          </w:p>
+        </w:tc>
+      </w:tr>
+      <w:tr>
+        <w:tc>
+          <w:tcPr>
+            <w:tcW w:type="dxa" w:w="1234"/>
+          </w:tcPr>
+          <w:p>
+            <w:r>
+              <w:t>TC-VAL-006</w:t>
+            </w:r>
+          </w:p>
+        </w:tc>
+        <w:tc>
+          <w:tcPr>
+            <w:tcW w:type="dxa" w:w="1234"/>
+          </w:tcPr>
+          <w:p>
+            <w:r>
+              <w:t>Creditor-Name 140 Zeichen non-SEPA</w:t>
+            </w:r>
+          </w:p>
+        </w:tc>
+        <w:tc>
+          <w:tcPr>
+            <w:tcW w:type="dxa" w:w="1234"/>
+          </w:tcPr>
+          <w:p>
+            <w:r>
+              <w:t>Domestic-IBAN</w:t>
+            </w:r>
+          </w:p>
+        </w:tc>
+        <w:tc>
+          <w:tcPr>
+            <w:tcW w:type="dxa" w:w="1234"/>
+          </w:tcPr>
+          <w:p>
+            <w:r>
+              <w:t>OK</w:t>
+            </w:r>
+          </w:p>
+        </w:tc>
+        <w:tc>
+          <w:tcPr>
+            <w:tcW w:type="dxa" w:w="1234"/>
+          </w:tcPr>
+          <w:p>
+            <w:r>
+              <w:t>Alle bestanden</w:t>
+            </w:r>
+          </w:p>
+        </w:tc>
+        <w:tc>
+          <w:tcPr>
+            <w:tcW w:type="dxa" w:w="1234"/>
+          </w:tcPr>
+          <w:p>
+            <w:r>
+              <w:t>Pass</w:t>
+            </w:r>
+          </w:p>
+        </w:tc>
+        <w:tc>
+          <w:tcPr>
+            <w:tcW w:type="dxa" w:w="1234"/>
+          </w:tcPr>
+          <w:p>
+            <w:r>
+              <w:t>BR-GEN-006: exakt 140 Zeichen, muss OK sein</w:t>
+            </w:r>
+          </w:p>
+        </w:tc>
+      </w:tr>
+      <w:tr>
+        <w:tc>
+          <w:tcPr>
+            <w:tcW w:type="dxa" w:w="1234"/>
+          </w:tcPr>
+          <w:p>
+            <w:r>
+              <w:t>TC-VAL-007</w:t>
+            </w:r>
+          </w:p>
+        </w:tc>
+        <w:tc>
+          <w:tcPr>
+            <w:tcW w:type="dxa" w:w="1234"/>
+          </w:tcPr>
+          <w:p>
+            <w:r>
+              <w:t>QR-IBAN CH-Laenderkennzeichen</w:t>
+            </w:r>
+          </w:p>
+        </w:tc>
+        <w:tc>
+          <w:tcPr>
+            <w:tcW w:type="dxa" w:w="1234"/>
+          </w:tcPr>
+          <w:p>
+            <w:r>
+              <w:t>Domestic-QR</w:t>
+            </w:r>
+          </w:p>
+        </w:tc>
+        <w:tc>
+          <w:tcPr>
+            <w:tcW w:type="dxa" w:w="1234"/>
+          </w:tcPr>
+          <w:p>
+            <w:r>
+              <w:t>OK</w:t>
+            </w:r>
+          </w:p>
+        </w:tc>
+        <w:tc>
+          <w:tcPr>
+            <w:tcW w:type="dxa" w:w="1234"/>
+          </w:tcPr>
+          <w:p>
+            <w:r>
+              <w:t>Alle bestanden</w:t>
+            </w:r>
+          </w:p>
+        </w:tc>
+        <w:tc>
+          <w:tcPr>
+            <w:tcW w:type="dxa" w:w="1234"/>
+          </w:tcPr>
+          <w:p>
+            <w:r>
+              <w:t>Pass</w:t>
+            </w:r>
+          </w:p>
+        </w:tc>
+        <w:tc>
+          <w:tcPr>
+            <w:tcW w:type="dxa" w:w="1234"/>
+          </w:tcPr>
+          <w:p>
+            <w:r>
+              <w:t>BR-QR-007: CH-IBAN korrekt</w:t>
+            </w:r>
+          </w:p>
+        </w:tc>
+      </w:tr>
+      <w:tr>
+        <w:tc>
+          <w:tcPr>
+            <w:tcW w:type="dxa" w:w="1234"/>
+          </w:tcPr>
+          <w:p>
+            <w:r>
+              <w:t>TC-VAL-008</w:t>
+            </w:r>
+          </w:p>
+        </w:tc>
+        <w:tc>
+          <w:tcPr>
+            <w:tcW w:type="dxa" w:w="1234"/>
+          </w:tcPr>
+          <w:p>
+            <w:r>
+              <w:t>Domestic-IBAN CH-Laenderkennzeichen</w:t>
+            </w:r>
+          </w:p>
+        </w:tc>
+        <w:tc>
+          <w:tcPr>
+            <w:tcW w:type="dxa" w:w="1234"/>
+          </w:tcPr>
+          <w:p>
+            <w:r>
+              <w:t>Domestic-IBAN</w:t>
+            </w:r>
+          </w:p>
+        </w:tc>
+        <w:tc>
+          <w:tcPr>
+            <w:tcW w:type="dxa" w:w="1234"/>
+          </w:tcPr>
+          <w:p>
+            <w:r>
+              <w:t>OK</w:t>
+            </w:r>
+          </w:p>
+        </w:tc>
+        <w:tc>
+          <w:tcPr>
+            <w:tcW w:type="dxa" w:w="1234"/>
+          </w:tcPr>
+          <w:p>
+            <w:r>
+              <w:t>Alle bestanden</w:t>
+            </w:r>
+          </w:p>
+        </w:tc>
+        <w:tc>
+          <w:tcPr>
+            <w:tcW w:type="dxa" w:w="1234"/>
+          </w:tcPr>
+          <w:p>
+            <w:r>
+              <w:t>Pass</w:t>
+            </w:r>
+          </w:p>
+        </w:tc>
+        <w:tc>
+          <w:tcPr>
+            <w:tcW w:type="dxa" w:w="1234"/>
+          </w:tcPr>
+          <w:p>
+            <w:r>
+              <w:t>BR-IBAN-006: CH-IBAN korrekt</w:t>
+            </w:r>
+          </w:p>
+        </w:tc>
+      </w:tr>
+      <w:tr>
+        <w:tc>
+          <w:tcPr>
+            <w:tcW w:type="dxa" w:w="1234"/>
+          </w:tcPr>
+          <w:p>
+            <w:r>
+              <w:t>TC-VAL-009</w:t>
+            </w:r>
+          </w:p>
+        </w:tc>
+        <w:tc>
+          <w:tcPr>
+            <w:tcW w:type="dxa" w:w="1234"/>
+          </w:tcPr>
+          <w:p>
+            <w:r>
+              <w:t>SCOR-Referenz valide</w:t>
+            </w:r>
+          </w:p>
+        </w:tc>
+        <w:tc>
+          <w:tcPr>
+            <w:tcW w:type="dxa" w:w="1234"/>
+          </w:tcPr>
+          <w:p>
+            <w:r>
+              <w:t>Domestic-IBAN</w:t>
+            </w:r>
+          </w:p>
+        </w:tc>
+        <w:tc>
+          <w:tcPr>
+            <w:tcW w:type="dxa" w:w="1234"/>
+          </w:tcPr>
+          <w:p>
+            <w:r>
+              <w:t>OK</w:t>
+            </w:r>
+          </w:p>
+        </w:tc>
+        <w:tc>
+          <w:tcPr>
+            <w:tcW w:type="dxa" w:w="1234"/>
+          </w:tcPr>
+          <w:p>
+            <w:r>
+              <w:t>Alle bestanden</w:t>
+            </w:r>
+          </w:p>
+        </w:tc>
+        <w:tc>
+          <w:tcPr>
+            <w:tcW w:type="dxa" w:w="1234"/>
+          </w:tcPr>
+          <w:p>
+            <w:r>
+              <w:t>Pass</w:t>
+            </w:r>
+          </w:p>
+        </w:tc>
+        <w:tc>
+          <w:tcPr>
+            <w:tcW w:type="dxa" w:w="1234"/>
+          </w:tcPr>
+          <w:p>
+            <w:r>
+              <w:t>BR-REF-V01: generierte SCOR ist valide</w:t>
+            </w:r>
+          </w:p>
+        </w:tc>
+      </w:tr>
+      <w:tr>
+        <w:tc>
+          <w:tcPr>
+            <w:tcW w:type="dxa" w:w="1234"/>
+          </w:tcPr>
+          <w:p>
+            <w:r>
+              <w:t>TC-VAL-010</w:t>
+            </w:r>
+          </w:p>
+        </w:tc>
+        <w:tc>
+          <w:tcPr>
+            <w:tcW w:type="dxa" w:w="1234"/>
+          </w:tcPr>
+          <w:p>
+            <w:r>
+              <w:t>Betrag ganzzahlig</w:t>
+            </w:r>
+          </w:p>
+        </w:tc>
+        <w:tc>
+          <w:tcPr>
+            <w:tcW w:type="dxa" w:w="1234"/>
+          </w:tcPr>
+          <w:p>
+            <w:r>
+              <w:t>SEPA</w:t>
+            </w:r>
+          </w:p>
+        </w:tc>
+        <w:tc>
+          <w:tcPr>
+            <w:tcW w:type="dxa" w:w="1234"/>
+          </w:tcPr>
+          <w:p>
+            <w:r>
+              <w:t>OK</w:t>
+            </w:r>
+          </w:p>
+        </w:tc>
+        <w:tc>
+          <w:tcPr>
+            <w:tcW w:type="dxa" w:w="1234"/>
+          </w:tcPr>
+          <w:p>
+            <w:r>
+              <w:t>Alle bestanden</w:t>
+            </w:r>
+          </w:p>
+        </w:tc>
+        <w:tc>
+          <w:tcPr>
+            <w:tcW w:type="dxa" w:w="1234"/>
+          </w:tcPr>
+          <w:p>
+            <w:r>
+              <w:t>Pass</w:t>
+            </w:r>
+          </w:p>
+        </w:tc>
+        <w:tc>
+          <w:tcPr>
+            <w:tcW w:type="dxa" w:w="1234"/>
+          </w:tcPr>
+          <w:p>
+            <w:r>
+              <w:t>BR-GEN-001: 0 Dezimalstellen ist OK</w:t>
+            </w:r>
+          </w:p>
+        </w:tc>
+      </w:tr>
+      <w:tr>
+        <w:tc>
+          <w:tcPr>
+            <w:tcW w:type="dxa" w:w="1234"/>
+          </w:tcPr>
+          <w:p>
+            <w:r>
+              <w:t>TC-MULTI-007</w:t>
+            </w:r>
+          </w:p>
+        </w:tc>
+        <w:tc>
+          <w:tcPr>
+            <w:tcW w:type="dxa" w:w="1234"/>
+          </w:tcPr>
+          <w:p>
+            <w:r>
+              <w:t>Batch-A: SEPA-Teil</w:t>
+            </w:r>
+          </w:p>
+        </w:tc>
+        <w:tc>
+          <w:tcPr>
+            <w:tcW w:type="dxa" w:w="1234"/>
+          </w:tcPr>
+          <w:p>
+            <w:r>
+              <w:t>SEPA</w:t>
+            </w:r>
+          </w:p>
+        </w:tc>
+        <w:tc>
+          <w:tcPr>
+            <w:tcW w:type="dxa" w:w="1234"/>
+          </w:tcPr>
+          <w:p>
+            <w:r>
+              <w:t>OK</w:t>
+            </w:r>
+          </w:p>
+        </w:tc>
+        <w:tc>
+          <w:tcPr>
+            <w:tcW w:type="dxa" w:w="1234"/>
+          </w:tcPr>
+          <w:p>
+            <w:r>
+              <w:t>Alle bestanden</w:t>
+            </w:r>
+          </w:p>
+        </w:tc>
+        <w:tc>
+          <w:tcPr>
+            <w:tcW w:type="dxa" w:w="1234"/>
+          </w:tcPr>
+          <w:p>
+            <w:r>
+              <w:t>Pass</w:t>
+            </w:r>
+          </w:p>
+        </w:tc>
+        <w:tc>
+          <w:tcPr>
+            <w:tcW w:type="dxa" w:w="1234"/>
+          </w:tcPr>
+          <w:p>
+            <w:r>
+              <w:t>Gruppe BATCH-A, PmtInf 1 von 2</w:t>
+            </w:r>
+          </w:p>
+        </w:tc>
+      </w:tr>
+      <w:tr>
+        <w:tc>
+          <w:tcPr>
+            <w:tcW w:type="dxa" w:w="1234"/>
+          </w:tcPr>
+          <w:p>
+            <w:r>
+              <w:t>TC-MULTI-008</w:t>
+            </w:r>
+          </w:p>
+        </w:tc>
+        <w:tc>
+          <w:tcPr>
+            <w:tcW w:type="dxa" w:w="1234"/>
+          </w:tcPr>
+          <w:p>
+            <w:r>
+              <w:t>Batch-A: Domestic-IBAN-Teil</w:t>
+            </w:r>
+          </w:p>
+        </w:tc>
+        <w:tc>
+          <w:tcPr>
+            <w:tcW w:type="dxa" w:w="1234"/>
+          </w:tcPr>
+          <w:p>
+            <w:r>
+              <w:t>Domestic-IBAN</w:t>
+            </w:r>
+          </w:p>
+        </w:tc>
+        <w:tc>
+          <w:tcPr>
+            <w:tcW w:type="dxa" w:w="1234"/>
+          </w:tcPr>
+          <w:p>
+            <w:r>
+              <w:t>OK</w:t>
+            </w:r>
+          </w:p>
+        </w:tc>
+        <w:tc>
+          <w:tcPr>
+            <w:tcW w:type="dxa" w:w="1234"/>
+          </w:tcPr>
+          <w:p>
+            <w:r>
+              <w:t>Alle bestanden</w:t>
+            </w:r>
+          </w:p>
+        </w:tc>
+        <w:tc>
+          <w:tcPr>
+            <w:tcW w:type="dxa" w:w="1234"/>
+          </w:tcPr>
+          <w:p>
+            <w:r>
+              <w:t>Pass</w:t>
+            </w:r>
+          </w:p>
+        </w:tc>
+        <w:tc>
+          <w:tcPr>
+            <w:tcW w:type="dxa" w:w="1234"/>
+          </w:tcPr>
+          <w:p>
+            <w:r>
+              <w:t>Gruppe BATCH-A, PmtInf 2 von 2</w:t>
+            </w:r>
+          </w:p>
+        </w:tc>
+      </w:tr>
+      <w:tr>
+        <w:tc>
+          <w:tcPr>
+            <w:tcW w:type="dxa" w:w="1234"/>
+          </w:tcPr>
+          <w:p>
+            <w:r>
+              <w:t>TC-MULTI-009</w:t>
+            </w:r>
+          </w:p>
+        </w:tc>
+        <w:tc>
+          <w:tcPr>
+            <w:tcW w:type="dxa" w:w="1234"/>
+          </w:tcPr>
+          <w:p>
+            <w:r>
+              <w:t>Batch-B: CBPR+-Teil</w:t>
+            </w:r>
+          </w:p>
+        </w:tc>
+        <w:tc>
+          <w:tcPr>
+            <w:tcW w:type="dxa" w:w="1234"/>
+          </w:tcPr>
+          <w:p>
+            <w:r>
+              <w:t>CBPR+</w:t>
+            </w:r>
+          </w:p>
+        </w:tc>
+        <w:tc>
+          <w:tcPr>
+            <w:tcW w:type="dxa" w:w="1234"/>
+          </w:tcPr>
+          <w:p>
+            <w:r>
+              <w:t>OK</w:t>
+            </w:r>
+          </w:p>
+        </w:tc>
+        <w:tc>
+          <w:tcPr>
+            <w:tcW w:type="dxa" w:w="1234"/>
+          </w:tcPr>
+          <w:p>
+            <w:r>
+              <w:t>Alle bestanden</w:t>
+            </w:r>
+          </w:p>
+        </w:tc>
+        <w:tc>
+          <w:tcPr>
+            <w:tcW w:type="dxa" w:w="1234"/>
+          </w:tcPr>
+          <w:p>
+            <w:r>
+              <w:t>Pass</w:t>
+            </w:r>
+          </w:p>
+        </w:tc>
+        <w:tc>
+          <w:tcPr>
+            <w:tcW w:type="dxa" w:w="1234"/>
+          </w:tcPr>
+          <w:p>
+            <w:r>
+              <w:t>Gruppe BATCH-B, PmtInf 1 von 2</w:t>
+            </w:r>
+          </w:p>
+        </w:tc>
+      </w:tr>
+      <w:tr>
+        <w:tc>
+          <w:tcPr>
+            <w:tcW w:type="dxa" w:w="1234"/>
+          </w:tcPr>
+          <w:p>
+            <w:r>
               <w:t>TC-MULTI-010</w:t>
             </w:r>
           </w:p>
@@ -1583,6 +4261,582 @@
           <w:p>
             <w:r>
               <w:t>Gruppe BATCH-B, PmtInf 2 von 2</w:t>
+            </w:r>
+          </w:p>
+        </w:tc>
+      </w:tr>
+      <w:tr>
+        <w:tc>
+          <w:tcPr>
+            <w:tcW w:type="dxa" w:w="1234"/>
+          </w:tcPr>
+          <w:p>
+            <w:r>
+              <w:t>TC-BATCH-C-001</w:t>
+            </w:r>
+          </w:p>
+        </w:tc>
+        <w:tc>
+          <w:tcPr>
+            <w:tcW w:type="dxa" w:w="1234"/>
+          </w:tcPr>
+          <w:p>
+            <w:r>
+              <w:t>Batch-C: SEPA-Teil</w:t>
+            </w:r>
+          </w:p>
+        </w:tc>
+        <w:tc>
+          <w:tcPr>
+            <w:tcW w:type="dxa" w:w="1234"/>
+          </w:tcPr>
+          <w:p>
+            <w:r>
+              <w:t>SEPA</w:t>
+            </w:r>
+          </w:p>
+        </w:tc>
+        <w:tc>
+          <w:tcPr>
+            <w:tcW w:type="dxa" w:w="1234"/>
+          </w:tcPr>
+          <w:p>
+            <w:r>
+              <w:t>OK</w:t>
+            </w:r>
+          </w:p>
+        </w:tc>
+        <w:tc>
+          <w:tcPr>
+            <w:tcW w:type="dxa" w:w="1234"/>
+          </w:tcPr>
+          <w:p>
+            <w:r>
+              <w:t>Alle bestanden</w:t>
+            </w:r>
+          </w:p>
+        </w:tc>
+        <w:tc>
+          <w:tcPr>
+            <w:tcW w:type="dxa" w:w="1234"/>
+          </w:tcPr>
+          <w:p>
+            <w:r>
+              <w:t>Pass</w:t>
+            </w:r>
+          </w:p>
+        </w:tc>
+        <w:tc>
+          <w:tcPr>
+            <w:tcW w:type="dxa" w:w="1234"/>
+          </w:tcPr>
+          <w:p>
+            <w:r>
+              <w:t>Gruppe BATCH-C: PmtInf 1 von 3 (SEPA)</w:t>
+            </w:r>
+          </w:p>
+        </w:tc>
+      </w:tr>
+      <w:tr>
+        <w:tc>
+          <w:tcPr>
+            <w:tcW w:type="dxa" w:w="1234"/>
+          </w:tcPr>
+          <w:p>
+            <w:r>
+              <w:t>TC-BATCH-C-002</w:t>
+            </w:r>
+          </w:p>
+        </w:tc>
+        <w:tc>
+          <w:tcPr>
+            <w:tcW w:type="dxa" w:w="1234"/>
+          </w:tcPr>
+          <w:p>
+            <w:r>
+              <w:t>Batch-C: QR-Teil</w:t>
+            </w:r>
+          </w:p>
+        </w:tc>
+        <w:tc>
+          <w:tcPr>
+            <w:tcW w:type="dxa" w:w="1234"/>
+          </w:tcPr>
+          <w:p>
+            <w:r>
+              <w:t>Domestic-QR</w:t>
+            </w:r>
+          </w:p>
+        </w:tc>
+        <w:tc>
+          <w:tcPr>
+            <w:tcW w:type="dxa" w:w="1234"/>
+          </w:tcPr>
+          <w:p>
+            <w:r>
+              <w:t>OK</w:t>
+            </w:r>
+          </w:p>
+        </w:tc>
+        <w:tc>
+          <w:tcPr>
+            <w:tcW w:type="dxa" w:w="1234"/>
+          </w:tcPr>
+          <w:p>
+            <w:r>
+              <w:t>Alle bestanden</w:t>
+            </w:r>
+          </w:p>
+        </w:tc>
+        <w:tc>
+          <w:tcPr>
+            <w:tcW w:type="dxa" w:w="1234"/>
+          </w:tcPr>
+          <w:p>
+            <w:r>
+              <w:t>Pass</w:t>
+            </w:r>
+          </w:p>
+        </w:tc>
+        <w:tc>
+          <w:tcPr>
+            <w:tcW w:type="dxa" w:w="1234"/>
+          </w:tcPr>
+          <w:p>
+            <w:r>
+              <w:t>Gruppe BATCH-C: PmtInf 2 von 3 (QR)</w:t>
+            </w:r>
+          </w:p>
+        </w:tc>
+      </w:tr>
+      <w:tr>
+        <w:tc>
+          <w:tcPr>
+            <w:tcW w:type="dxa" w:w="1234"/>
+          </w:tcPr>
+          <w:p>
+            <w:r>
+              <w:t>TC-BATCH-C-003</w:t>
+            </w:r>
+          </w:p>
+        </w:tc>
+        <w:tc>
+          <w:tcPr>
+            <w:tcW w:type="dxa" w:w="1234"/>
+          </w:tcPr>
+          <w:p>
+            <w:r>
+              <w:t>Batch-C: IBAN-Teil</w:t>
+            </w:r>
+          </w:p>
+        </w:tc>
+        <w:tc>
+          <w:tcPr>
+            <w:tcW w:type="dxa" w:w="1234"/>
+          </w:tcPr>
+          <w:p>
+            <w:r>
+              <w:t>Domestic-IBAN</w:t>
+            </w:r>
+          </w:p>
+        </w:tc>
+        <w:tc>
+          <w:tcPr>
+            <w:tcW w:type="dxa" w:w="1234"/>
+          </w:tcPr>
+          <w:p>
+            <w:r>
+              <w:t>OK</w:t>
+            </w:r>
+          </w:p>
+        </w:tc>
+        <w:tc>
+          <w:tcPr>
+            <w:tcW w:type="dxa" w:w="1234"/>
+          </w:tcPr>
+          <w:p>
+            <w:r>
+              <w:t>Alle bestanden</w:t>
+            </w:r>
+          </w:p>
+        </w:tc>
+        <w:tc>
+          <w:tcPr>
+            <w:tcW w:type="dxa" w:w="1234"/>
+          </w:tcPr>
+          <w:p>
+            <w:r>
+              <w:t>Pass</w:t>
+            </w:r>
+          </w:p>
+        </w:tc>
+        <w:tc>
+          <w:tcPr>
+            <w:tcW w:type="dxa" w:w="1234"/>
+          </w:tcPr>
+          <w:p>
+            <w:r>
+              <w:t>Gruppe BATCH-C: PmtInf 3 von 3 (IBAN)</w:t>
+            </w:r>
+          </w:p>
+        </w:tc>
+      </w:tr>
+      <w:tr>
+        <w:tc>
+          <w:tcPr>
+            <w:tcW w:type="dxa" w:w="1234"/>
+          </w:tcPr>
+          <w:p>
+            <w:r>
+              <w:t>TC-BATCH-D-001</w:t>
+            </w:r>
+          </w:p>
+        </w:tc>
+        <w:tc>
+          <w:tcPr>
+            <w:tcW w:type="dxa" w:w="1234"/>
+          </w:tcPr>
+          <w:p>
+            <w:r>
+              <w:t>Batch-D: SEPA OK-Teil</w:t>
+            </w:r>
+          </w:p>
+        </w:tc>
+        <w:tc>
+          <w:tcPr>
+            <w:tcW w:type="dxa" w:w="1234"/>
+          </w:tcPr>
+          <w:p>
+            <w:r>
+              <w:t>SEPA</w:t>
+            </w:r>
+          </w:p>
+        </w:tc>
+        <w:tc>
+          <w:tcPr>
+            <w:tcW w:type="dxa" w:w="1234"/>
+          </w:tcPr>
+          <w:p>
+            <w:r>
+              <w:t>OK</w:t>
+            </w:r>
+          </w:p>
+        </w:tc>
+        <w:tc>
+          <w:tcPr>
+            <w:tcW w:type="dxa" w:w="1234"/>
+          </w:tcPr>
+          <w:p>
+            <w:r>
+              <w:t>Alle bestanden</w:t>
+            </w:r>
+          </w:p>
+        </w:tc>
+        <w:tc>
+          <w:tcPr>
+            <w:tcW w:type="dxa" w:w="1234"/>
+          </w:tcPr>
+          <w:p>
+            <w:r>
+              <w:t>Pass</w:t>
+            </w:r>
+          </w:p>
+        </w:tc>
+        <w:tc>
+          <w:tcPr>
+            <w:tcW w:type="dxa" w:w="1234"/>
+          </w:tcPr>
+          <w:p>
+            <w:r>
+              <w:t>Gruppe BATCH-D: OK-Anteil</w:t>
+            </w:r>
+          </w:p>
+        </w:tc>
+      </w:tr>
+      <w:tr>
+        <w:tc>
+          <w:tcPr>
+            <w:tcW w:type="dxa" w:w="1234"/>
+          </w:tcPr>
+          <w:p>
+            <w:r>
+              <w:t>TC-BATCH-D-002</w:t>
+            </w:r>
+          </w:p>
+        </w:tc>
+        <w:tc>
+          <w:tcPr>
+            <w:tcW w:type="dxa" w:w="1234"/>
+          </w:tcPr>
+          <w:p>
+            <w:r>
+              <w:t>Batch-D: SEPA NOK-Teil</w:t>
+            </w:r>
+          </w:p>
+        </w:tc>
+        <w:tc>
+          <w:tcPr>
+            <w:tcW w:type="dxa" w:w="1234"/>
+          </w:tcPr>
+          <w:p>
+            <w:r>
+              <w:t>SEPA</w:t>
+            </w:r>
+          </w:p>
+        </w:tc>
+        <w:tc>
+          <w:tcPr>
+            <w:tcW w:type="dxa" w:w="1234"/>
+          </w:tcPr>
+          <w:p>
+            <w:r>
+              <w:t>OK</w:t>
+            </w:r>
+          </w:p>
+        </w:tc>
+        <w:tc>
+          <w:tcPr>
+            <w:tcW w:type="dxa" w:w="1234"/>
+          </w:tcPr>
+          <w:p>
+            <w:r>
+              <w:t>BR-SEPA-001: Währung muss EUR sein</w:t>
+            </w:r>
+          </w:p>
+        </w:tc>
+        <w:tc>
+          <w:tcPr>
+            <w:tcW w:type="dxa" w:w="1234"/>
+          </w:tcPr>
+          <w:p>
+            <w:r>
+              <w:t>Pass</w:t>
+            </w:r>
+          </w:p>
+        </w:tc>
+        <w:tc>
+          <w:tcPr>
+            <w:tcW w:type="dxa" w:w="1234"/>
+          </w:tcPr>
+          <w:p>
+            <w:r>
+              <w:t>Gruppe BATCH-D: NOK-Anteil (Waehrung verletzt)</w:t>
+            </w:r>
+          </w:p>
+        </w:tc>
+      </w:tr>
+      <w:tr>
+        <w:tc>
+          <w:tcPr>
+            <w:tcW w:type="dxa" w:w="1234"/>
+          </w:tcPr>
+          <w:p>
+            <w:r>
+              <w:t>TC-BATCH-E-001</w:t>
+            </w:r>
+          </w:p>
+        </w:tc>
+        <w:tc>
+          <w:tcPr>
+            <w:tcW w:type="dxa" w:w="1234"/>
+          </w:tcPr>
+          <w:p>
+            <w:r>
+              <w:t>Batch-E: SEPA OK</w:t>
+            </w:r>
+          </w:p>
+        </w:tc>
+        <w:tc>
+          <w:tcPr>
+            <w:tcW w:type="dxa" w:w="1234"/>
+          </w:tcPr>
+          <w:p>
+            <w:r>
+              <w:t>SEPA</w:t>
+            </w:r>
+          </w:p>
+        </w:tc>
+        <w:tc>
+          <w:tcPr>
+            <w:tcW w:type="dxa" w:w="1234"/>
+          </w:tcPr>
+          <w:p>
+            <w:r>
+              <w:t>OK</w:t>
+            </w:r>
+          </w:p>
+        </w:tc>
+        <w:tc>
+          <w:tcPr>
+            <w:tcW w:type="dxa" w:w="1234"/>
+          </w:tcPr>
+          <w:p>
+            <w:r>
+              <w:t>Alle bestanden</w:t>
+            </w:r>
+          </w:p>
+        </w:tc>
+        <w:tc>
+          <w:tcPr>
+            <w:tcW w:type="dxa" w:w="1234"/>
+          </w:tcPr>
+          <w:p>
+            <w:r>
+              <w:t>Pass</w:t>
+            </w:r>
+          </w:p>
+        </w:tc>
+        <w:tc>
+          <w:tcPr>
+            <w:tcW w:type="dxa" w:w="1234"/>
+          </w:tcPr>
+          <w:p>
+            <w:r>
+              <w:t>Gruppe BATCH-E: OK-Teil</w:t>
+            </w:r>
+          </w:p>
+        </w:tc>
+      </w:tr>
+      <w:tr>
+        <w:tc>
+          <w:tcPr>
+            <w:tcW w:type="dxa" w:w="1234"/>
+          </w:tcPr>
+          <w:p>
+            <w:r>
+              <w:t>TC-BATCH-E-002</w:t>
+            </w:r>
+          </w:p>
+        </w:tc>
+        <w:tc>
+          <w:tcPr>
+            <w:tcW w:type="dxa" w:w="1234"/>
+          </w:tcPr>
+          <w:p>
+            <w:r>
+              <w:t>Batch-E: QR NOK ohne Ref</w:t>
+            </w:r>
+          </w:p>
+        </w:tc>
+        <w:tc>
+          <w:tcPr>
+            <w:tcW w:type="dxa" w:w="1234"/>
+          </w:tcPr>
+          <w:p>
+            <w:r>
+              <w:t>Domestic-QR</w:t>
+            </w:r>
+          </w:p>
+        </w:tc>
+        <w:tc>
+          <w:tcPr>
+            <w:tcW w:type="dxa" w:w="1234"/>
+          </w:tcPr>
+          <w:p>
+            <w:r>
+              <w:t>OK</w:t>
+            </w:r>
+          </w:p>
+        </w:tc>
+        <w:tc>
+          <w:tcPr>
+            <w:tcW w:type="dxa" w:w="1234"/>
+          </w:tcPr>
+          <w:p>
+            <w:r>
+              <w:t>BR-QR-002: Bei QR-IBAN muss eine QR-Referenz (QRR) vorhanden sein</w:t>
+            </w:r>
+          </w:p>
+        </w:tc>
+        <w:tc>
+          <w:tcPr>
+            <w:tcW w:type="dxa" w:w="1234"/>
+          </w:tcPr>
+          <w:p>
+            <w:r>
+              <w:t>Pass</w:t>
+            </w:r>
+          </w:p>
+        </w:tc>
+        <w:tc>
+          <w:tcPr>
+            <w:tcW w:type="dxa" w:w="1234"/>
+          </w:tcPr>
+          <w:p>
+            <w:r>
+              <w:t>Gruppe BATCH-E: NOK-Teil (BR-QR-002)</w:t>
+            </w:r>
+          </w:p>
+        </w:tc>
+      </w:tr>
+      <w:tr>
+        <w:tc>
+          <w:tcPr>
+            <w:tcW w:type="dxa" w:w="1234"/>
+          </w:tcPr>
+          <w:p>
+            <w:r>
+              <w:t>TC-BATCH-E-003</w:t>
+            </w:r>
+          </w:p>
+        </w:tc>
+        <w:tc>
+          <w:tcPr>
+            <w:tcW w:type="dxa" w:w="1234"/>
+          </w:tcPr>
+          <w:p>
+            <w:r>
+              <w:t>Batch-E: CBPR+ NOK ohne BIC</w:t>
+            </w:r>
+          </w:p>
+        </w:tc>
+        <w:tc>
+          <w:tcPr>
+            <w:tcW w:type="dxa" w:w="1234"/>
+          </w:tcPr>
+          <w:p>
+            <w:r>
+              <w:t>CBPR+</w:t>
+            </w:r>
+          </w:p>
+        </w:tc>
+        <w:tc>
+          <w:tcPr>
+            <w:tcW w:type="dxa" w:w="1234"/>
+          </w:tcPr>
+          <w:p>
+            <w:r>
+              <w:t>OK</w:t>
+            </w:r>
+          </w:p>
+        </w:tc>
+        <w:tc>
+          <w:tcPr>
+            <w:tcW w:type="dxa" w:w="1234"/>
+          </w:tcPr>
+          <w:p>
+            <w:r>
+              <w:t>BR-CBPR-005: Creditor-Agent (BIC) muss angegeben werden</w:t>
+            </w:r>
+          </w:p>
+        </w:tc>
+        <w:tc>
+          <w:tcPr>
+            <w:tcW w:type="dxa" w:w="1234"/>
+          </w:tcPr>
+          <w:p>
+            <w:r>
+              <w:t>Pass</w:t>
+            </w:r>
+          </w:p>
+        </w:tc>
+        <w:tc>
+          <w:tcPr>
+            <w:tcW w:type="dxa" w:w="1234"/>
+          </w:tcPr>
+          <w:p>
+            <w:r>
+              <w:t>Gruppe BATCH-E: NOK-Teil (BR-CBPR-005)</w:t>
             </w:r>
           </w:p>
         </w:tc>

--- a/examples/Testlauf_Zusammenfassung.docx
+++ b/examples/Testlauf_Zusammenfassung.docx
@@ -12,22 +12,22 @@
     </w:p>
     <w:p>
       <w:r>
-        <w:t>Datum/Uhrzeit: 2026-03-21 10:50:44</w:t>
+        <w:t>Datum/Uhrzeit: 2026-03-28 18:02:53</w:t>
       </w:r>
     </w:p>
     <w:p>
       <w:r>
-        <w:t>Input-Datei: templates/testfaelle_vorlage.xlsx</w:t>
+        <w:t>Input-Datei: templates/testfaelle_comprehensive.xlsx</w:t>
       </w:r>
     </w:p>
     <w:p>
       <w:r>
-        <w:t>Testfälle gesamt: 65</w:t>
+        <w:t>Testfälle gesamt: 112</w:t>
       </w:r>
     </w:p>
     <w:p>
       <w:r>
-        <w:t>Pass: 65 | Fail: 0</w:t>
+        <w:t>Pass: 112 | Fail: 0</w:t>
       </w:r>
     </w:p>
     <w:p>
@@ -154,17 +154,17 @@
           </w:tcPr>
           <w:p>
             <w:r>
-              <w:t>TC-SEPA-001</w:t>
-            </w:r>
-          </w:p>
-        </w:tc>
-        <w:tc>
-          <w:tcPr>
-            <w:tcW w:type="dxa" w:w="1234"/>
-          </w:tcPr>
-          <w:p>
-            <w:r>
-              <w:t>SEPA Standardzahlung</w:t>
+              <w:t>TC-S-001</w:t>
+            </w:r>
+          </w:p>
+        </w:tc>
+        <w:tc>
+          <w:tcPr>
+            <w:tcW w:type="dxa" w:w="1234"/>
+          </w:tcPr>
+          <w:p>
+            <w:r>
+              <w:t>SEPA Standard EUR</w:t>
             </w:r>
           </w:p>
         </w:tc>
@@ -213,7 +213,9 @@
             <w:tcW w:type="dxa" w:w="1234"/>
           </w:tcPr>
           <w:p>
-            <w:r/>
+            <w:r>
+              <w:t>Basis-SEPA</w:t>
+            </w:r>
           </w:p>
         </w:tc>
       </w:tr>
@@ -224,7 +226,7 @@
           </w:tcPr>
           <w:p>
             <w:r>
-              <w:t>TC-SEPA-002</w:t>
+              <w:t>TC-S-002</w:t>
             </w:r>
           </w:p>
         </w:tc>
@@ -283,9 +285,7 @@
             <w:tcW w:type="dxa" w:w="1234"/>
           </w:tcPr>
           <w:p>
-            <w:r>
-              <w:t>Erwartet: BR-SEPA-001 verletzt (Waehrung != EUR)</w:t>
-            </w:r>
+            <w:r/>
           </w:p>
         </w:tc>
       </w:tr>
@@ -296,17 +296,17 @@
           </w:tcPr>
           <w:p>
             <w:r>
-              <w:t>TC-SEPA-003</w:t>
-            </w:r>
-          </w:p>
-        </w:tc>
-        <w:tc>
-          <w:tcPr>
-            <w:tcW w:type="dxa" w:w="1234"/>
-          </w:tcPr>
-          <w:p>
-            <w:r>
-              <w:t>SEPA mit Creditor-Override</w:t>
+              <w:t>TC-S-003</w:t>
+            </w:r>
+          </w:p>
+        </w:tc>
+        <w:tc>
+          <w:tcPr>
+            <w:tcW w:type="dxa" w:w="1234"/>
+          </w:tcPr>
+          <w:p>
+            <w:r>
+              <w:t>SEPA falscher ChrgBr</w:t>
             </w:r>
           </w:p>
         </w:tc>
@@ -336,7 +336,7 @@
           </w:tcPr>
           <w:p>
             <w:r>
-              <w:t>Alle bestanden</w:t>
+              <w:t>BR-SEPA-003: ChrgBr muss SLEV sein</w:t>
             </w:r>
           </w:p>
         </w:tc>
@@ -355,9 +355,7 @@
             <w:tcW w:type="dxa" w:w="1234"/>
           </w:tcPr>
           <w:p>
-            <w:r>
-              <w:t>Creditor wird explizit gesetzt statt generiert</w:t>
-            </w:r>
+            <w:r/>
           </w:p>
         </w:tc>
       </w:tr>
@@ -368,27 +366,27 @@
           </w:tcPr>
           <w:p>
             <w:r>
-              <w:t>TC-QR-001</w:t>
-            </w:r>
-          </w:p>
-        </w:tc>
-        <w:tc>
-          <w:tcPr>
-            <w:tcW w:type="dxa" w:w="1234"/>
-          </w:tcPr>
-          <w:p>
-            <w:r>
-              <w:t>QR-Zahlung Standard CHF</w:t>
-            </w:r>
-          </w:p>
-        </w:tc>
-        <w:tc>
-          <w:tcPr>
-            <w:tcW w:type="dxa" w:w="1234"/>
-          </w:tcPr>
-          <w:p>
-            <w:r>
-              <w:t>Domestic-QR</w:t>
+              <w:t>TC-S-004</w:t>
+            </w:r>
+          </w:p>
+        </w:tc>
+        <w:tc>
+          <w:tcPr>
+            <w:tcW w:type="dxa" w:w="1234"/>
+          </w:tcPr>
+          <w:p>
+            <w:r>
+              <w:t>SEPA Name zu lang</w:t>
+            </w:r>
+          </w:p>
+        </w:tc>
+        <w:tc>
+          <w:tcPr>
+            <w:tcW w:type="dxa" w:w="1234"/>
+          </w:tcPr>
+          <w:p>
+            <w:r>
+              <w:t>SEPA</w:t>
             </w:r>
           </w:p>
         </w:tc>
@@ -408,7 +406,7 @@
           </w:tcPr>
           <w:p>
             <w:r>
-              <w:t>Alle bestanden</w:t>
+              <w:t>BR-SEPA-004: Creditor-Name darf maximal 70 Zeichen lang sein</w:t>
             </w:r>
           </w:p>
         </w:tc>
@@ -438,17 +436,17 @@
           </w:tcPr>
           <w:p>
             <w:r>
-              <w:t>TC-QR-002</w:t>
-            </w:r>
-          </w:p>
-        </w:tc>
-        <w:tc>
-          <w:tcPr>
-            <w:tcW w:type="dxa" w:w="1234"/>
-          </w:tcPr>
-          <w:p>
-            <w:r>
-              <w:t>QR-Zahlung ohne Referenz</w:t>
+              <w:t>TC-QR-001</w:t>
+            </w:r>
+          </w:p>
+        </w:tc>
+        <w:tc>
+          <w:tcPr>
+            <w:tcW w:type="dxa" w:w="1234"/>
+          </w:tcPr>
+          <w:p>
+            <w:r>
+              <w:t>QR Standard CHF</w:t>
             </w:r>
           </w:p>
         </w:tc>
@@ -478,7 +476,7 @@
           </w:tcPr>
           <w:p>
             <w:r>
-              <w:t>BR-QR-002: Bei QR-IBAN muss eine QR-Referenz (QRR) vorhanden sein</w:t>
+              <w:t>Alle bestanden</w:t>
             </w:r>
           </w:p>
         </w:tc>
@@ -497,9 +495,7 @@
             <w:tcW w:type="dxa" w:w="1234"/>
           </w:tcPr>
           <w:p>
-            <w:r>
-              <w:t>Erwartet: BR-QR-002 verletzt (keine QRR bei QR-IBAN)</w:t>
-            </w:r>
+            <w:r/>
           </w:p>
         </w:tc>
       </w:tr>
@@ -510,27 +506,27 @@
           </w:tcPr>
           <w:p>
             <w:r>
-              <w:t>TC-IBAN-001</w:t>
-            </w:r>
-          </w:p>
-        </w:tc>
-        <w:tc>
-          <w:tcPr>
-            <w:tcW w:type="dxa" w:w="1234"/>
-          </w:tcPr>
-          <w:p>
-            <w:r>
-              <w:t>Domestic IBAN Standard</w:t>
-            </w:r>
-          </w:p>
-        </w:tc>
-        <w:tc>
-          <w:tcPr>
-            <w:tcW w:type="dxa" w:w="1234"/>
-          </w:tcPr>
-          <w:p>
-            <w:r>
-              <w:t>Domestic-IBAN</w:t>
+              <w:t>TC-QR-002</w:t>
+            </w:r>
+          </w:p>
+        </w:tc>
+        <w:tc>
+          <w:tcPr>
+            <w:tcW w:type="dxa" w:w="1234"/>
+          </w:tcPr>
+          <w:p>
+            <w:r>
+              <w:t>QR ohne Referenz</w:t>
+            </w:r>
+          </w:p>
+        </w:tc>
+        <w:tc>
+          <w:tcPr>
+            <w:tcW w:type="dxa" w:w="1234"/>
+          </w:tcPr>
+          <w:p>
+            <w:r>
+              <w:t>Domestic-QR</w:t>
             </w:r>
           </w:p>
         </w:tc>
@@ -550,7 +546,7 @@
           </w:tcPr>
           <w:p>
             <w:r>
-              <w:t>Alle bestanden</w:t>
+              <w:t>BR-QR-002: Bei QR-IBAN muss eine QR-Referenz (QRR) vorhanden sein</w:t>
             </w:r>
           </w:p>
         </w:tc>
@@ -580,665 +576,17 @@
           </w:tcPr>
           <w:p>
             <w:r>
-              <w:t>TC-IBAN-002</w:t>
-            </w:r>
-          </w:p>
-        </w:tc>
-        <w:tc>
-          <w:tcPr>
-            <w:tcW w:type="dxa" w:w="1234"/>
-          </w:tcPr>
-          <w:p>
-            <w:r>
-              <w:t>Domestic IBAN falsche Waehrung</w:t>
-            </w:r>
-          </w:p>
-        </w:tc>
-        <w:tc>
-          <w:tcPr>
-            <w:tcW w:type="dxa" w:w="1234"/>
-          </w:tcPr>
-          <w:p>
-            <w:r>
-              <w:t>Domestic-IBAN</w:t>
-            </w:r>
-          </w:p>
-        </w:tc>
-        <w:tc>
-          <w:tcPr>
-            <w:tcW w:type="dxa" w:w="1234"/>
-          </w:tcPr>
-          <w:p>
-            <w:r>
-              <w:t>OK</w:t>
-            </w:r>
-          </w:p>
-        </w:tc>
-        <w:tc>
-          <w:tcPr>
-            <w:tcW w:type="dxa" w:w="1234"/>
-          </w:tcPr>
-          <w:p>
-            <w:r>
-              <w:t>BR-IBAN-004: Währung muss CHF sein</w:t>
-            </w:r>
-          </w:p>
-        </w:tc>
-        <w:tc>
-          <w:tcPr>
-            <w:tcW w:type="dxa" w:w="1234"/>
-          </w:tcPr>
-          <w:p>
-            <w:r>
-              <w:t>Pass</w:t>
-            </w:r>
-          </w:p>
-        </w:tc>
-        <w:tc>
-          <w:tcPr>
-            <w:tcW w:type="dxa" w:w="1234"/>
-          </w:tcPr>
-          <w:p>
-            <w:r>
-              <w:t>Erwartet: BR-IBAN-004 verletzt (Waehrung != CHF)</w:t>
-            </w:r>
-          </w:p>
-        </w:tc>
-      </w:tr>
-      <w:tr>
-        <w:tc>
-          <w:tcPr>
-            <w:tcW w:type="dxa" w:w="1234"/>
-          </w:tcPr>
-          <w:p>
-            <w:r>
-              <w:t>TC-CBPR-001</w:t>
-            </w:r>
-          </w:p>
-        </w:tc>
-        <w:tc>
-          <w:tcPr>
-            <w:tcW w:type="dxa" w:w="1234"/>
-          </w:tcPr>
-          <w:p>
-            <w:r>
-              <w:t>CBPR+ USD-Zahlung</w:t>
-            </w:r>
-          </w:p>
-        </w:tc>
-        <w:tc>
-          <w:tcPr>
-            <w:tcW w:type="dxa" w:w="1234"/>
-          </w:tcPr>
-          <w:p>
-            <w:r>
-              <w:t>CBPR+</w:t>
-            </w:r>
-          </w:p>
-        </w:tc>
-        <w:tc>
-          <w:tcPr>
-            <w:tcW w:type="dxa" w:w="1234"/>
-          </w:tcPr>
-          <w:p>
-            <w:r>
-              <w:t>OK</w:t>
-            </w:r>
-          </w:p>
-        </w:tc>
-        <w:tc>
-          <w:tcPr>
-            <w:tcW w:type="dxa" w:w="1234"/>
-          </w:tcPr>
-          <w:p>
-            <w:r>
-              <w:t>Alle bestanden</w:t>
-            </w:r>
-          </w:p>
-        </w:tc>
-        <w:tc>
-          <w:tcPr>
-            <w:tcW w:type="dxa" w:w="1234"/>
-          </w:tcPr>
-          <w:p>
-            <w:r>
-              <w:t>Pass</w:t>
-            </w:r>
-          </w:p>
-        </w:tc>
-        <w:tc>
-          <w:tcPr>
-            <w:tcW w:type="dxa" w:w="1234"/>
-          </w:tcPr>
-          <w:p>
-            <w:r/>
-          </w:p>
-        </w:tc>
-      </w:tr>
-      <w:tr>
-        <w:tc>
-          <w:tcPr>
-            <w:tcW w:type="dxa" w:w="1234"/>
-          </w:tcPr>
-          <w:p>
-            <w:r>
-              <w:t>TC-CBPR-002</w:t>
-            </w:r>
-          </w:p>
-        </w:tc>
-        <w:tc>
-          <w:tcPr>
-            <w:tcW w:type="dxa" w:w="1234"/>
-          </w:tcPr>
-          <w:p>
-            <w:r>
-              <w:t>CBPR+ ohne Agent</w:t>
-            </w:r>
-          </w:p>
-        </w:tc>
-        <w:tc>
-          <w:tcPr>
-            <w:tcW w:type="dxa" w:w="1234"/>
-          </w:tcPr>
-          <w:p>
-            <w:r>
-              <w:t>CBPR+</w:t>
-            </w:r>
-          </w:p>
-        </w:tc>
-        <w:tc>
-          <w:tcPr>
-            <w:tcW w:type="dxa" w:w="1234"/>
-          </w:tcPr>
-          <w:p>
-            <w:r>
-              <w:t>OK</w:t>
-            </w:r>
-          </w:p>
-        </w:tc>
-        <w:tc>
-          <w:tcPr>
-            <w:tcW w:type="dxa" w:w="1234"/>
-          </w:tcPr>
-          <w:p>
-            <w:r>
-              <w:t>BR-CBPR-005: Creditor-Agent (BIC) muss angegeben werden</w:t>
-            </w:r>
-          </w:p>
-        </w:tc>
-        <w:tc>
-          <w:tcPr>
-            <w:tcW w:type="dxa" w:w="1234"/>
-          </w:tcPr>
-          <w:p>
-            <w:r>
-              <w:t>Pass</w:t>
-            </w:r>
-          </w:p>
-        </w:tc>
-        <w:tc>
-          <w:tcPr>
-            <w:tcW w:type="dxa" w:w="1234"/>
-          </w:tcPr>
-          <w:p>
-            <w:r>
-              <w:t>Erwartet: BR-CBPR-005 verletzt (kein Creditor-Agent)</w:t>
-            </w:r>
-          </w:p>
-        </w:tc>
-      </w:tr>
-      <w:tr>
-        <w:tc>
-          <w:tcPr>
-            <w:tcW w:type="dxa" w:w="1234"/>
-          </w:tcPr>
-          <w:p>
-            <w:r>
-              <w:t>TC-CBPR-003</w:t>
-            </w:r>
-          </w:p>
-        </w:tc>
-        <w:tc>
-          <w:tcPr>
-            <w:tcW w:type="dxa" w:w="1234"/>
-          </w:tcPr>
-          <w:p>
-            <w:r>
-              <w:t>CBPR+ JPY-Zahlung</w:t>
-            </w:r>
-          </w:p>
-        </w:tc>
-        <w:tc>
-          <w:tcPr>
-            <w:tcW w:type="dxa" w:w="1234"/>
-          </w:tcPr>
-          <w:p>
-            <w:r>
-              <w:t>CBPR+</w:t>
-            </w:r>
-          </w:p>
-        </w:tc>
-        <w:tc>
-          <w:tcPr>
-            <w:tcW w:type="dxa" w:w="1234"/>
-          </w:tcPr>
-          <w:p>
-            <w:r>
-              <w:t>OK</w:t>
-            </w:r>
-          </w:p>
-        </w:tc>
-        <w:tc>
-          <w:tcPr>
-            <w:tcW w:type="dxa" w:w="1234"/>
-          </w:tcPr>
-          <w:p>
-            <w:r>
-              <w:t>Alle bestanden</w:t>
-            </w:r>
-          </w:p>
-        </w:tc>
-        <w:tc>
-          <w:tcPr>
-            <w:tcW w:type="dxa" w:w="1234"/>
-          </w:tcPr>
-          <w:p>
-            <w:r>
-              <w:t>Pass</w:t>
-            </w:r>
-          </w:p>
-        </w:tc>
-        <w:tc>
-          <w:tcPr>
-            <w:tcW w:type="dxa" w:w="1234"/>
-          </w:tcPr>
-          <w:p>
-            <w:r>
-              <w:t>Japanische Yen-Zahlung</w:t>
-            </w:r>
-          </w:p>
-        </w:tc>
-      </w:tr>
-      <w:tr>
-        <w:tc>
-          <w:tcPr>
-            <w:tcW w:type="dxa" w:w="1234"/>
-          </w:tcPr>
-          <w:p>
-            <w:r>
-              <w:t>TC-MULTI-001</w:t>
-            </w:r>
-          </w:p>
-        </w:tc>
-        <w:tc>
-          <w:tcPr>
-            <w:tcW w:type="dxa" w:w="1234"/>
-          </w:tcPr>
-          <w:p>
-            <w:r>
-              <w:t>SEPA Sammelzahlung 3 Tx</w:t>
-            </w:r>
-          </w:p>
-        </w:tc>
-        <w:tc>
-          <w:tcPr>
-            <w:tcW w:type="dxa" w:w="1234"/>
-          </w:tcPr>
-          <w:p>
-            <w:r>
-              <w:t>SEPA</w:t>
-            </w:r>
-          </w:p>
-        </w:tc>
-        <w:tc>
-          <w:tcPr>
-            <w:tcW w:type="dxa" w:w="1234"/>
-          </w:tcPr>
-          <w:p>
-            <w:r>
-              <w:t>OK</w:t>
-            </w:r>
-          </w:p>
-        </w:tc>
-        <w:tc>
-          <w:tcPr>
-            <w:tcW w:type="dxa" w:w="1234"/>
-          </w:tcPr>
-          <w:p>
-            <w:r>
-              <w:t>Alle bestanden</w:t>
-            </w:r>
-          </w:p>
-        </w:tc>
-        <w:tc>
-          <w:tcPr>
-            <w:tcW w:type="dxa" w:w="1234"/>
-          </w:tcPr>
-          <w:p>
-            <w:r>
-              <w:t>Pass</w:t>
-            </w:r>
-          </w:p>
-        </w:tc>
-        <w:tc>
-          <w:tcPr>
-            <w:tcW w:type="dxa" w:w="1234"/>
-          </w:tcPr>
-          <w:p>
-            <w:r>
-              <w:t>1 B-Level, 3 C-Levels</w:t>
-            </w:r>
-          </w:p>
-        </w:tc>
-      </w:tr>
-      <w:tr>
-        <w:tc>
-          <w:tcPr>
-            <w:tcW w:type="dxa" w:w="1234"/>
-          </w:tcPr>
-          <w:p>
-            <w:r>
-              <w:t>TC-MULTI-002</w:t>
-            </w:r>
-          </w:p>
-        </w:tc>
-        <w:tc>
-          <w:tcPr>
-            <w:tcW w:type="dxa" w:w="1234"/>
-          </w:tcPr>
-          <w:p>
-            <w:r>
-              <w:t>QR-Sammelzahlung 2 Tx</w:t>
-            </w:r>
-          </w:p>
-        </w:tc>
-        <w:tc>
-          <w:tcPr>
-            <w:tcW w:type="dxa" w:w="1234"/>
-          </w:tcPr>
-          <w:p>
-            <w:r>
-              <w:t>Domestic-QR</w:t>
-            </w:r>
-          </w:p>
-        </w:tc>
-        <w:tc>
-          <w:tcPr>
-            <w:tcW w:type="dxa" w:w="1234"/>
-          </w:tcPr>
-          <w:p>
-            <w:r>
-              <w:t>OK</w:t>
-            </w:r>
-          </w:p>
-        </w:tc>
-        <w:tc>
-          <w:tcPr>
-            <w:tcW w:type="dxa" w:w="1234"/>
-          </w:tcPr>
-          <w:p>
-            <w:r>
-              <w:t>Alle bestanden</w:t>
-            </w:r>
-          </w:p>
-        </w:tc>
-        <w:tc>
-          <w:tcPr>
-            <w:tcW w:type="dxa" w:w="1234"/>
-          </w:tcPr>
-          <w:p>
-            <w:r>
-              <w:t>Pass</w:t>
-            </w:r>
-          </w:p>
-        </w:tc>
-        <w:tc>
-          <w:tcPr>
-            <w:tcW w:type="dxa" w:w="1234"/>
-          </w:tcPr>
-          <w:p>
-            <w:r>
-              <w:t>1 B-Level, 2 C-Levels</w:t>
-            </w:r>
-          </w:p>
-        </w:tc>
-      </w:tr>
-      <w:tr>
-        <w:tc>
-          <w:tcPr>
-            <w:tcW w:type="dxa" w:w="1234"/>
-          </w:tcPr>
-          <w:p>
-            <w:r>
-              <w:t>TC-MULTI-003</w:t>
-            </w:r>
-          </w:p>
-        </w:tc>
-        <w:tc>
-          <w:tcPr>
-            <w:tcW w:type="dxa" w:w="1234"/>
-          </w:tcPr>
-          <w:p>
-            <w:r>
-              <w:t>Domestic-IBAN Sammelzahlung 2 Tx</w:t>
-            </w:r>
-          </w:p>
-        </w:tc>
-        <w:tc>
-          <w:tcPr>
-            <w:tcW w:type="dxa" w:w="1234"/>
-          </w:tcPr>
-          <w:p>
-            <w:r>
-              <w:t>Domestic-IBAN</w:t>
-            </w:r>
-          </w:p>
-        </w:tc>
-        <w:tc>
-          <w:tcPr>
-            <w:tcW w:type="dxa" w:w="1234"/>
-          </w:tcPr>
-          <w:p>
-            <w:r>
-              <w:t>OK</w:t>
-            </w:r>
-          </w:p>
-        </w:tc>
-        <w:tc>
-          <w:tcPr>
-            <w:tcW w:type="dxa" w:w="1234"/>
-          </w:tcPr>
-          <w:p>
-            <w:r>
-              <w:t>Alle bestanden</w:t>
-            </w:r>
-          </w:p>
-        </w:tc>
-        <w:tc>
-          <w:tcPr>
-            <w:tcW w:type="dxa" w:w="1234"/>
-          </w:tcPr>
-          <w:p>
-            <w:r>
-              <w:t>Pass</w:t>
-            </w:r>
-          </w:p>
-        </w:tc>
-        <w:tc>
-          <w:tcPr>
-            <w:tcW w:type="dxa" w:w="1234"/>
-          </w:tcPr>
-          <w:p>
-            <w:r>
-              <w:t>1 B-Level, 2 C-Levels</w:t>
-            </w:r>
-          </w:p>
-        </w:tc>
-      </w:tr>
-      <w:tr>
-        <w:tc>
-          <w:tcPr>
-            <w:tcW w:type="dxa" w:w="1234"/>
-          </w:tcPr>
-          <w:p>
-            <w:r>
-              <w:t>TC-MULTI-004</w:t>
-            </w:r>
-          </w:p>
-        </w:tc>
-        <w:tc>
-          <w:tcPr>
-            <w:tcW w:type="dxa" w:w="1234"/>
-          </w:tcPr>
-          <w:p>
-            <w:r>
-              <w:t>CBPR+ Sammelzahlung 2 Tx</w:t>
-            </w:r>
-          </w:p>
-        </w:tc>
-        <w:tc>
-          <w:tcPr>
-            <w:tcW w:type="dxa" w:w="1234"/>
-          </w:tcPr>
-          <w:p>
-            <w:r>
-              <w:t>CBPR+</w:t>
-            </w:r>
-          </w:p>
-        </w:tc>
-        <w:tc>
-          <w:tcPr>
-            <w:tcW w:type="dxa" w:w="1234"/>
-          </w:tcPr>
-          <w:p>
-            <w:r>
-              <w:t>OK</w:t>
-            </w:r>
-          </w:p>
-        </w:tc>
-        <w:tc>
-          <w:tcPr>
-            <w:tcW w:type="dxa" w:w="1234"/>
-          </w:tcPr>
-          <w:p>
-            <w:r>
-              <w:t>Alle bestanden</w:t>
-            </w:r>
-          </w:p>
-        </w:tc>
-        <w:tc>
-          <w:tcPr>
-            <w:tcW w:type="dxa" w:w="1234"/>
-          </w:tcPr>
-          <w:p>
-            <w:r>
-              <w:t>Pass</w:t>
-            </w:r>
-          </w:p>
-        </w:tc>
-        <w:tc>
-          <w:tcPr>
-            <w:tcW w:type="dxa" w:w="1234"/>
-          </w:tcPr>
-          <w:p>
-            <w:r>
-              <w:t>1 B-Level, 2 C-Levels</w:t>
-            </w:r>
-          </w:p>
-        </w:tc>
-      </w:tr>
-      <w:tr>
-        <w:tc>
-          <w:tcPr>
-            <w:tcW w:type="dxa" w:w="1234"/>
-          </w:tcPr>
-          <w:p>
-            <w:r>
-              <w:t>TC-MULTI-005</w:t>
-            </w:r>
-          </w:p>
-        </w:tc>
-        <w:tc>
-          <w:tcPr>
-            <w:tcW w:type="dxa" w:w="1234"/>
-          </w:tcPr>
-          <w:p>
-            <w:r>
-              <w:t>SEPA Sammelzahlung NOK Name</w:t>
-            </w:r>
-          </w:p>
-        </w:tc>
-        <w:tc>
-          <w:tcPr>
-            <w:tcW w:type="dxa" w:w="1234"/>
-          </w:tcPr>
-          <w:p>
-            <w:r>
-              <w:t>SEPA</w:t>
-            </w:r>
-          </w:p>
-        </w:tc>
-        <w:tc>
-          <w:tcPr>
-            <w:tcW w:type="dxa" w:w="1234"/>
-          </w:tcPr>
-          <w:p>
-            <w:r>
-              <w:t>OK</w:t>
-            </w:r>
-          </w:p>
-        </w:tc>
-        <w:tc>
-          <w:tcPr>
-            <w:tcW w:type="dxa" w:w="1234"/>
-          </w:tcPr>
-          <w:p>
-            <w:r>
-              <w:t>BR-SEPA-004: Creditor-Name darf maximal 70 Zeichen lang sein</w:t>
-              <w:br/>
-              <w:t>BR-SEPA-004: Creditor-Name darf maximal 70 Zeichen lang sein</w:t>
-            </w:r>
-          </w:p>
-        </w:tc>
-        <w:tc>
-          <w:tcPr>
-            <w:tcW w:type="dxa" w:w="1234"/>
-          </w:tcPr>
-          <w:p>
-            <w:r>
-              <w:t>Pass</w:t>
-            </w:r>
-          </w:p>
-        </w:tc>
-        <w:tc>
-          <w:tcPr>
-            <w:tcW w:type="dxa" w:w="1234"/>
-          </w:tcPr>
-          <w:p>
-            <w:r>
-              <w:t>Erwartet: BR-SEPA-004 verletzt bei allen Tx</w:t>
-            </w:r>
-          </w:p>
-        </w:tc>
-      </w:tr>
-      <w:tr>
-        <w:tc>
-          <w:tcPr>
-            <w:tcW w:type="dxa" w:w="1234"/>
-          </w:tcPr>
-          <w:p>
-            <w:r>
-              <w:t>TC-MULTI-006</w:t>
-            </w:r>
-          </w:p>
-        </w:tc>
-        <w:tc>
-          <w:tcPr>
-            <w:tcW w:type="dxa" w:w="1234"/>
-          </w:tcPr>
-          <w:p>
-            <w:r>
-              <w:t>QR-Sammelzahlung NOK SCOR</w:t>
+              <w:t>TC-QR-003</w:t>
+            </w:r>
+          </w:p>
+        </w:tc>
+        <w:tc>
+          <w:tcPr>
+            <w:tcW w:type="dxa" w:w="1234"/>
+          </w:tcPr>
+          <w:p>
+            <w:r>
+              <w:t>QR mit SCOR</w:t>
             </w:r>
           </w:p>
         </w:tc>
@@ -1271,10 +619,6 @@
               <w:t>BR-QR-002: Bei QR-IBAN muss eine QR-Referenz (QRR) vorhanden sein</w:t>
               <w:br/>
               <w:t>BR-QR-003: SCOR-Referenz ist bei QR-IBAN nicht zulässig</w:t>
-              <w:br/>
-              <w:t>BR-QR-002: Bei QR-IBAN muss eine QR-Referenz (QRR) vorhanden sein</w:t>
-              <w:br/>
-              <w:t>BR-QR-003: SCOR-Referenz ist bei QR-IBAN nicht zulässig</w:t>
             </w:r>
           </w:p>
         </w:tc>
@@ -1293,9 +637,7 @@
             <w:tcW w:type="dxa" w:w="1234"/>
           </w:tcPr>
           <w:p>
-            <w:r>
-              <w:t>Erwartet: BR-QR-003 verletzt (SCOR bei QR-IBAN)</w:t>
-            </w:r>
+            <w:r/>
           </w:p>
         </w:tc>
       </w:tr>
@@ -1306,27 +648,27 @@
           </w:tcPr>
           <w:p>
             <w:r>
-              <w:t>TC-SEPA-004</w:t>
-            </w:r>
-          </w:p>
-        </w:tc>
-        <w:tc>
-          <w:tcPr>
-            <w:tcW w:type="dxa" w:w="1234"/>
-          </w:tcPr>
-          <w:p>
-            <w:r>
-              <w:t>SEPA falsche Gebuehrenregelung</w:t>
-            </w:r>
-          </w:p>
-        </w:tc>
-        <w:tc>
-          <w:tcPr>
-            <w:tcW w:type="dxa" w:w="1234"/>
-          </w:tcPr>
-          <w:p>
-            <w:r>
-              <w:t>SEPA</w:t>
+              <w:t>TC-QR-004</w:t>
+            </w:r>
+          </w:p>
+        </w:tc>
+        <w:tc>
+          <w:tcPr>
+            <w:tcW w:type="dxa" w:w="1234"/>
+          </w:tcPr>
+          <w:p>
+            <w:r>
+              <w:t>QR falsche Waehrung</w:t>
+            </w:r>
+          </w:p>
+        </w:tc>
+        <w:tc>
+          <w:tcPr>
+            <w:tcW w:type="dxa" w:w="1234"/>
+          </w:tcPr>
+          <w:p>
+            <w:r>
+              <w:t>Domestic-QR</w:t>
             </w:r>
           </w:p>
         </w:tc>
@@ -1346,7 +688,7 @@
           </w:tcPr>
           <w:p>
             <w:r>
-              <w:t>BR-SEPA-003: ChrgBr muss SLEV sein</w:t>
+              <w:t>BR-QR-004: Währung muss CHF oder EUR sein</w:t>
             </w:r>
           </w:p>
         </w:tc>
@@ -1365,9 +707,7 @@
             <w:tcW w:type="dxa" w:w="1234"/>
           </w:tcPr>
           <w:p>
-            <w:r>
-              <w:t>Erwartet: BR-SEPA-003 verletzt (ChrgBr != SLEV)</w:t>
-            </w:r>
+            <w:r/>
           </w:p>
         </w:tc>
       </w:tr>
@@ -1378,27 +718,27 @@
           </w:tcPr>
           <w:p>
             <w:r>
-              <w:t>TC-SEPA-005</w:t>
-            </w:r>
-          </w:p>
-        </w:tc>
-        <w:tc>
-          <w:tcPr>
-            <w:tcW w:type="dxa" w:w="1234"/>
-          </w:tcPr>
-          <w:p>
-            <w:r>
-              <w:t>SEPA zu langer Creditor-Name</w:t>
-            </w:r>
-          </w:p>
-        </w:tc>
-        <w:tc>
-          <w:tcPr>
-            <w:tcW w:type="dxa" w:w="1234"/>
-          </w:tcPr>
-          <w:p>
-            <w:r>
-              <w:t>SEPA</w:t>
+              <w:t>TC-DI-001</w:t>
+            </w:r>
+          </w:p>
+        </w:tc>
+        <w:tc>
+          <w:tcPr>
+            <w:tcW w:type="dxa" w:w="1234"/>
+          </w:tcPr>
+          <w:p>
+            <w:r>
+              <w:t>Domestic IBAN Standard</w:t>
+            </w:r>
+          </w:p>
+        </w:tc>
+        <w:tc>
+          <w:tcPr>
+            <w:tcW w:type="dxa" w:w="1234"/>
+          </w:tcPr>
+          <w:p>
+            <w:r>
+              <w:t>Domestic-IBAN</w:t>
             </w:r>
           </w:p>
         </w:tc>
@@ -1418,7 +758,7 @@
           </w:tcPr>
           <w:p>
             <w:r>
-              <w:t>BR-SEPA-004: Creditor-Name darf maximal 70 Zeichen lang sein</w:t>
+              <w:t>Alle bestanden</w:t>
             </w:r>
           </w:p>
         </w:tc>
@@ -1437,9 +777,7 @@
             <w:tcW w:type="dxa" w:w="1234"/>
           </w:tcPr>
           <w:p>
-            <w:r>
-              <w:t>Erwartet: BR-SEPA-004 verletzt (Name &gt; 70 Zeichen)</w:t>
-            </w:r>
+            <w:r/>
           </w:p>
         </w:tc>
       </w:tr>
@@ -1450,27 +788,27 @@
           </w:tcPr>
           <w:p>
             <w:r>
-              <w:t>TC-QR-003</w:t>
-            </w:r>
-          </w:p>
-        </w:tc>
-        <w:tc>
-          <w:tcPr>
-            <w:tcW w:type="dxa" w:w="1234"/>
-          </w:tcPr>
-          <w:p>
-            <w:r>
-              <w:t>QR-Zahlung falsche Waehrung</w:t>
-            </w:r>
-          </w:p>
-        </w:tc>
-        <w:tc>
-          <w:tcPr>
-            <w:tcW w:type="dxa" w:w="1234"/>
-          </w:tcPr>
-          <w:p>
-            <w:r>
-              <w:t>Domestic-QR</w:t>
+              <w:t>TC-DI-002</w:t>
+            </w:r>
+          </w:p>
+        </w:tc>
+        <w:tc>
+          <w:tcPr>
+            <w:tcW w:type="dxa" w:w="1234"/>
+          </w:tcPr>
+          <w:p>
+            <w:r>
+              <w:t>Domestic IBAN QR-IBAN</w:t>
+            </w:r>
+          </w:p>
+        </w:tc>
+        <w:tc>
+          <w:tcPr>
+            <w:tcW w:type="dxa" w:w="1234"/>
+          </w:tcPr>
+          <w:p>
+            <w:r>
+              <w:t>Domestic-IBAN</w:t>
             </w:r>
           </w:p>
         </w:tc>
@@ -1490,7 +828,7 @@
           </w:tcPr>
           <w:p>
             <w:r>
-              <w:t>BR-QR-004: Währung muss CHF oder EUR sein</w:t>
+              <w:t>BR-IBAN-001: Creditor darf keine QR-IBAN haben</w:t>
             </w:r>
           </w:p>
         </w:tc>
@@ -1509,9 +847,7 @@
             <w:tcW w:type="dxa" w:w="1234"/>
           </w:tcPr>
           <w:p>
-            <w:r>
-              <w:t>Erwartet: BR-QR-004 verletzt (Waehrung nicht CHF/EUR)</w:t>
-            </w:r>
+            <w:r/>
           </w:p>
         </w:tc>
       </w:tr>
@@ -1522,17 +858,17 @@
           </w:tcPr>
           <w:p>
             <w:r>
-              <w:t>TC-IBAN-003</w:t>
-            </w:r>
-          </w:p>
-        </w:tc>
-        <w:tc>
-          <w:tcPr>
-            <w:tcW w:type="dxa" w:w="1234"/>
-          </w:tcPr>
-          <w:p>
-            <w:r>
-              <w:t>Domestic-IBAN mit QR-IBAN</w:t>
+              <w:t>TC-DI-003</w:t>
+            </w:r>
+          </w:p>
+        </w:tc>
+        <w:tc>
+          <w:tcPr>
+            <w:tcW w:type="dxa" w:w="1234"/>
+          </w:tcPr>
+          <w:p>
+            <w:r>
+              <w:t>Domestic IBAN mit QRR</w:t>
             </w:r>
           </w:p>
         </w:tc>
@@ -1562,7 +898,7 @@
           </w:tcPr>
           <w:p>
             <w:r>
-              <w:t>BR-IBAN-001: Creditor darf keine QR-IBAN haben</w:t>
+              <w:t>BR-IBAN-002: QR-Referenz (QRR) ist bei regulärer IBAN nicht zulässig</w:t>
             </w:r>
           </w:p>
         </w:tc>
@@ -1581,9 +917,7 @@
             <w:tcW w:type="dxa" w:w="1234"/>
           </w:tcPr>
           <w:p>
-            <w:r>
-              <w:t>Erwartet: BR-IBAN-001 verletzt (QR-IBAN statt regulaere)</w:t>
-            </w:r>
+            <w:r/>
           </w:p>
         </w:tc>
       </w:tr>
@@ -1594,17 +928,17 @@
           </w:tcPr>
           <w:p>
             <w:r>
-              <w:t>TC-IBAN-005</w:t>
-            </w:r>
-          </w:p>
-        </w:tc>
-        <w:tc>
-          <w:tcPr>
-            <w:tcW w:type="dxa" w:w="1234"/>
-          </w:tcPr>
-          <w:p>
-            <w:r>
-              <w:t>Domestic-IBAN mit QRR-Referenz</w:t>
+              <w:t>TC-DI-004</w:t>
+            </w:r>
+          </w:p>
+        </w:tc>
+        <w:tc>
+          <w:tcPr>
+            <w:tcW w:type="dxa" w:w="1234"/>
+          </w:tcPr>
+          <w:p>
+            <w:r>
+              <w:t>Domestic IBAN falsche Waehrung</w:t>
             </w:r>
           </w:p>
         </w:tc>
@@ -1634,7 +968,7 @@
           </w:tcPr>
           <w:p>
             <w:r>
-              <w:t>BR-IBAN-002: QR-Referenz (QRR) ist bei regulärer IBAN nicht zulässig</w:t>
+              <w:t>BR-IBAN-004: Währung muss CHF sein</w:t>
             </w:r>
           </w:p>
         </w:tc>
@@ -1653,9 +987,7 @@
             <w:tcW w:type="dxa" w:w="1234"/>
           </w:tcPr>
           <w:p>
-            <w:r>
-              <w:t>Erwartet: BR-IBAN-002 verletzt (QRR bei regulaerer IBAN)</w:t>
-            </w:r>
+            <w:r/>
           </w:p>
         </w:tc>
       </w:tr>
@@ -1666,27 +998,27 @@
           </w:tcPr>
           <w:p>
             <w:r>
-              <w:t>TC-SEPA-006</w:t>
-            </w:r>
-          </w:p>
-        </w:tc>
-        <w:tc>
-          <w:tcPr>
-            <w:tcW w:type="dxa" w:w="1234"/>
-          </w:tcPr>
-          <w:p>
-            <w:r>
-              <w:t>SEPA Kleinstbetrag</w:t>
-            </w:r>
-          </w:p>
-        </w:tc>
-        <w:tc>
-          <w:tcPr>
-            <w:tcW w:type="dxa" w:w="1234"/>
-          </w:tcPr>
-          <w:p>
-            <w:r>
-              <w:t>SEPA</w:t>
+              <w:t>TC-CB-DEBT</w:t>
+            </w:r>
+          </w:p>
+        </w:tc>
+        <w:tc>
+          <w:tcPr>
+            <w:tcW w:type="dxa" w:w="1234"/>
+          </w:tcPr>
+          <w:p>
+            <w:r>
+              <w:t>CBPR+ ChrgBr DEBT</w:t>
+            </w:r>
+          </w:p>
+        </w:tc>
+        <w:tc>
+          <w:tcPr>
+            <w:tcW w:type="dxa" w:w="1234"/>
+          </w:tcPr>
+          <w:p>
+            <w:r>
+              <w:t>CBPR+</w:t>
             </w:r>
           </w:p>
         </w:tc>
@@ -1726,7 +1058,7 @@
           </w:tcPr>
           <w:p>
             <w:r>
-              <w:t>Grenzwert: kleinster zulaessiger Betrag</w:t>
+              <w:t>Charge Bearer DEBT</w:t>
             </w:r>
           </w:p>
         </w:tc>
@@ -1738,27 +1070,27 @@
           </w:tcPr>
           <w:p>
             <w:r>
-              <w:t>TC-SEPA-007</w:t>
-            </w:r>
-          </w:p>
-        </w:tc>
-        <w:tc>
-          <w:tcPr>
-            <w:tcW w:type="dxa" w:w="1234"/>
-          </w:tcPr>
-          <w:p>
-            <w:r>
-              <w:t>SEPA Grossbetrag</w:t>
-            </w:r>
-          </w:p>
-        </w:tc>
-        <w:tc>
-          <w:tcPr>
-            <w:tcW w:type="dxa" w:w="1234"/>
-          </w:tcPr>
-          <w:p>
-            <w:r>
-              <w:t>SEPA</w:t>
+              <w:t>TC-CB-CRED</w:t>
+            </w:r>
+          </w:p>
+        </w:tc>
+        <w:tc>
+          <w:tcPr>
+            <w:tcW w:type="dxa" w:w="1234"/>
+          </w:tcPr>
+          <w:p>
+            <w:r>
+              <w:t>CBPR+ ChrgBr CRED</w:t>
+            </w:r>
+          </w:p>
+        </w:tc>
+        <w:tc>
+          <w:tcPr>
+            <w:tcW w:type="dxa" w:w="1234"/>
+          </w:tcPr>
+          <w:p>
+            <w:r>
+              <w:t>CBPR+</w:t>
             </w:r>
           </w:p>
         </w:tc>
@@ -1798,7 +1130,7 @@
           </w:tcPr>
           <w:p>
             <w:r>
-              <w:t>Hoher Betrag, innerhalb SEPA-Limit</w:t>
+              <w:t>Charge Bearer CRED</w:t>
             </w:r>
           </w:p>
         </w:tc>
@@ -1810,27 +1142,27 @@
           </w:tcPr>
           <w:p>
             <w:r>
-              <w:t>TC-SEPA-008</w:t>
-            </w:r>
-          </w:p>
-        </w:tc>
-        <w:tc>
-          <w:tcPr>
-            <w:tcW w:type="dxa" w:w="1234"/>
-          </w:tcPr>
-          <w:p>
-            <w:r>
-              <w:t>SEPA Grenzwert Creditor-Name 70 Zeichen</w:t>
-            </w:r>
-          </w:p>
-        </w:tc>
-        <w:tc>
-          <w:tcPr>
-            <w:tcW w:type="dxa" w:w="1234"/>
-          </w:tcPr>
-          <w:p>
-            <w:r>
-              <w:t>SEPA</w:t>
+              <w:t>TC-CB-SHAR</w:t>
+            </w:r>
+          </w:p>
+        </w:tc>
+        <w:tc>
+          <w:tcPr>
+            <w:tcW w:type="dxa" w:w="1234"/>
+          </w:tcPr>
+          <w:p>
+            <w:r>
+              <w:t>CBPR+ ChrgBr SHAR</w:t>
+            </w:r>
+          </w:p>
+        </w:tc>
+        <w:tc>
+          <w:tcPr>
+            <w:tcW w:type="dxa" w:w="1234"/>
+          </w:tcPr>
+          <w:p>
+            <w:r>
+              <w:t>CBPR+</w:t>
             </w:r>
           </w:p>
         </w:tc>
@@ -1870,7 +1202,7 @@
           </w:tcPr>
           <w:p>
             <w:r>
-              <w:t>Grenzwert: exakt 70 Zeichen, muss OK sein</w:t>
+              <w:t>Charge Bearer SHAR</w:t>
             </w:r>
           </w:p>
         </w:tc>
@@ -1882,27 +1214,27 @@
           </w:tcPr>
           <w:p>
             <w:r>
-              <w:t>TC-SEPA-009</w:t>
-            </w:r>
-          </w:p>
-        </w:tc>
-        <w:tc>
-          <w:tcPr>
-            <w:tcW w:type="dxa" w:w="1234"/>
-          </w:tcPr>
-          <w:p>
-            <w:r>
-              <w:t>SEPA mit vollem Creditor-Override</w:t>
-            </w:r>
-          </w:p>
-        </w:tc>
-        <w:tc>
-          <w:tcPr>
-            <w:tcW w:type="dxa" w:w="1234"/>
-          </w:tcPr>
-          <w:p>
-            <w:r>
-              <w:t>SEPA</w:t>
+              <w:t>TC-CB-INV</w:t>
+            </w:r>
+          </w:p>
+        </w:tc>
+        <w:tc>
+          <w:tcPr>
+            <w:tcW w:type="dxa" w:w="1234"/>
+          </w:tcPr>
+          <w:p>
+            <w:r>
+              <w:t>CBPR+ ungueltiger ChrgBr</w:t>
+            </w:r>
+          </w:p>
+        </w:tc>
+        <w:tc>
+          <w:tcPr>
+            <w:tcW w:type="dxa" w:w="1234"/>
+          </w:tcPr>
+          <w:p>
+            <w:r>
+              <w:t>CBPR+</w:t>
             </w:r>
           </w:p>
         </w:tc>
@@ -1922,7 +1254,7 @@
           </w:tcPr>
           <w:p>
             <w:r>
-              <w:t>Alle bestanden</w:t>
+              <w:t>BR-CBPR-003: ChrgBr darf nicht SLEV sein (CBPR+ erlaubt nur DEBT, CRED, SHAR)</w:t>
             </w:r>
           </w:p>
         </w:tc>
@@ -1942,7 +1274,7 @@
           </w:tcPr>
           <w:p>
             <w:r>
-              <w:t>Alle Creditor-Felder uebersteuert</w:t>
+              <w:t>Violation setzt ChrgBr auf INVALID</w:t>
             </w:r>
           </w:p>
         </w:tc>
@@ -1954,27 +1286,27 @@
           </w:tcPr>
           <w:p>
             <w:r>
-              <w:t>TC-SEPA-010</w:t>
-            </w:r>
-          </w:p>
-        </w:tc>
-        <w:tc>
-          <w:tcPr>
-            <w:tcW w:type="dxa" w:w="1234"/>
-          </w:tcPr>
-          <w:p>
-            <w:r>
-              <w:t>SEPA SEPA-Maxbetrag</w:t>
-            </w:r>
-          </w:p>
-        </w:tc>
-        <w:tc>
-          <w:tcPr>
-            <w:tcW w:type="dxa" w:w="1234"/>
-          </w:tcPr>
-          <w:p>
-            <w:r>
-              <w:t>SEPA</w:t>
+              <w:t>TC-CB-NOAGT</w:t>
+            </w:r>
+          </w:p>
+        </w:tc>
+        <w:tc>
+          <w:tcPr>
+            <w:tcW w:type="dxa" w:w="1234"/>
+          </w:tcPr>
+          <w:p>
+            <w:r>
+              <w:t>CBPR+ ohne Agent</w:t>
+            </w:r>
+          </w:p>
+        </w:tc>
+        <w:tc>
+          <w:tcPr>
+            <w:tcW w:type="dxa" w:w="1234"/>
+          </w:tcPr>
+          <w:p>
+            <w:r>
+              <w:t>CBPR+</w:t>
             </w:r>
           </w:p>
         </w:tc>
@@ -1994,7 +1326,7 @@
           </w:tcPr>
           <w:p>
             <w:r>
-              <w:t>Alle bestanden</w:t>
+              <w:t>BR-CBPR-005: Creditor-Agent (BIC) muss angegeben werden</w:t>
             </w:r>
           </w:p>
         </w:tc>
@@ -2013,9 +1345,7 @@
             <w:tcW w:type="dxa" w:w="1234"/>
           </w:tcPr>
           <w:p>
-            <w:r>
-              <w:t>Grenzwert: SEPA-Maximum (BR-SEPA-006)</w:t>
-            </w:r>
+            <w:r/>
           </w:p>
         </w:tc>
       </w:tr>
@@ -2026,27 +1356,27 @@
           </w:tcPr>
           <w:p>
             <w:r>
-              <w:t>TC-QR-004</w:t>
-            </w:r>
-          </w:p>
-        </w:tc>
-        <w:tc>
-          <w:tcPr>
-            <w:tcW w:type="dxa" w:w="1234"/>
-          </w:tcPr>
-          <w:p>
-            <w:r>
-              <w:t>QR-Zahlung EUR</w:t>
-            </w:r>
-          </w:p>
-        </w:tc>
-        <w:tc>
-          <w:tcPr>
-            <w:tcW w:type="dxa" w:w="1234"/>
-          </w:tcPr>
-          <w:p>
-            <w:r>
-              <w:t>Domestic-QR</w:t>
+              <w:t>TC-RMT-001</w:t>
+            </w:r>
+          </w:p>
+        </w:tc>
+        <w:tc>
+          <w:tcPr>
+            <w:tcW w:type="dxa" w:w="1234"/>
+          </w:tcPr>
+          <w:p>
+            <w:r>
+              <w:t>CBPR+ mit Verwendungszweck</w:t>
+            </w:r>
+          </w:p>
+        </w:tc>
+        <w:tc>
+          <w:tcPr>
+            <w:tcW w:type="dxa" w:w="1234"/>
+          </w:tcPr>
+          <w:p>
+            <w:r>
+              <w:t>CBPR+</w:t>
             </w:r>
           </w:p>
         </w:tc>
@@ -2086,7 +1416,7 @@
           </w:tcPr>
           <w:p>
             <w:r>
-              <w:t>QR-IBAN mit EUR statt CHF</w:t>
+              <w:t>Unstrukturierte Remittance Info</w:t>
             </w:r>
           </w:p>
         </w:tc>
@@ -2098,27 +1428,27 @@
           </w:tcPr>
           <w:p>
             <w:r>
-              <w:t>TC-QR-005</w:t>
-            </w:r>
-          </w:p>
-        </w:tc>
-        <w:tc>
-          <w:tcPr>
-            <w:tcW w:type="dxa" w:w="1234"/>
-          </w:tcPr>
-          <w:p>
-            <w:r>
-              <w:t>QR-Zahlung Kleinstbetrag</w:t>
-            </w:r>
-          </w:p>
-        </w:tc>
-        <w:tc>
-          <w:tcPr>
-            <w:tcW w:type="dxa" w:w="1234"/>
-          </w:tcPr>
-          <w:p>
-            <w:r>
-              <w:t>Domestic-QR</w:t>
+              <w:t>TC-RMT-002</w:t>
+            </w:r>
+          </w:p>
+        </w:tc>
+        <w:tc>
+          <w:tcPr>
+            <w:tcW w:type="dxa" w:w="1234"/>
+          </w:tcPr>
+          <w:p>
+            <w:r>
+              <w:t>USTRD max 140 Zeichen</w:t>
+            </w:r>
+          </w:p>
+        </w:tc>
+        <w:tc>
+          <w:tcPr>
+            <w:tcW w:type="dxa" w:w="1234"/>
+          </w:tcPr>
+          <w:p>
+            <w:r>
+              <w:t>CBPR+</w:t>
             </w:r>
           </w:p>
         </w:tc>
@@ -2158,7 +1488,7 @@
           </w:tcPr>
           <w:p>
             <w:r>
-              <w:t>Grenzwert: kleinster zulaessiger Betrag</w:t>
+              <w:t>Grenzwert-Test: genau 140 Zeichen</w:t>
             </w:r>
           </w:p>
         </w:tc>
@@ -2170,27 +1500,27 @@
           </w:tcPr>
           <w:p>
             <w:r>
-              <w:t>TC-IBAN-006</w:t>
-            </w:r>
-          </w:p>
-        </w:tc>
-        <w:tc>
-          <w:tcPr>
-            <w:tcW w:type="dxa" w:w="1234"/>
-          </w:tcPr>
-          <w:p>
-            <w:r>
-              <w:t>Domestic-IBAN Kleinstbetrag</w:t>
-            </w:r>
-          </w:p>
-        </w:tc>
-        <w:tc>
-          <w:tcPr>
-            <w:tcW w:type="dxa" w:w="1234"/>
-          </w:tcPr>
-          <w:p>
-            <w:r>
-              <w:t>Domestic-IBAN</w:t>
+              <w:t>TC-CCY-OK</w:t>
+            </w:r>
+          </w:p>
+        </w:tc>
+        <w:tc>
+          <w:tcPr>
+            <w:tcW w:type="dxa" w:w="1234"/>
+          </w:tcPr>
+          <w:p>
+            <w:r>
+              <w:t>Exotische Waehrung KWD</w:t>
+            </w:r>
+          </w:p>
+        </w:tc>
+        <w:tc>
+          <w:tcPr>
+            <w:tcW w:type="dxa" w:w="1234"/>
+          </w:tcPr>
+          <w:p>
+            <w:r>
+              <w:t>CBPR+</w:t>
             </w:r>
           </w:p>
         </w:tc>
@@ -2230,7 +1560,7 @@
           </w:tcPr>
           <w:p>
             <w:r>
-              <w:t>Kleiner CHF-Betrag</w:t>
+              <w:t>Exotische aber gueltige Waehrung</w:t>
             </w:r>
           </w:p>
         </w:tc>
@@ -2242,27 +1572,27 @@
           </w:tcPr>
           <w:p>
             <w:r>
-              <w:t>TC-IBAN-007</w:t>
-            </w:r>
-          </w:p>
-        </w:tc>
-        <w:tc>
-          <w:tcPr>
-            <w:tcW w:type="dxa" w:w="1234"/>
-          </w:tcPr>
-          <w:p>
-            <w:r>
-              <w:t>Domestic-IBAN Grossbetrag</w:t>
-            </w:r>
-          </w:p>
-        </w:tc>
-        <w:tc>
-          <w:tcPr>
-            <w:tcW w:type="dxa" w:w="1234"/>
-          </w:tcPr>
-          <w:p>
-            <w:r>
-              <w:t>Domestic-IBAN</w:t>
+              <w:t>TC-CCY-USD</w:t>
+            </w:r>
+          </w:p>
+        </w:tc>
+        <w:tc>
+          <w:tcPr>
+            <w:tcW w:type="dxa" w:w="1234"/>
+          </w:tcPr>
+          <w:p>
+            <w:r>
+              <w:t>CBPR+ USD (US-Dollar)</w:t>
+            </w:r>
+          </w:p>
+        </w:tc>
+        <w:tc>
+          <w:tcPr>
+            <w:tcW w:type="dxa" w:w="1234"/>
+          </w:tcPr>
+          <w:p>
+            <w:r>
+              <w:t>CBPR+</w:t>
             </w:r>
           </w:p>
         </w:tc>
@@ -2302,7 +1632,7 @@
           </w:tcPr>
           <w:p>
             <w:r>
-              <w:t>Grossbetrag Inland</w:t>
+              <w:t>Waehrung USD, Land US</w:t>
             </w:r>
           </w:p>
         </w:tc>
@@ -2314,17 +1644,17 @@
           </w:tcPr>
           <w:p>
             <w:r>
-              <w:t>TC-CBPR-004</w:t>
-            </w:r>
-          </w:p>
-        </w:tc>
-        <w:tc>
-          <w:tcPr>
-            <w:tcW w:type="dxa" w:w="1234"/>
-          </w:tcPr>
-          <w:p>
-            <w:r>
-              <w:t>CBPR+ EUR-Zahlung</w:t>
+              <w:t>TC-CCY-JPY</w:t>
+            </w:r>
+          </w:p>
+        </w:tc>
+        <w:tc>
+          <w:tcPr>
+            <w:tcW w:type="dxa" w:w="1234"/>
+          </w:tcPr>
+          <w:p>
+            <w:r>
+              <w:t>CBPR+ JPY (Japanischer Yen)</w:t>
             </w:r>
           </w:p>
         </w:tc>
@@ -2374,7 +1704,7 @@
           </w:tcPr>
           <w:p>
             <w:r>
-              <w:t>CBPR+ mit europaeischer Waehrung</w:t>
+              <w:t>Waehrung JPY, Land JP</w:t>
             </w:r>
           </w:p>
         </w:tc>
@@ -2386,17 +1716,17 @@
           </w:tcPr>
           <w:p>
             <w:r>
-              <w:t>TC-CBPR-005</w:t>
-            </w:r>
-          </w:p>
-        </w:tc>
-        <w:tc>
-          <w:tcPr>
-            <w:tcW w:type="dxa" w:w="1234"/>
-          </w:tcPr>
-          <w:p>
-            <w:r>
-              <w:t>CBPR+ GBP-Zahlung</w:t>
+              <w:t>TC-CCY-GBP</w:t>
+            </w:r>
+          </w:p>
+        </w:tc>
+        <w:tc>
+          <w:tcPr>
+            <w:tcW w:type="dxa" w:w="1234"/>
+          </w:tcPr>
+          <w:p>
+            <w:r>
+              <w:t>CBPR+ GBP (Britisches Pfund)</w:t>
             </w:r>
           </w:p>
         </w:tc>
@@ -2446,7 +1776,7 @@
           </w:tcPr>
           <w:p>
             <w:r>
-              <w:t>CBPR+ Pfund Sterling</w:t>
+              <w:t>Waehrung GBP, Land GB</w:t>
             </w:r>
           </w:p>
         </w:tc>
@@ -2458,17 +1788,17 @@
           </w:tcPr>
           <w:p>
             <w:r>
-              <w:t>TC-CBPR-006</w:t>
-            </w:r>
-          </w:p>
-        </w:tc>
-        <w:tc>
-          <w:tcPr>
-            <w:tcW w:type="dxa" w:w="1234"/>
-          </w:tcPr>
-          <w:p>
-            <w:r>
-              <w:t>CBPR+ CHF-Zahlung</w:t>
+              <w:t>TC-CCY-CNY</w:t>
+            </w:r>
+          </w:p>
+        </w:tc>
+        <w:tc>
+          <w:tcPr>
+            <w:tcW w:type="dxa" w:w="1234"/>
+          </w:tcPr>
+          <w:p>
+            <w:r>
+              <w:t>CBPR+ CNY (Chinesischer Yuan)</w:t>
             </w:r>
           </w:p>
         </w:tc>
@@ -2518,7 +1848,7 @@
           </w:tcPr>
           <w:p>
             <w:r>
-              <w:t>CBPR+ mit Schweizer Franken</w:t>
+              <w:t>Waehrung CNY, Land CN</w:t>
             </w:r>
           </w:p>
         </w:tc>
@@ -2530,27 +1860,27 @@
           </w:tcPr>
           <w:p>
             <w:r>
-              <w:t>TC-DBT-001</w:t>
-            </w:r>
-          </w:p>
-        </w:tc>
-        <w:tc>
-          <w:tcPr>
-            <w:tcW w:type="dxa" w:w="1234"/>
-          </w:tcPr>
-          <w:p>
-            <w:r>
-              <w:t>Minimaler Debtor</w:t>
-            </w:r>
-          </w:p>
-        </w:tc>
-        <w:tc>
-          <w:tcPr>
-            <w:tcW w:type="dxa" w:w="1234"/>
-          </w:tcPr>
-          <w:p>
-            <w:r>
-              <w:t>SEPA</w:t>
+              <w:t>TC-CCY-AUD</w:t>
+            </w:r>
+          </w:p>
+        </w:tc>
+        <w:tc>
+          <w:tcPr>
+            <w:tcW w:type="dxa" w:w="1234"/>
+          </w:tcPr>
+          <w:p>
+            <w:r>
+              <w:t>CBPR+ AUD (Australischer Dollar)</w:t>
+            </w:r>
+          </w:p>
+        </w:tc>
+        <w:tc>
+          <w:tcPr>
+            <w:tcW w:type="dxa" w:w="1234"/>
+          </w:tcPr>
+          <w:p>
+            <w:r>
+              <w:t>CBPR+</w:t>
             </w:r>
           </w:p>
         </w:tc>
@@ -2590,7 +1920,7 @@
           </w:tcPr>
           <w:p>
             <w:r>
-              <w:t>Debtor ohne BIC, Adresse — NOTPROVIDED im XML</w:t>
+              <w:t>Waehrung AUD, Land AU</w:t>
             </w:r>
           </w:p>
         </w:tc>
@@ -2602,27 +1932,27 @@
           </w:tcPr>
           <w:p>
             <w:r>
-              <w:t>TC-DBT-002</w:t>
-            </w:r>
-          </w:p>
-        </w:tc>
-        <w:tc>
-          <w:tcPr>
-            <w:tcW w:type="dxa" w:w="1234"/>
-          </w:tcPr>
-          <w:p>
-            <w:r>
-              <w:t>Alternativer Debtor</w:t>
-            </w:r>
-          </w:p>
-        </w:tc>
-        <w:tc>
-          <w:tcPr>
-            <w:tcW w:type="dxa" w:w="1234"/>
-          </w:tcPr>
-          <w:p>
-            <w:r>
-              <w:t>Domestic-QR</w:t>
+              <w:t>TC-CCY-CAD</w:t>
+            </w:r>
+          </w:p>
+        </w:tc>
+        <w:tc>
+          <w:tcPr>
+            <w:tcW w:type="dxa" w:w="1234"/>
+          </w:tcPr>
+          <w:p>
+            <w:r>
+              <w:t>CBPR+ CAD (Kanadischer Dollar)</w:t>
+            </w:r>
+          </w:p>
+        </w:tc>
+        <w:tc>
+          <w:tcPr>
+            <w:tcW w:type="dxa" w:w="1234"/>
+          </w:tcPr>
+          <w:p>
+            <w:r>
+              <w:t>CBPR+</w:t>
             </w:r>
           </w:p>
         </w:tc>
@@ -2662,7 +1992,7 @@
           </w:tcPr>
           <w:p>
             <w:r>
-              <w:t>Anderer Debtor (Helvetia)</w:t>
+              <w:t>Waehrung CAD, Land CA</w:t>
             </w:r>
           </w:p>
         </w:tc>
@@ -2674,27 +2004,27 @@
           </w:tcPr>
           <w:p>
             <w:r>
-              <w:t>TC-DBT-003</w:t>
-            </w:r>
-          </w:p>
-        </w:tc>
-        <w:tc>
-          <w:tcPr>
-            <w:tcW w:type="dxa" w:w="1234"/>
-          </w:tcPr>
-          <w:p>
-            <w:r>
-              <w:t>Alternativer Debtor Domestic</w:t>
-            </w:r>
-          </w:p>
-        </w:tc>
-        <w:tc>
-          <w:tcPr>
-            <w:tcW w:type="dxa" w:w="1234"/>
-          </w:tcPr>
-          <w:p>
-            <w:r>
-              <w:t>Domestic-IBAN</w:t>
+              <w:t>TC-CCY-HKD</w:t>
+            </w:r>
+          </w:p>
+        </w:tc>
+        <w:tc>
+          <w:tcPr>
+            <w:tcW w:type="dxa" w:w="1234"/>
+          </w:tcPr>
+          <w:p>
+            <w:r>
+              <w:t>CBPR+ HKD (Hongkong-Dollar)</w:t>
+            </w:r>
+          </w:p>
+        </w:tc>
+        <w:tc>
+          <w:tcPr>
+            <w:tcW w:type="dxa" w:w="1234"/>
+          </w:tcPr>
+          <w:p>
+            <w:r>
+              <w:t>CBPR+</w:t>
             </w:r>
           </w:p>
         </w:tc>
@@ -2734,7 +2064,7 @@
           </w:tcPr>
           <w:p>
             <w:r>
-              <w:t>Helvetia als Debtor bei Inlandszahlung</w:t>
+              <w:t>Waehrung HKD, Land HK</w:t>
             </w:r>
           </w:p>
         </w:tc>
@@ -2746,27 +2076,27 @@
           </w:tcPr>
           <w:p>
             <w:r>
-              <w:t>TC-NOK-001</w:t>
-            </w:r>
-          </w:p>
-        </w:tc>
-        <w:tc>
-          <w:tcPr>
-            <w:tcW w:type="dxa" w:w="1234"/>
-          </w:tcPr>
-          <w:p>
-            <w:r>
-              <w:t>SEPA 3 Tx falsche Waehrung</w:t>
-            </w:r>
-          </w:p>
-        </w:tc>
-        <w:tc>
-          <w:tcPr>
-            <w:tcW w:type="dxa" w:w="1234"/>
-          </w:tcPr>
-          <w:p>
-            <w:r>
-              <w:t>SEPA</w:t>
+              <w:t>TC-CCY-SGD</w:t>
+            </w:r>
+          </w:p>
+        </w:tc>
+        <w:tc>
+          <w:tcPr>
+            <w:tcW w:type="dxa" w:w="1234"/>
+          </w:tcPr>
+          <w:p>
+            <w:r>
+              <w:t>CBPR+ SGD (Singapur-Dollar)</w:t>
+            </w:r>
+          </w:p>
+        </w:tc>
+        <w:tc>
+          <w:tcPr>
+            <w:tcW w:type="dxa" w:w="1234"/>
+          </w:tcPr>
+          <w:p>
+            <w:r>
+              <w:t>CBPR+</w:t>
             </w:r>
           </w:p>
         </w:tc>
@@ -2786,11 +2116,7 @@
           </w:tcPr>
           <w:p>
             <w:r>
-              <w:t>BR-SEPA-001: Währung muss EUR sein</w:t>
-              <w:br/>
-              <w:t>BR-SEPA-001: Währung muss EUR sein</w:t>
-              <w:br/>
-              <w:t>BR-SEPA-001: Währung muss EUR sein</w:t>
+              <w:t>Alle bestanden</w:t>
             </w:r>
           </w:p>
         </w:tc>
@@ -2810,7 +2136,7 @@
           </w:tcPr>
           <w:p>
             <w:r>
-              <w:t>BR-SEPA-001 bei allen 3 Transaktionen</w:t>
+              <w:t>Waehrung SGD, Land SG</w:t>
             </w:r>
           </w:p>
         </w:tc>
@@ -2822,27 +2148,27 @@
           </w:tcPr>
           <w:p>
             <w:r>
-              <w:t>TC-NOK-002</w:t>
-            </w:r>
-          </w:p>
-        </w:tc>
-        <w:tc>
-          <w:tcPr>
-            <w:tcW w:type="dxa" w:w="1234"/>
-          </w:tcPr>
-          <w:p>
-            <w:r>
-              <w:t>QR 3 Tx ohne Referenz</w:t>
-            </w:r>
-          </w:p>
-        </w:tc>
-        <w:tc>
-          <w:tcPr>
-            <w:tcW w:type="dxa" w:w="1234"/>
-          </w:tcPr>
-          <w:p>
-            <w:r>
-              <w:t>Domestic-QR</w:t>
+              <w:t>TC-CCY-SEK</w:t>
+            </w:r>
+          </w:p>
+        </w:tc>
+        <w:tc>
+          <w:tcPr>
+            <w:tcW w:type="dxa" w:w="1234"/>
+          </w:tcPr>
+          <w:p>
+            <w:r>
+              <w:t>CBPR+ SEK (Schwedische Krone)</w:t>
+            </w:r>
+          </w:p>
+        </w:tc>
+        <w:tc>
+          <w:tcPr>
+            <w:tcW w:type="dxa" w:w="1234"/>
+          </w:tcPr>
+          <w:p>
+            <w:r>
+              <w:t>CBPR+</w:t>
             </w:r>
           </w:p>
         </w:tc>
@@ -2862,11 +2188,7 @@
           </w:tcPr>
           <w:p>
             <w:r>
-              <w:t>BR-QR-002: Bei QR-IBAN muss eine QR-Referenz (QRR) vorhanden sein</w:t>
-              <w:br/>
-              <w:t>BR-QR-002: Bei QR-IBAN muss eine QR-Referenz (QRR) vorhanden sein</w:t>
-              <w:br/>
-              <w:t>BR-QR-002: Bei QR-IBAN muss eine QR-Referenz (QRR) vorhanden sein</w:t>
+              <w:t>Alle bestanden</w:t>
             </w:r>
           </w:p>
         </w:tc>
@@ -2886,7 +2208,7 @@
           </w:tcPr>
           <w:p>
             <w:r>
-              <w:t>BR-QR-002 bei allen 3 Transaktionen</w:t>
+              <w:t>Waehrung SEK, Land SE</w:t>
             </w:r>
           </w:p>
         </w:tc>
@@ -2898,27 +2220,27 @@
           </w:tcPr>
           <w:p>
             <w:r>
-              <w:t>TC-NOK-003</w:t>
-            </w:r>
-          </w:p>
-        </w:tc>
-        <w:tc>
-          <w:tcPr>
-            <w:tcW w:type="dxa" w:w="1234"/>
-          </w:tcPr>
-          <w:p>
-            <w:r>
-              <w:t>IBAN 2 Tx mit QR-IBAN</w:t>
-            </w:r>
-          </w:p>
-        </w:tc>
-        <w:tc>
-          <w:tcPr>
-            <w:tcW w:type="dxa" w:w="1234"/>
-          </w:tcPr>
-          <w:p>
-            <w:r>
-              <w:t>Domestic-IBAN</w:t>
+              <w:t>TC-CCY-KRW</w:t>
+            </w:r>
+          </w:p>
+        </w:tc>
+        <w:tc>
+          <w:tcPr>
+            <w:tcW w:type="dxa" w:w="1234"/>
+          </w:tcPr>
+          <w:p>
+            <w:r>
+              <w:t>CBPR+ KRW (Suedkoreanischer Won)</w:t>
+            </w:r>
+          </w:p>
+        </w:tc>
+        <w:tc>
+          <w:tcPr>
+            <w:tcW w:type="dxa" w:w="1234"/>
+          </w:tcPr>
+          <w:p>
+            <w:r>
+              <w:t>CBPR+</w:t>
             </w:r>
           </w:p>
         </w:tc>
@@ -2938,9 +2260,7 @@
           </w:tcPr>
           <w:p>
             <w:r>
-              <w:t>BR-IBAN-001: Creditor darf keine QR-IBAN haben</w:t>
-              <w:br/>
-              <w:t>BR-IBAN-001: Creditor darf keine QR-IBAN haben</w:t>
+              <w:t>Alle bestanden</w:t>
             </w:r>
           </w:p>
         </w:tc>
@@ -2960,7 +2280,7 @@
           </w:tcPr>
           <w:p>
             <w:r>
-              <w:t>BR-IBAN-001 bei 2 Transaktionen</w:t>
+              <w:t>Waehrung KRW, Land KR</w:t>
             </w:r>
           </w:p>
         </w:tc>
@@ -2972,17 +2292,17 @@
           </w:tcPr>
           <w:p>
             <w:r>
-              <w:t>TC-NOK-004</w:t>
-            </w:r>
-          </w:p>
-        </w:tc>
-        <w:tc>
-          <w:tcPr>
-            <w:tcW w:type="dxa" w:w="1234"/>
-          </w:tcPr>
-          <w:p>
-            <w:r>
-              <w:t>CBPR+ 2 Tx ohne Agent</w:t>
+              <w:t>TC-CCY-NOK</w:t>
+            </w:r>
+          </w:p>
+        </w:tc>
+        <w:tc>
+          <w:tcPr>
+            <w:tcW w:type="dxa" w:w="1234"/>
+          </w:tcPr>
+          <w:p>
+            <w:r>
+              <w:t>CBPR+ NOK (Norwegische Krone)</w:t>
             </w:r>
           </w:p>
         </w:tc>
@@ -3012,9 +2332,7 @@
           </w:tcPr>
           <w:p>
             <w:r>
-              <w:t>BR-CBPR-005: Creditor-Agent (BIC) muss angegeben werden</w:t>
-              <w:br/>
-              <w:t>BR-CBPR-005: Creditor-Agent (BIC) muss angegeben werden</w:t>
+              <w:t>Alle bestanden</w:t>
             </w:r>
           </w:p>
         </w:tc>
@@ -3034,7 +2352,7 @@
           </w:tcPr>
           <w:p>
             <w:r>
-              <w:t>BR-CBPR-005 bei 2 Transaktionen</w:t>
+              <w:t>Waehrung NOK, Land NO</w:t>
             </w:r>
           </w:p>
         </w:tc>
@@ -3046,27 +2364,27 @@
           </w:tcPr>
           <w:p>
             <w:r>
-              <w:t>TC-NOK-005</w:t>
-            </w:r>
-          </w:p>
-        </w:tc>
-        <w:tc>
-          <w:tcPr>
-            <w:tcW w:type="dxa" w:w="1234"/>
-          </w:tcPr>
-          <w:p>
-            <w:r>
-              <w:t>IBAN 2 Tx mit QRR</w:t>
-            </w:r>
-          </w:p>
-        </w:tc>
-        <w:tc>
-          <w:tcPr>
-            <w:tcW w:type="dxa" w:w="1234"/>
-          </w:tcPr>
-          <w:p>
-            <w:r>
-              <w:t>Domestic-IBAN</w:t>
+              <w:t>TC-CCY-NZD</w:t>
+            </w:r>
+          </w:p>
+        </w:tc>
+        <w:tc>
+          <w:tcPr>
+            <w:tcW w:type="dxa" w:w="1234"/>
+          </w:tcPr>
+          <w:p>
+            <w:r>
+              <w:t>CBPR+ NZD (Neuseeland-Dollar)</w:t>
+            </w:r>
+          </w:p>
+        </w:tc>
+        <w:tc>
+          <w:tcPr>
+            <w:tcW w:type="dxa" w:w="1234"/>
+          </w:tcPr>
+          <w:p>
+            <w:r>
+              <w:t>CBPR+</w:t>
             </w:r>
           </w:p>
         </w:tc>
@@ -3086,9 +2404,7 @@
           </w:tcPr>
           <w:p>
             <w:r>
-              <w:t>BR-IBAN-002: QR-Referenz (QRR) ist bei regulärer IBAN nicht zulässig</w:t>
-              <w:br/>
-              <w:t>BR-IBAN-002: QR-Referenz (QRR) ist bei regulärer IBAN nicht zulässig</w:t>
+              <w:t>Alle bestanden</w:t>
             </w:r>
           </w:p>
         </w:tc>
@@ -3108,7 +2424,7 @@
           </w:tcPr>
           <w:p>
             <w:r>
-              <w:t>BR-IBAN-002 bei 2 Transaktionen</w:t>
+              <w:t>Waehrung NZD, Land AU</w:t>
             </w:r>
           </w:p>
         </w:tc>
@@ -3120,27 +2436,27 @@
           </w:tcPr>
           <w:p>
             <w:r>
-              <w:t>TC-NOK-007</w:t>
-            </w:r>
-          </w:p>
-        </w:tc>
-        <w:tc>
-          <w:tcPr>
-            <w:tcW w:type="dxa" w:w="1234"/>
-          </w:tcPr>
-          <w:p>
-            <w:r>
-              <w:t>SEPA falsche Gebuehr anderer Debtor</w:t>
-            </w:r>
-          </w:p>
-        </w:tc>
-        <w:tc>
-          <w:tcPr>
-            <w:tcW w:type="dxa" w:w="1234"/>
-          </w:tcPr>
-          <w:p>
-            <w:r>
-              <w:t>SEPA</w:t>
+              <w:t>TC-CCY-INR</w:t>
+            </w:r>
+          </w:p>
+        </w:tc>
+        <w:tc>
+          <w:tcPr>
+            <w:tcW w:type="dxa" w:w="1234"/>
+          </w:tcPr>
+          <w:p>
+            <w:r>
+              <w:t>CBPR+ INR (Indische Rupie)</w:t>
+            </w:r>
+          </w:p>
+        </w:tc>
+        <w:tc>
+          <w:tcPr>
+            <w:tcW w:type="dxa" w:w="1234"/>
+          </w:tcPr>
+          <w:p>
+            <w:r>
+              <w:t>CBPR+</w:t>
             </w:r>
           </w:p>
         </w:tc>
@@ -3160,7 +2476,7 @@
           </w:tcPr>
           <w:p>
             <w:r>
-              <w:t>BR-SEPA-003: ChrgBr muss SLEV sein</w:t>
+              <w:t>Alle bestanden</w:t>
             </w:r>
           </w:p>
         </w:tc>
@@ -3180,7 +2496,7 @@
           </w:tcPr>
           <w:p>
             <w:r>
-              <w:t>BR-SEPA-003 mit alternativem Debtor</w:t>
+              <w:t>Waehrung INR, Land IN</w:t>
             </w:r>
           </w:p>
         </w:tc>
@@ -3192,27 +2508,27 @@
           </w:tcPr>
           <w:p>
             <w:r>
-              <w:t>TC-NOK-008</w:t>
-            </w:r>
-          </w:p>
-        </w:tc>
-        <w:tc>
-          <w:tcPr>
-            <w:tcW w:type="dxa" w:w="1234"/>
-          </w:tcPr>
-          <w:p>
-            <w:r>
-              <w:t>QR falsche Waehrung anderer Debtor</w:t>
-            </w:r>
-          </w:p>
-        </w:tc>
-        <w:tc>
-          <w:tcPr>
-            <w:tcW w:type="dxa" w:w="1234"/>
-          </w:tcPr>
-          <w:p>
-            <w:r>
-              <w:t>Domestic-QR</w:t>
+              <w:t>TC-CCY-MXN</w:t>
+            </w:r>
+          </w:p>
+        </w:tc>
+        <w:tc>
+          <w:tcPr>
+            <w:tcW w:type="dxa" w:w="1234"/>
+          </w:tcPr>
+          <w:p>
+            <w:r>
+              <w:t>CBPR+ MXN (Mexikanischer Peso)</w:t>
+            </w:r>
+          </w:p>
+        </w:tc>
+        <w:tc>
+          <w:tcPr>
+            <w:tcW w:type="dxa" w:w="1234"/>
+          </w:tcPr>
+          <w:p>
+            <w:r>
+              <w:t>CBPR+</w:t>
             </w:r>
           </w:p>
         </w:tc>
@@ -3232,7 +2548,7 @@
           </w:tcPr>
           <w:p>
             <w:r>
-              <w:t>BR-QR-004: Währung muss CHF oder EUR sein</w:t>
+              <w:t>Alle bestanden</w:t>
             </w:r>
           </w:p>
         </w:tc>
@@ -3252,7 +2568,7 @@
           </w:tcPr>
           <w:p>
             <w:r>
-              <w:t>BR-QR-004 mit alternativem Debtor</w:t>
+              <w:t>Waehrung MXN, Land MX</w:t>
             </w:r>
           </w:p>
         </w:tc>
@@ -3264,27 +2580,27 @@
           </w:tcPr>
           <w:p>
             <w:r>
-              <w:t>TC-VAL-001</w:t>
-            </w:r>
-          </w:p>
-        </w:tc>
-        <w:tc>
-          <w:tcPr>
-            <w:tcW w:type="dxa" w:w="1234"/>
-          </w:tcPr>
-          <w:p>
-            <w:r>
-              <w:t>Betrag mit 2 Dezimalstellen</w:t>
-            </w:r>
-          </w:p>
-        </w:tc>
-        <w:tc>
-          <w:tcPr>
-            <w:tcW w:type="dxa" w:w="1234"/>
-          </w:tcPr>
-          <w:p>
-            <w:r>
-              <w:t>SEPA</w:t>
+              <w:t>TC-CCY-TWD</w:t>
+            </w:r>
+          </w:p>
+        </w:tc>
+        <w:tc>
+          <w:tcPr>
+            <w:tcW w:type="dxa" w:w="1234"/>
+          </w:tcPr>
+          <w:p>
+            <w:r>
+              <w:t>CBPR+ TWD (Taiwan-Dollar)</w:t>
+            </w:r>
+          </w:p>
+        </w:tc>
+        <w:tc>
+          <w:tcPr>
+            <w:tcW w:type="dxa" w:w="1234"/>
+          </w:tcPr>
+          <w:p>
+            <w:r>
+              <w:t>CBPR+</w:t>
             </w:r>
           </w:p>
         </w:tc>
@@ -3324,7 +2640,7 @@
           </w:tcPr>
           <w:p>
             <w:r>
-              <w:t>BR-GEN-001: exakt 2 Dezimalstellen</w:t>
+              <w:t>Waehrung TWD, Land HK</w:t>
             </w:r>
           </w:p>
         </w:tc>
@@ -3336,17 +2652,17 @@
           </w:tcPr>
           <w:p>
             <w:r>
-              <w:t>TC-VAL-002</w:t>
-            </w:r>
-          </w:p>
-        </w:tc>
-        <w:tc>
-          <w:tcPr>
-            <w:tcW w:type="dxa" w:w="1234"/>
-          </w:tcPr>
-          <w:p>
-            <w:r>
-              <w:t>BIC 8 Zeichen</w:t>
+              <w:t>TC-CCY-ZAR</w:t>
+            </w:r>
+          </w:p>
+        </w:tc>
+        <w:tc>
+          <w:tcPr>
+            <w:tcW w:type="dxa" w:w="1234"/>
+          </w:tcPr>
+          <w:p>
+            <w:r>
+              <w:t>CBPR+ ZAR (Suedafrikanischer Rand)</w:t>
             </w:r>
           </w:p>
         </w:tc>
@@ -3396,7 +2712,7 @@
           </w:tcPr>
           <w:p>
             <w:r>
-              <w:t>BR-GEN-002: 8-stelliger BIC</w:t>
+              <w:t>Waehrung ZAR, Land ZA</w:t>
             </w:r>
           </w:p>
         </w:tc>
@@ -3408,17 +2724,17 @@
           </w:tcPr>
           <w:p>
             <w:r>
-              <w:t>TC-VAL-003</w:t>
-            </w:r>
-          </w:p>
-        </w:tc>
-        <w:tc>
-          <w:tcPr>
-            <w:tcW w:type="dxa" w:w="1234"/>
-          </w:tcPr>
-          <w:p>
-            <w:r>
-              <w:t>BIC 11 Zeichen</w:t>
+              <w:t>TC-CCY-BRL</w:t>
+            </w:r>
+          </w:p>
+        </w:tc>
+        <w:tc>
+          <w:tcPr>
+            <w:tcW w:type="dxa" w:w="1234"/>
+          </w:tcPr>
+          <w:p>
+            <w:r>
+              <w:t>CBPR+ BRL (Brasilianischer Real)</w:t>
             </w:r>
           </w:p>
         </w:tc>
@@ -3468,7 +2784,7 @@
           </w:tcPr>
           <w:p>
             <w:r>
-              <w:t>BR-GEN-002: 11-stelliger BIC</w:t>
+              <w:t>Waehrung BRL, Land BR</w:t>
             </w:r>
           </w:p>
         </w:tc>
@@ -3480,27 +2796,27 @@
           </w:tcPr>
           <w:p>
             <w:r>
-              <w:t>TC-VAL-004</w:t>
-            </w:r>
-          </w:p>
-        </w:tc>
-        <w:tc>
-          <w:tcPr>
-            <w:tcW w:type="dxa" w:w="1234"/>
-          </w:tcPr>
-          <w:p>
-            <w:r>
-              <w:t>Country-Code DE</w:t>
-            </w:r>
-          </w:p>
-        </w:tc>
-        <w:tc>
-          <w:tcPr>
-            <w:tcW w:type="dxa" w:w="1234"/>
-          </w:tcPr>
-          <w:p>
-            <w:r>
-              <w:t>SEPA</w:t>
+              <w:t>TC-CCY-DKK</w:t>
+            </w:r>
+          </w:p>
+        </w:tc>
+        <w:tc>
+          <w:tcPr>
+            <w:tcW w:type="dxa" w:w="1234"/>
+          </w:tcPr>
+          <w:p>
+            <w:r>
+              <w:t>CBPR+ DKK (Daenische Krone)</w:t>
+            </w:r>
+          </w:p>
+        </w:tc>
+        <w:tc>
+          <w:tcPr>
+            <w:tcW w:type="dxa" w:w="1234"/>
+          </w:tcPr>
+          <w:p>
+            <w:r>
+              <w:t>CBPR+</w:t>
             </w:r>
           </w:p>
         </w:tc>
@@ -3540,7 +2856,7 @@
           </w:tcPr>
           <w:p>
             <w:r>
-              <w:t>BR-GEN-007: gültiger Country-Code DE</w:t>
+              <w:t>Waehrung DKK, Land DK</w:t>
             </w:r>
           </w:p>
         </w:tc>
@@ -3552,27 +2868,27 @@
           </w:tcPr>
           <w:p>
             <w:r>
-              <w:t>TC-VAL-005</w:t>
-            </w:r>
-          </w:p>
-        </w:tc>
-        <w:tc>
-          <w:tcPr>
-            <w:tcW w:type="dxa" w:w="1234"/>
-          </w:tcPr>
-          <w:p>
-            <w:r>
-              <w:t>Vollstaendige Creditor-Adresse</w:t>
-            </w:r>
-          </w:p>
-        </w:tc>
-        <w:tc>
-          <w:tcPr>
-            <w:tcW w:type="dxa" w:w="1234"/>
-          </w:tcPr>
-          <w:p>
-            <w:r>
-              <w:t>Domestic-IBAN</w:t>
+              <w:t>TC-CCY-PLN</w:t>
+            </w:r>
+          </w:p>
+        </w:tc>
+        <w:tc>
+          <w:tcPr>
+            <w:tcW w:type="dxa" w:w="1234"/>
+          </w:tcPr>
+          <w:p>
+            <w:r>
+              <w:t>CBPR+ PLN (Polnischer Zloty)</w:t>
+            </w:r>
+          </w:p>
+        </w:tc>
+        <w:tc>
+          <w:tcPr>
+            <w:tcW w:type="dxa" w:w="1234"/>
+          </w:tcPr>
+          <w:p>
+            <w:r>
+              <w:t>CBPR+</w:t>
             </w:r>
           </w:p>
         </w:tc>
@@ -3612,7 +2928,7 @@
           </w:tcPr>
           <w:p>
             <w:r>
-              <w:t>BR-ADDR-001: TwnNm und Ctry vorhanden</w:t>
+              <w:t>Waehrung PLN, Land PL</w:t>
             </w:r>
           </w:p>
         </w:tc>
@@ -3624,27 +2940,27 @@
           </w:tcPr>
           <w:p>
             <w:r>
-              <w:t>TC-VAL-006</w:t>
-            </w:r>
-          </w:p>
-        </w:tc>
-        <w:tc>
-          <w:tcPr>
-            <w:tcW w:type="dxa" w:w="1234"/>
-          </w:tcPr>
-          <w:p>
-            <w:r>
-              <w:t>Creditor-Name 140 Zeichen non-SEPA</w:t>
-            </w:r>
-          </w:p>
-        </w:tc>
-        <w:tc>
-          <w:tcPr>
-            <w:tcW w:type="dxa" w:w="1234"/>
-          </w:tcPr>
-          <w:p>
-            <w:r>
-              <w:t>Domestic-IBAN</w:t>
+              <w:t>TC-CCY-THB</w:t>
+            </w:r>
+          </w:p>
+        </w:tc>
+        <w:tc>
+          <w:tcPr>
+            <w:tcW w:type="dxa" w:w="1234"/>
+          </w:tcPr>
+          <w:p>
+            <w:r>
+              <w:t>CBPR+ THB (Thailaendischer Baht)</w:t>
+            </w:r>
+          </w:p>
+        </w:tc>
+        <w:tc>
+          <w:tcPr>
+            <w:tcW w:type="dxa" w:w="1234"/>
+          </w:tcPr>
+          <w:p>
+            <w:r>
+              <w:t>CBPR+</w:t>
             </w:r>
           </w:p>
         </w:tc>
@@ -3684,7 +3000,7 @@
           </w:tcPr>
           <w:p>
             <w:r>
-              <w:t>BR-GEN-006: exakt 140 Zeichen, muss OK sein</w:t>
+              <w:t>Waehrung THB, Land TH</w:t>
             </w:r>
           </w:p>
         </w:tc>
@@ -3696,27 +3012,27 @@
           </w:tcPr>
           <w:p>
             <w:r>
-              <w:t>TC-VAL-007</w:t>
-            </w:r>
-          </w:p>
-        </w:tc>
-        <w:tc>
-          <w:tcPr>
-            <w:tcW w:type="dxa" w:w="1234"/>
-          </w:tcPr>
-          <w:p>
-            <w:r>
-              <w:t>QR-IBAN CH-Laenderkennzeichen</w:t>
-            </w:r>
-          </w:p>
-        </w:tc>
-        <w:tc>
-          <w:tcPr>
-            <w:tcW w:type="dxa" w:w="1234"/>
-          </w:tcPr>
-          <w:p>
-            <w:r>
-              <w:t>Domestic-QR</w:t>
+              <w:t>TC-CCY-ILS</w:t>
+            </w:r>
+          </w:p>
+        </w:tc>
+        <w:tc>
+          <w:tcPr>
+            <w:tcW w:type="dxa" w:w="1234"/>
+          </w:tcPr>
+          <w:p>
+            <w:r>
+              <w:t>CBPR+ ILS (Israelischer Schekel)</w:t>
+            </w:r>
+          </w:p>
+        </w:tc>
+        <w:tc>
+          <w:tcPr>
+            <w:tcW w:type="dxa" w:w="1234"/>
+          </w:tcPr>
+          <w:p>
+            <w:r>
+              <w:t>CBPR+</w:t>
             </w:r>
           </w:p>
         </w:tc>
@@ -3756,7 +3072,7 @@
           </w:tcPr>
           <w:p>
             <w:r>
-              <w:t>BR-QR-007: CH-IBAN korrekt</w:t>
+              <w:t>Waehrung ILS, Land IL</w:t>
             </w:r>
           </w:p>
         </w:tc>
@@ -3768,27 +3084,27 @@
           </w:tcPr>
           <w:p>
             <w:r>
-              <w:t>TC-VAL-008</w:t>
-            </w:r>
-          </w:p>
-        </w:tc>
-        <w:tc>
-          <w:tcPr>
-            <w:tcW w:type="dxa" w:w="1234"/>
-          </w:tcPr>
-          <w:p>
-            <w:r>
-              <w:t>Domestic-IBAN CH-Laenderkennzeichen</w:t>
-            </w:r>
-          </w:p>
-        </w:tc>
-        <w:tc>
-          <w:tcPr>
-            <w:tcW w:type="dxa" w:w="1234"/>
-          </w:tcPr>
-          <w:p>
-            <w:r>
-              <w:t>Domestic-IBAN</w:t>
+              <w:t>TC-CCY-IDR</w:t>
+            </w:r>
+          </w:p>
+        </w:tc>
+        <w:tc>
+          <w:tcPr>
+            <w:tcW w:type="dxa" w:w="1234"/>
+          </w:tcPr>
+          <w:p>
+            <w:r>
+              <w:t>CBPR+ IDR (Indonesische Rupiah)</w:t>
+            </w:r>
+          </w:p>
+        </w:tc>
+        <w:tc>
+          <w:tcPr>
+            <w:tcW w:type="dxa" w:w="1234"/>
+          </w:tcPr>
+          <w:p>
+            <w:r>
+              <w:t>CBPR+</w:t>
             </w:r>
           </w:p>
         </w:tc>
@@ -3828,7 +3144,7 @@
           </w:tcPr>
           <w:p>
             <w:r>
-              <w:t>BR-IBAN-006: CH-IBAN korrekt</w:t>
+              <w:t>Waehrung IDR, Land SG</w:t>
             </w:r>
           </w:p>
         </w:tc>
@@ -3840,27 +3156,27 @@
           </w:tcPr>
           <w:p>
             <w:r>
-              <w:t>TC-VAL-009</w:t>
-            </w:r>
-          </w:p>
-        </w:tc>
-        <w:tc>
-          <w:tcPr>
-            <w:tcW w:type="dxa" w:w="1234"/>
-          </w:tcPr>
-          <w:p>
-            <w:r>
-              <w:t>SCOR-Referenz valide</w:t>
-            </w:r>
-          </w:p>
-        </w:tc>
-        <w:tc>
-          <w:tcPr>
-            <w:tcW w:type="dxa" w:w="1234"/>
-          </w:tcPr>
-          <w:p>
-            <w:r>
-              <w:t>Domestic-IBAN</w:t>
+              <w:t>TC-CCY-CZK</w:t>
+            </w:r>
+          </w:p>
+        </w:tc>
+        <w:tc>
+          <w:tcPr>
+            <w:tcW w:type="dxa" w:w="1234"/>
+          </w:tcPr>
+          <w:p>
+            <w:r>
+              <w:t>CBPR+ CZK (Tschechische Krone)</w:t>
+            </w:r>
+          </w:p>
+        </w:tc>
+        <w:tc>
+          <w:tcPr>
+            <w:tcW w:type="dxa" w:w="1234"/>
+          </w:tcPr>
+          <w:p>
+            <w:r>
+              <w:t>CBPR+</w:t>
             </w:r>
           </w:p>
         </w:tc>
@@ -3900,7 +3216,7 @@
           </w:tcPr>
           <w:p>
             <w:r>
-              <w:t>BR-REF-V01: generierte SCOR ist valide</w:t>
+              <w:t>Waehrung CZK, Land CZ</w:t>
             </w:r>
           </w:p>
         </w:tc>
@@ -3912,27 +3228,27 @@
           </w:tcPr>
           <w:p>
             <w:r>
-              <w:t>TC-VAL-010</w:t>
-            </w:r>
-          </w:p>
-        </w:tc>
-        <w:tc>
-          <w:tcPr>
-            <w:tcW w:type="dxa" w:w="1234"/>
-          </w:tcPr>
-          <w:p>
-            <w:r>
-              <w:t>Betrag ganzzahlig</w:t>
-            </w:r>
-          </w:p>
-        </w:tc>
-        <w:tc>
-          <w:tcPr>
-            <w:tcW w:type="dxa" w:w="1234"/>
-          </w:tcPr>
-          <w:p>
-            <w:r>
-              <w:t>SEPA</w:t>
+              <w:t>TC-CCY-AED</w:t>
+            </w:r>
+          </w:p>
+        </w:tc>
+        <w:tc>
+          <w:tcPr>
+            <w:tcW w:type="dxa" w:w="1234"/>
+          </w:tcPr>
+          <w:p>
+            <w:r>
+              <w:t>CBPR+ AED (VAE-Dirham)</w:t>
+            </w:r>
+          </w:p>
+        </w:tc>
+        <w:tc>
+          <w:tcPr>
+            <w:tcW w:type="dxa" w:w="1234"/>
+          </w:tcPr>
+          <w:p>
+            <w:r>
+              <w:t>CBPR+</w:t>
             </w:r>
           </w:p>
         </w:tc>
@@ -3972,7 +3288,7 @@
           </w:tcPr>
           <w:p>
             <w:r>
-              <w:t>BR-GEN-001: 0 Dezimalstellen ist OK</w:t>
+              <w:t>Waehrung AED, Land AE</w:t>
             </w:r>
           </w:p>
         </w:tc>
@@ -3984,27 +3300,27 @@
           </w:tcPr>
           <w:p>
             <w:r>
-              <w:t>TC-MULTI-007</w:t>
-            </w:r>
-          </w:p>
-        </w:tc>
-        <w:tc>
-          <w:tcPr>
-            <w:tcW w:type="dxa" w:w="1234"/>
-          </w:tcPr>
-          <w:p>
-            <w:r>
-              <w:t>Batch-A: SEPA-Teil</w:t>
-            </w:r>
-          </w:p>
-        </w:tc>
-        <w:tc>
-          <w:tcPr>
-            <w:tcW w:type="dxa" w:w="1234"/>
-          </w:tcPr>
-          <w:p>
-            <w:r>
-              <w:t>SEPA</w:t>
+              <w:t>TC-CCY-TRY</w:t>
+            </w:r>
+          </w:p>
+        </w:tc>
+        <w:tc>
+          <w:tcPr>
+            <w:tcW w:type="dxa" w:w="1234"/>
+          </w:tcPr>
+          <w:p>
+            <w:r>
+              <w:t>CBPR+ TRY (Tuerkische Lira)</w:t>
+            </w:r>
+          </w:p>
+        </w:tc>
+        <w:tc>
+          <w:tcPr>
+            <w:tcW w:type="dxa" w:w="1234"/>
+          </w:tcPr>
+          <w:p>
+            <w:r>
+              <w:t>CBPR+</w:t>
             </w:r>
           </w:p>
         </w:tc>
@@ -4044,7 +3360,7 @@
           </w:tcPr>
           <w:p>
             <w:r>
-              <w:t>Gruppe BATCH-A, PmtInf 1 von 2</w:t>
+              <w:t>Waehrung TRY, Land TR</w:t>
             </w:r>
           </w:p>
         </w:tc>
@@ -4056,27 +3372,27 @@
           </w:tcPr>
           <w:p>
             <w:r>
-              <w:t>TC-MULTI-008</w:t>
-            </w:r>
-          </w:p>
-        </w:tc>
-        <w:tc>
-          <w:tcPr>
-            <w:tcW w:type="dxa" w:w="1234"/>
-          </w:tcPr>
-          <w:p>
-            <w:r>
-              <w:t>Batch-A: Domestic-IBAN-Teil</w:t>
-            </w:r>
-          </w:p>
-        </w:tc>
-        <w:tc>
-          <w:tcPr>
-            <w:tcW w:type="dxa" w:w="1234"/>
-          </w:tcPr>
-          <w:p>
-            <w:r>
-              <w:t>Domestic-IBAN</w:t>
+              <w:t>TC-CCY-HUF</w:t>
+            </w:r>
+          </w:p>
+        </w:tc>
+        <w:tc>
+          <w:tcPr>
+            <w:tcW w:type="dxa" w:w="1234"/>
+          </w:tcPr>
+          <w:p>
+            <w:r>
+              <w:t>CBPR+ HUF (Ungarischer Forint)</w:t>
+            </w:r>
+          </w:p>
+        </w:tc>
+        <w:tc>
+          <w:tcPr>
+            <w:tcW w:type="dxa" w:w="1234"/>
+          </w:tcPr>
+          <w:p>
+            <w:r>
+              <w:t>CBPR+</w:t>
             </w:r>
           </w:p>
         </w:tc>
@@ -4116,7 +3432,7 @@
           </w:tcPr>
           <w:p>
             <w:r>
-              <w:t>Gruppe BATCH-A, PmtInf 2 von 2</w:t>
+              <w:t>Waehrung HUF, Land HU</w:t>
             </w:r>
           </w:p>
         </w:tc>
@@ -4128,17 +3444,17 @@
           </w:tcPr>
           <w:p>
             <w:r>
-              <w:t>TC-MULTI-009</w:t>
-            </w:r>
-          </w:p>
-        </w:tc>
-        <w:tc>
-          <w:tcPr>
-            <w:tcW w:type="dxa" w:w="1234"/>
-          </w:tcPr>
-          <w:p>
-            <w:r>
-              <w:t>Batch-B: CBPR+-Teil</w:t>
+              <w:t>TC-CCY-SAR</w:t>
+            </w:r>
+          </w:p>
+        </w:tc>
+        <w:tc>
+          <w:tcPr>
+            <w:tcW w:type="dxa" w:w="1234"/>
+          </w:tcPr>
+          <w:p>
+            <w:r>
+              <w:t>CBPR+ SAR (Saudi-Riyal)</w:t>
             </w:r>
           </w:p>
         </w:tc>
@@ -4188,7 +3504,7 @@
           </w:tcPr>
           <w:p>
             <w:r>
-              <w:t>Gruppe BATCH-B, PmtInf 1 von 2</w:t>
+              <w:t>Waehrung SAR, Land SA</w:t>
             </w:r>
           </w:p>
         </w:tc>
@@ -4200,27 +3516,27 @@
           </w:tcPr>
           <w:p>
             <w:r>
-              <w:t>TC-MULTI-010</w:t>
-            </w:r>
-          </w:p>
-        </w:tc>
-        <w:tc>
-          <w:tcPr>
-            <w:tcW w:type="dxa" w:w="1234"/>
-          </w:tcPr>
-          <w:p>
-            <w:r>
-              <w:t>Batch-B: SEPA-Teil</w:t>
-            </w:r>
-          </w:p>
-        </w:tc>
-        <w:tc>
-          <w:tcPr>
-            <w:tcW w:type="dxa" w:w="1234"/>
-          </w:tcPr>
-          <w:p>
-            <w:r>
-              <w:t>SEPA</w:t>
+              <w:t>TC-CCY-PHP</w:t>
+            </w:r>
+          </w:p>
+        </w:tc>
+        <w:tc>
+          <w:tcPr>
+            <w:tcW w:type="dxa" w:w="1234"/>
+          </w:tcPr>
+          <w:p>
+            <w:r>
+              <w:t>CBPR+ PHP (Philippinischer Peso)</w:t>
+            </w:r>
+          </w:p>
+        </w:tc>
+        <w:tc>
+          <w:tcPr>
+            <w:tcW w:type="dxa" w:w="1234"/>
+          </w:tcPr>
+          <w:p>
+            <w:r>
+              <w:t>CBPR+</w:t>
             </w:r>
           </w:p>
         </w:tc>
@@ -4260,7 +3576,7 @@
           </w:tcPr>
           <w:p>
             <w:r>
-              <w:t>Gruppe BATCH-B, PmtInf 2 von 2</w:t>
+              <w:t>Waehrung PHP, Land SG</w:t>
             </w:r>
           </w:p>
         </w:tc>
@@ -4272,27 +3588,27 @@
           </w:tcPr>
           <w:p>
             <w:r>
-              <w:t>TC-BATCH-C-001</w:t>
-            </w:r>
-          </w:p>
-        </w:tc>
-        <w:tc>
-          <w:tcPr>
-            <w:tcW w:type="dxa" w:w="1234"/>
-          </w:tcPr>
-          <w:p>
-            <w:r>
-              <w:t>Batch-C: SEPA-Teil</w:t>
-            </w:r>
-          </w:p>
-        </w:tc>
-        <w:tc>
-          <w:tcPr>
-            <w:tcW w:type="dxa" w:w="1234"/>
-          </w:tcPr>
-          <w:p>
-            <w:r>
-              <w:t>SEPA</w:t>
+              <w:t>TC-CCY-USD-NOK</w:t>
+            </w:r>
+          </w:p>
+        </w:tc>
+        <w:tc>
+          <w:tcPr>
+            <w:tcW w:type="dxa" w:w="1234"/>
+          </w:tcPr>
+          <w:p>
+            <w:r>
+              <w:t>CBPR+ USD ohne Agent</w:t>
+            </w:r>
+          </w:p>
+        </w:tc>
+        <w:tc>
+          <w:tcPr>
+            <w:tcW w:type="dxa" w:w="1234"/>
+          </w:tcPr>
+          <w:p>
+            <w:r>
+              <w:t>CBPR+</w:t>
             </w:r>
           </w:p>
         </w:tc>
@@ -4312,7 +3628,7 @@
           </w:tcPr>
           <w:p>
             <w:r>
-              <w:t>Alle bestanden</w:t>
+              <w:t>BR-CBPR-005: Creditor-Agent (BIC) muss angegeben werden</w:t>
             </w:r>
           </w:p>
         </w:tc>
@@ -4332,7 +3648,7 @@
           </w:tcPr>
           <w:p>
             <w:r>
-              <w:t>Gruppe BATCH-C: PmtInf 1 von 3 (SEPA)</w:t>
+              <w:t>Agent wird entfernt fuer USD</w:t>
             </w:r>
           </w:p>
         </w:tc>
@@ -4344,27 +3660,27 @@
           </w:tcPr>
           <w:p>
             <w:r>
-              <w:t>TC-BATCH-C-002</w:t>
-            </w:r>
-          </w:p>
-        </w:tc>
-        <w:tc>
-          <w:tcPr>
-            <w:tcW w:type="dxa" w:w="1234"/>
-          </w:tcPr>
-          <w:p>
-            <w:r>
-              <w:t>Batch-C: QR-Teil</w:t>
-            </w:r>
-          </w:p>
-        </w:tc>
-        <w:tc>
-          <w:tcPr>
-            <w:tcW w:type="dxa" w:w="1234"/>
-          </w:tcPr>
-          <w:p>
-            <w:r>
-              <w:t>Domestic-QR</w:t>
+              <w:t>TC-CCY-JPY-NOK</w:t>
+            </w:r>
+          </w:p>
+        </w:tc>
+        <w:tc>
+          <w:tcPr>
+            <w:tcW w:type="dxa" w:w="1234"/>
+          </w:tcPr>
+          <w:p>
+            <w:r>
+              <w:t>CBPR+ JPY ohne Agent</w:t>
+            </w:r>
+          </w:p>
+        </w:tc>
+        <w:tc>
+          <w:tcPr>
+            <w:tcW w:type="dxa" w:w="1234"/>
+          </w:tcPr>
+          <w:p>
+            <w:r>
+              <w:t>CBPR+</w:t>
             </w:r>
           </w:p>
         </w:tc>
@@ -4384,7 +3700,7 @@
           </w:tcPr>
           <w:p>
             <w:r>
-              <w:t>Alle bestanden</w:t>
+              <w:t>BR-CBPR-005: Creditor-Agent (BIC) muss angegeben werden</w:t>
             </w:r>
           </w:p>
         </w:tc>
@@ -4404,7 +3720,7 @@
           </w:tcPr>
           <w:p>
             <w:r>
-              <w:t>Gruppe BATCH-C: PmtInf 2 von 3 (QR)</w:t>
+              <w:t>Agent wird entfernt fuer JPY</w:t>
             </w:r>
           </w:p>
         </w:tc>
@@ -4416,27 +3732,27 @@
           </w:tcPr>
           <w:p>
             <w:r>
-              <w:t>TC-BATCH-C-003</w:t>
-            </w:r>
-          </w:p>
-        </w:tc>
-        <w:tc>
-          <w:tcPr>
-            <w:tcW w:type="dxa" w:w="1234"/>
-          </w:tcPr>
-          <w:p>
-            <w:r>
-              <w:t>Batch-C: IBAN-Teil</w:t>
-            </w:r>
-          </w:p>
-        </w:tc>
-        <w:tc>
-          <w:tcPr>
-            <w:tcW w:type="dxa" w:w="1234"/>
-          </w:tcPr>
-          <w:p>
-            <w:r>
-              <w:t>Domestic-IBAN</w:t>
+              <w:t>TC-CCY-GBP-NOK</w:t>
+            </w:r>
+          </w:p>
+        </w:tc>
+        <w:tc>
+          <w:tcPr>
+            <w:tcW w:type="dxa" w:w="1234"/>
+          </w:tcPr>
+          <w:p>
+            <w:r>
+              <w:t>CBPR+ GBP ohne Agent</w:t>
+            </w:r>
+          </w:p>
+        </w:tc>
+        <w:tc>
+          <w:tcPr>
+            <w:tcW w:type="dxa" w:w="1234"/>
+          </w:tcPr>
+          <w:p>
+            <w:r>
+              <w:t>CBPR+</w:t>
             </w:r>
           </w:p>
         </w:tc>
@@ -4456,7 +3772,7 @@
           </w:tcPr>
           <w:p>
             <w:r>
-              <w:t>Alle bestanden</w:t>
+              <w:t>BR-CBPR-005: Creditor-Agent (BIC) muss angegeben werden</w:t>
             </w:r>
           </w:p>
         </w:tc>
@@ -4476,7 +3792,7 @@
           </w:tcPr>
           <w:p>
             <w:r>
-              <w:t>Gruppe BATCH-C: PmtInf 3 von 3 (IBAN)</w:t>
+              <w:t>Agent wird entfernt fuer GBP</w:t>
             </w:r>
           </w:p>
         </w:tc>
@@ -4488,27 +3804,27 @@
           </w:tcPr>
           <w:p>
             <w:r>
-              <w:t>TC-BATCH-D-001</w:t>
-            </w:r>
-          </w:p>
-        </w:tc>
-        <w:tc>
-          <w:tcPr>
-            <w:tcW w:type="dxa" w:w="1234"/>
-          </w:tcPr>
-          <w:p>
-            <w:r>
-              <w:t>Batch-D: SEPA OK-Teil</w:t>
-            </w:r>
-          </w:p>
-        </w:tc>
-        <w:tc>
-          <w:tcPr>
-            <w:tcW w:type="dxa" w:w="1234"/>
-          </w:tcPr>
-          <w:p>
-            <w:r>
-              <w:t>SEPA</w:t>
+              <w:t>TC-CCY-CNY-NOK</w:t>
+            </w:r>
+          </w:p>
+        </w:tc>
+        <w:tc>
+          <w:tcPr>
+            <w:tcW w:type="dxa" w:w="1234"/>
+          </w:tcPr>
+          <w:p>
+            <w:r>
+              <w:t>CBPR+ CNY ohne Agent</w:t>
+            </w:r>
+          </w:p>
+        </w:tc>
+        <w:tc>
+          <w:tcPr>
+            <w:tcW w:type="dxa" w:w="1234"/>
+          </w:tcPr>
+          <w:p>
+            <w:r>
+              <w:t>CBPR+</w:t>
             </w:r>
           </w:p>
         </w:tc>
@@ -4528,7 +3844,7 @@
           </w:tcPr>
           <w:p>
             <w:r>
-              <w:t>Alle bestanden</w:t>
+              <w:t>BR-CBPR-005: Creditor-Agent (BIC) muss angegeben werden</w:t>
             </w:r>
           </w:p>
         </w:tc>
@@ -4548,7 +3864,7 @@
           </w:tcPr>
           <w:p>
             <w:r>
-              <w:t>Gruppe BATCH-D: OK-Anteil</w:t>
+              <w:t>Agent wird entfernt fuer CNY</w:t>
             </w:r>
           </w:p>
         </w:tc>
@@ -4560,27 +3876,27 @@
           </w:tcPr>
           <w:p>
             <w:r>
-              <w:t>TC-BATCH-D-002</w:t>
-            </w:r>
-          </w:p>
-        </w:tc>
-        <w:tc>
-          <w:tcPr>
-            <w:tcW w:type="dxa" w:w="1234"/>
-          </w:tcPr>
-          <w:p>
-            <w:r>
-              <w:t>Batch-D: SEPA NOK-Teil</w:t>
-            </w:r>
-          </w:p>
-        </w:tc>
-        <w:tc>
-          <w:tcPr>
-            <w:tcW w:type="dxa" w:w="1234"/>
-          </w:tcPr>
-          <w:p>
-            <w:r>
-              <w:t>SEPA</w:t>
+              <w:t>TC-CCY-AUD-NOK</w:t>
+            </w:r>
+          </w:p>
+        </w:tc>
+        <w:tc>
+          <w:tcPr>
+            <w:tcW w:type="dxa" w:w="1234"/>
+          </w:tcPr>
+          <w:p>
+            <w:r>
+              <w:t>CBPR+ AUD ohne Agent</w:t>
+            </w:r>
+          </w:p>
+        </w:tc>
+        <w:tc>
+          <w:tcPr>
+            <w:tcW w:type="dxa" w:w="1234"/>
+          </w:tcPr>
+          <w:p>
+            <w:r>
+              <w:t>CBPR+</w:t>
             </w:r>
           </w:p>
         </w:tc>
@@ -4600,7 +3916,7 @@
           </w:tcPr>
           <w:p>
             <w:r>
-              <w:t>BR-SEPA-001: Währung muss EUR sein</w:t>
+              <w:t>BR-CBPR-005: Creditor-Agent (BIC) muss angegeben werden</w:t>
             </w:r>
           </w:p>
         </w:tc>
@@ -4620,7 +3936,7 @@
           </w:tcPr>
           <w:p>
             <w:r>
-              <w:t>Gruppe BATCH-D: NOK-Anteil (Waehrung verletzt)</w:t>
+              <w:t>Agent wird entfernt fuer AUD</w:t>
             </w:r>
           </w:p>
         </w:tc>
@@ -4632,27 +3948,27 @@
           </w:tcPr>
           <w:p>
             <w:r>
-              <w:t>TC-BATCH-E-001</w:t>
-            </w:r>
-          </w:p>
-        </w:tc>
-        <w:tc>
-          <w:tcPr>
-            <w:tcW w:type="dxa" w:w="1234"/>
-          </w:tcPr>
-          <w:p>
-            <w:r>
-              <w:t>Batch-E: SEPA OK</w:t>
-            </w:r>
-          </w:p>
-        </w:tc>
-        <w:tc>
-          <w:tcPr>
-            <w:tcW w:type="dxa" w:w="1234"/>
-          </w:tcPr>
-          <w:p>
-            <w:r>
-              <w:t>SEPA</w:t>
+              <w:t>TC-CCY-CAD-NOK</w:t>
+            </w:r>
+          </w:p>
+        </w:tc>
+        <w:tc>
+          <w:tcPr>
+            <w:tcW w:type="dxa" w:w="1234"/>
+          </w:tcPr>
+          <w:p>
+            <w:r>
+              <w:t>CBPR+ CAD ohne Agent</w:t>
+            </w:r>
+          </w:p>
+        </w:tc>
+        <w:tc>
+          <w:tcPr>
+            <w:tcW w:type="dxa" w:w="1234"/>
+          </w:tcPr>
+          <w:p>
+            <w:r>
+              <w:t>CBPR+</w:t>
             </w:r>
           </w:p>
         </w:tc>
@@ -4672,7 +3988,7 @@
           </w:tcPr>
           <w:p>
             <w:r>
-              <w:t>Alle bestanden</w:t>
+              <w:t>BR-CBPR-005: Creditor-Agent (BIC) muss angegeben werden</w:t>
             </w:r>
           </w:p>
         </w:tc>
@@ -4692,7 +4008,7 @@
           </w:tcPr>
           <w:p>
             <w:r>
-              <w:t>Gruppe BATCH-E: OK-Teil</w:t>
+              <w:t>Agent wird entfernt fuer CAD</w:t>
             </w:r>
           </w:p>
         </w:tc>
@@ -4704,27 +4020,27 @@
           </w:tcPr>
           <w:p>
             <w:r>
-              <w:t>TC-BATCH-E-002</w:t>
-            </w:r>
-          </w:p>
-        </w:tc>
-        <w:tc>
-          <w:tcPr>
-            <w:tcW w:type="dxa" w:w="1234"/>
-          </w:tcPr>
-          <w:p>
-            <w:r>
-              <w:t>Batch-E: QR NOK ohne Ref</w:t>
-            </w:r>
-          </w:p>
-        </w:tc>
-        <w:tc>
-          <w:tcPr>
-            <w:tcW w:type="dxa" w:w="1234"/>
-          </w:tcPr>
-          <w:p>
-            <w:r>
-              <w:t>Domestic-QR</w:t>
+              <w:t>TC-CCY-HKD-NOK</w:t>
+            </w:r>
+          </w:p>
+        </w:tc>
+        <w:tc>
+          <w:tcPr>
+            <w:tcW w:type="dxa" w:w="1234"/>
+          </w:tcPr>
+          <w:p>
+            <w:r>
+              <w:t>CBPR+ HKD ohne Agent</w:t>
+            </w:r>
+          </w:p>
+        </w:tc>
+        <w:tc>
+          <w:tcPr>
+            <w:tcW w:type="dxa" w:w="1234"/>
+          </w:tcPr>
+          <w:p>
+            <w:r>
+              <w:t>CBPR+</w:t>
             </w:r>
           </w:p>
         </w:tc>
@@ -4744,7 +4060,7 @@
           </w:tcPr>
           <w:p>
             <w:r>
-              <w:t>BR-QR-002: Bei QR-IBAN muss eine QR-Referenz (QRR) vorhanden sein</w:t>
+              <w:t>BR-CBPR-005: Creditor-Agent (BIC) muss angegeben werden</w:t>
             </w:r>
           </w:p>
         </w:tc>
@@ -4764,7 +4080,7 @@
           </w:tcPr>
           <w:p>
             <w:r>
-              <w:t>Gruppe BATCH-E: NOK-Teil (BR-QR-002)</w:t>
+              <w:t>Agent wird entfernt fuer HKD</w:t>
             </w:r>
           </w:p>
         </w:tc>
@@ -4776,17 +4092,17 @@
           </w:tcPr>
           <w:p>
             <w:r>
-              <w:t>TC-BATCH-E-003</w:t>
-            </w:r>
-          </w:p>
-        </w:tc>
-        <w:tc>
-          <w:tcPr>
-            <w:tcW w:type="dxa" w:w="1234"/>
-          </w:tcPr>
-          <w:p>
-            <w:r>
-              <w:t>Batch-E: CBPR+ NOK ohne BIC</w:t>
+              <w:t>TC-CCY-SGD-NOK</w:t>
+            </w:r>
+          </w:p>
+        </w:tc>
+        <w:tc>
+          <w:tcPr>
+            <w:tcW w:type="dxa" w:w="1234"/>
+          </w:tcPr>
+          <w:p>
+            <w:r>
+              <w:t>CBPR+ SGD ohne Agent</w:t>
             </w:r>
           </w:p>
         </w:tc>
@@ -4836,7 +4152,4039 @@
           </w:tcPr>
           <w:p>
             <w:r>
-              <w:t>Gruppe BATCH-E: NOK-Teil (BR-CBPR-005)</w:t>
+              <w:t>Agent wird entfernt fuer SGD</w:t>
+            </w:r>
+          </w:p>
+        </w:tc>
+      </w:tr>
+      <w:tr>
+        <w:tc>
+          <w:tcPr>
+            <w:tcW w:type="dxa" w:w="1234"/>
+          </w:tcPr>
+          <w:p>
+            <w:r>
+              <w:t>TC-CCY-SEK-NOK</w:t>
+            </w:r>
+          </w:p>
+        </w:tc>
+        <w:tc>
+          <w:tcPr>
+            <w:tcW w:type="dxa" w:w="1234"/>
+          </w:tcPr>
+          <w:p>
+            <w:r>
+              <w:t>CBPR+ SEK ohne Agent</w:t>
+            </w:r>
+          </w:p>
+        </w:tc>
+        <w:tc>
+          <w:tcPr>
+            <w:tcW w:type="dxa" w:w="1234"/>
+          </w:tcPr>
+          <w:p>
+            <w:r>
+              <w:t>CBPR+</w:t>
+            </w:r>
+          </w:p>
+        </w:tc>
+        <w:tc>
+          <w:tcPr>
+            <w:tcW w:type="dxa" w:w="1234"/>
+          </w:tcPr>
+          <w:p>
+            <w:r>
+              <w:t>OK</w:t>
+            </w:r>
+          </w:p>
+        </w:tc>
+        <w:tc>
+          <w:tcPr>
+            <w:tcW w:type="dxa" w:w="1234"/>
+          </w:tcPr>
+          <w:p>
+            <w:r>
+              <w:t>BR-CBPR-005: Creditor-Agent (BIC) muss angegeben werden</w:t>
+            </w:r>
+          </w:p>
+        </w:tc>
+        <w:tc>
+          <w:tcPr>
+            <w:tcW w:type="dxa" w:w="1234"/>
+          </w:tcPr>
+          <w:p>
+            <w:r>
+              <w:t>Pass</w:t>
+            </w:r>
+          </w:p>
+        </w:tc>
+        <w:tc>
+          <w:tcPr>
+            <w:tcW w:type="dxa" w:w="1234"/>
+          </w:tcPr>
+          <w:p>
+            <w:r>
+              <w:t>Agent wird entfernt fuer SEK</w:t>
+            </w:r>
+          </w:p>
+        </w:tc>
+      </w:tr>
+      <w:tr>
+        <w:tc>
+          <w:tcPr>
+            <w:tcW w:type="dxa" w:w="1234"/>
+          </w:tcPr>
+          <w:p>
+            <w:r>
+              <w:t>TC-CCY-KRW-NOK</w:t>
+            </w:r>
+          </w:p>
+        </w:tc>
+        <w:tc>
+          <w:tcPr>
+            <w:tcW w:type="dxa" w:w="1234"/>
+          </w:tcPr>
+          <w:p>
+            <w:r>
+              <w:t>CBPR+ KRW ohne Agent</w:t>
+            </w:r>
+          </w:p>
+        </w:tc>
+        <w:tc>
+          <w:tcPr>
+            <w:tcW w:type="dxa" w:w="1234"/>
+          </w:tcPr>
+          <w:p>
+            <w:r>
+              <w:t>CBPR+</w:t>
+            </w:r>
+          </w:p>
+        </w:tc>
+        <w:tc>
+          <w:tcPr>
+            <w:tcW w:type="dxa" w:w="1234"/>
+          </w:tcPr>
+          <w:p>
+            <w:r>
+              <w:t>OK</w:t>
+            </w:r>
+          </w:p>
+        </w:tc>
+        <w:tc>
+          <w:tcPr>
+            <w:tcW w:type="dxa" w:w="1234"/>
+          </w:tcPr>
+          <w:p>
+            <w:r>
+              <w:t>BR-CBPR-005: Creditor-Agent (BIC) muss angegeben werden</w:t>
+            </w:r>
+          </w:p>
+        </w:tc>
+        <w:tc>
+          <w:tcPr>
+            <w:tcW w:type="dxa" w:w="1234"/>
+          </w:tcPr>
+          <w:p>
+            <w:r>
+              <w:t>Pass</w:t>
+            </w:r>
+          </w:p>
+        </w:tc>
+        <w:tc>
+          <w:tcPr>
+            <w:tcW w:type="dxa" w:w="1234"/>
+          </w:tcPr>
+          <w:p>
+            <w:r>
+              <w:t>Agent wird entfernt fuer KRW</w:t>
+            </w:r>
+          </w:p>
+        </w:tc>
+      </w:tr>
+      <w:tr>
+        <w:tc>
+          <w:tcPr>
+            <w:tcW w:type="dxa" w:w="1234"/>
+          </w:tcPr>
+          <w:p>
+            <w:r>
+              <w:t>TC-CCY-NOK-NOK</w:t>
+            </w:r>
+          </w:p>
+        </w:tc>
+        <w:tc>
+          <w:tcPr>
+            <w:tcW w:type="dxa" w:w="1234"/>
+          </w:tcPr>
+          <w:p>
+            <w:r>
+              <w:t>CBPR+ NOK ohne Agent</w:t>
+            </w:r>
+          </w:p>
+        </w:tc>
+        <w:tc>
+          <w:tcPr>
+            <w:tcW w:type="dxa" w:w="1234"/>
+          </w:tcPr>
+          <w:p>
+            <w:r>
+              <w:t>CBPR+</w:t>
+            </w:r>
+          </w:p>
+        </w:tc>
+        <w:tc>
+          <w:tcPr>
+            <w:tcW w:type="dxa" w:w="1234"/>
+          </w:tcPr>
+          <w:p>
+            <w:r>
+              <w:t>OK</w:t>
+            </w:r>
+          </w:p>
+        </w:tc>
+        <w:tc>
+          <w:tcPr>
+            <w:tcW w:type="dxa" w:w="1234"/>
+          </w:tcPr>
+          <w:p>
+            <w:r>
+              <w:t>BR-CBPR-005: Creditor-Agent (BIC) muss angegeben werden</w:t>
+            </w:r>
+          </w:p>
+        </w:tc>
+        <w:tc>
+          <w:tcPr>
+            <w:tcW w:type="dxa" w:w="1234"/>
+          </w:tcPr>
+          <w:p>
+            <w:r>
+              <w:t>Pass</w:t>
+            </w:r>
+          </w:p>
+        </w:tc>
+        <w:tc>
+          <w:tcPr>
+            <w:tcW w:type="dxa" w:w="1234"/>
+          </w:tcPr>
+          <w:p>
+            <w:r>
+              <w:t>Agent wird entfernt fuer NOK</w:t>
+            </w:r>
+          </w:p>
+        </w:tc>
+      </w:tr>
+      <w:tr>
+        <w:tc>
+          <w:tcPr>
+            <w:tcW w:type="dxa" w:w="1234"/>
+          </w:tcPr>
+          <w:p>
+            <w:r>
+              <w:t>TC-CCY-NZD-NOK</w:t>
+            </w:r>
+          </w:p>
+        </w:tc>
+        <w:tc>
+          <w:tcPr>
+            <w:tcW w:type="dxa" w:w="1234"/>
+          </w:tcPr>
+          <w:p>
+            <w:r>
+              <w:t>CBPR+ NZD ohne Agent</w:t>
+            </w:r>
+          </w:p>
+        </w:tc>
+        <w:tc>
+          <w:tcPr>
+            <w:tcW w:type="dxa" w:w="1234"/>
+          </w:tcPr>
+          <w:p>
+            <w:r>
+              <w:t>CBPR+</w:t>
+            </w:r>
+          </w:p>
+        </w:tc>
+        <w:tc>
+          <w:tcPr>
+            <w:tcW w:type="dxa" w:w="1234"/>
+          </w:tcPr>
+          <w:p>
+            <w:r>
+              <w:t>OK</w:t>
+            </w:r>
+          </w:p>
+        </w:tc>
+        <w:tc>
+          <w:tcPr>
+            <w:tcW w:type="dxa" w:w="1234"/>
+          </w:tcPr>
+          <w:p>
+            <w:r>
+              <w:t>BR-CBPR-005: Creditor-Agent (BIC) muss angegeben werden</w:t>
+            </w:r>
+          </w:p>
+        </w:tc>
+        <w:tc>
+          <w:tcPr>
+            <w:tcW w:type="dxa" w:w="1234"/>
+          </w:tcPr>
+          <w:p>
+            <w:r>
+              <w:t>Pass</w:t>
+            </w:r>
+          </w:p>
+        </w:tc>
+        <w:tc>
+          <w:tcPr>
+            <w:tcW w:type="dxa" w:w="1234"/>
+          </w:tcPr>
+          <w:p>
+            <w:r>
+              <w:t>Agent wird entfernt fuer NZD</w:t>
+            </w:r>
+          </w:p>
+        </w:tc>
+      </w:tr>
+      <w:tr>
+        <w:tc>
+          <w:tcPr>
+            <w:tcW w:type="dxa" w:w="1234"/>
+          </w:tcPr>
+          <w:p>
+            <w:r>
+              <w:t>TC-CCY-INR-NOK</w:t>
+            </w:r>
+          </w:p>
+        </w:tc>
+        <w:tc>
+          <w:tcPr>
+            <w:tcW w:type="dxa" w:w="1234"/>
+          </w:tcPr>
+          <w:p>
+            <w:r>
+              <w:t>CBPR+ INR ohne Agent</w:t>
+            </w:r>
+          </w:p>
+        </w:tc>
+        <w:tc>
+          <w:tcPr>
+            <w:tcW w:type="dxa" w:w="1234"/>
+          </w:tcPr>
+          <w:p>
+            <w:r>
+              <w:t>CBPR+</w:t>
+            </w:r>
+          </w:p>
+        </w:tc>
+        <w:tc>
+          <w:tcPr>
+            <w:tcW w:type="dxa" w:w="1234"/>
+          </w:tcPr>
+          <w:p>
+            <w:r>
+              <w:t>OK</w:t>
+            </w:r>
+          </w:p>
+        </w:tc>
+        <w:tc>
+          <w:tcPr>
+            <w:tcW w:type="dxa" w:w="1234"/>
+          </w:tcPr>
+          <w:p>
+            <w:r>
+              <w:t>BR-CBPR-005: Creditor-Agent (BIC) muss angegeben werden</w:t>
+            </w:r>
+          </w:p>
+        </w:tc>
+        <w:tc>
+          <w:tcPr>
+            <w:tcW w:type="dxa" w:w="1234"/>
+          </w:tcPr>
+          <w:p>
+            <w:r>
+              <w:t>Pass</w:t>
+            </w:r>
+          </w:p>
+        </w:tc>
+        <w:tc>
+          <w:tcPr>
+            <w:tcW w:type="dxa" w:w="1234"/>
+          </w:tcPr>
+          <w:p>
+            <w:r>
+              <w:t>Agent wird entfernt fuer INR</w:t>
+            </w:r>
+          </w:p>
+        </w:tc>
+      </w:tr>
+      <w:tr>
+        <w:tc>
+          <w:tcPr>
+            <w:tcW w:type="dxa" w:w="1234"/>
+          </w:tcPr>
+          <w:p>
+            <w:r>
+              <w:t>TC-CCY-MXN-NOK</w:t>
+            </w:r>
+          </w:p>
+        </w:tc>
+        <w:tc>
+          <w:tcPr>
+            <w:tcW w:type="dxa" w:w="1234"/>
+          </w:tcPr>
+          <w:p>
+            <w:r>
+              <w:t>CBPR+ MXN ohne Agent</w:t>
+            </w:r>
+          </w:p>
+        </w:tc>
+        <w:tc>
+          <w:tcPr>
+            <w:tcW w:type="dxa" w:w="1234"/>
+          </w:tcPr>
+          <w:p>
+            <w:r>
+              <w:t>CBPR+</w:t>
+            </w:r>
+          </w:p>
+        </w:tc>
+        <w:tc>
+          <w:tcPr>
+            <w:tcW w:type="dxa" w:w="1234"/>
+          </w:tcPr>
+          <w:p>
+            <w:r>
+              <w:t>OK</w:t>
+            </w:r>
+          </w:p>
+        </w:tc>
+        <w:tc>
+          <w:tcPr>
+            <w:tcW w:type="dxa" w:w="1234"/>
+          </w:tcPr>
+          <w:p>
+            <w:r>
+              <w:t>BR-CBPR-005: Creditor-Agent (BIC) muss angegeben werden</w:t>
+            </w:r>
+          </w:p>
+        </w:tc>
+        <w:tc>
+          <w:tcPr>
+            <w:tcW w:type="dxa" w:w="1234"/>
+          </w:tcPr>
+          <w:p>
+            <w:r>
+              <w:t>Pass</w:t>
+            </w:r>
+          </w:p>
+        </w:tc>
+        <w:tc>
+          <w:tcPr>
+            <w:tcW w:type="dxa" w:w="1234"/>
+          </w:tcPr>
+          <w:p>
+            <w:r>
+              <w:t>Agent wird entfernt fuer MXN</w:t>
+            </w:r>
+          </w:p>
+        </w:tc>
+      </w:tr>
+      <w:tr>
+        <w:tc>
+          <w:tcPr>
+            <w:tcW w:type="dxa" w:w="1234"/>
+          </w:tcPr>
+          <w:p>
+            <w:r>
+              <w:t>TC-CCY-TWD-NOK</w:t>
+            </w:r>
+          </w:p>
+        </w:tc>
+        <w:tc>
+          <w:tcPr>
+            <w:tcW w:type="dxa" w:w="1234"/>
+          </w:tcPr>
+          <w:p>
+            <w:r>
+              <w:t>CBPR+ TWD ohne Agent</w:t>
+            </w:r>
+          </w:p>
+        </w:tc>
+        <w:tc>
+          <w:tcPr>
+            <w:tcW w:type="dxa" w:w="1234"/>
+          </w:tcPr>
+          <w:p>
+            <w:r>
+              <w:t>CBPR+</w:t>
+            </w:r>
+          </w:p>
+        </w:tc>
+        <w:tc>
+          <w:tcPr>
+            <w:tcW w:type="dxa" w:w="1234"/>
+          </w:tcPr>
+          <w:p>
+            <w:r>
+              <w:t>OK</w:t>
+            </w:r>
+          </w:p>
+        </w:tc>
+        <w:tc>
+          <w:tcPr>
+            <w:tcW w:type="dxa" w:w="1234"/>
+          </w:tcPr>
+          <w:p>
+            <w:r>
+              <w:t>BR-CBPR-005: Creditor-Agent (BIC) muss angegeben werden</w:t>
+            </w:r>
+          </w:p>
+        </w:tc>
+        <w:tc>
+          <w:tcPr>
+            <w:tcW w:type="dxa" w:w="1234"/>
+          </w:tcPr>
+          <w:p>
+            <w:r>
+              <w:t>Pass</w:t>
+            </w:r>
+          </w:p>
+        </w:tc>
+        <w:tc>
+          <w:tcPr>
+            <w:tcW w:type="dxa" w:w="1234"/>
+          </w:tcPr>
+          <w:p>
+            <w:r>
+              <w:t>Agent wird entfernt fuer TWD</w:t>
+            </w:r>
+          </w:p>
+        </w:tc>
+      </w:tr>
+      <w:tr>
+        <w:tc>
+          <w:tcPr>
+            <w:tcW w:type="dxa" w:w="1234"/>
+          </w:tcPr>
+          <w:p>
+            <w:r>
+              <w:t>TC-CCY-ZAR-NOK</w:t>
+            </w:r>
+          </w:p>
+        </w:tc>
+        <w:tc>
+          <w:tcPr>
+            <w:tcW w:type="dxa" w:w="1234"/>
+          </w:tcPr>
+          <w:p>
+            <w:r>
+              <w:t>CBPR+ ZAR ohne Agent</w:t>
+            </w:r>
+          </w:p>
+        </w:tc>
+        <w:tc>
+          <w:tcPr>
+            <w:tcW w:type="dxa" w:w="1234"/>
+          </w:tcPr>
+          <w:p>
+            <w:r>
+              <w:t>CBPR+</w:t>
+            </w:r>
+          </w:p>
+        </w:tc>
+        <w:tc>
+          <w:tcPr>
+            <w:tcW w:type="dxa" w:w="1234"/>
+          </w:tcPr>
+          <w:p>
+            <w:r>
+              <w:t>OK</w:t>
+            </w:r>
+          </w:p>
+        </w:tc>
+        <w:tc>
+          <w:tcPr>
+            <w:tcW w:type="dxa" w:w="1234"/>
+          </w:tcPr>
+          <w:p>
+            <w:r>
+              <w:t>BR-CBPR-005: Creditor-Agent (BIC) muss angegeben werden</w:t>
+            </w:r>
+          </w:p>
+        </w:tc>
+        <w:tc>
+          <w:tcPr>
+            <w:tcW w:type="dxa" w:w="1234"/>
+          </w:tcPr>
+          <w:p>
+            <w:r>
+              <w:t>Pass</w:t>
+            </w:r>
+          </w:p>
+        </w:tc>
+        <w:tc>
+          <w:tcPr>
+            <w:tcW w:type="dxa" w:w="1234"/>
+          </w:tcPr>
+          <w:p>
+            <w:r>
+              <w:t>Agent wird entfernt fuer ZAR</w:t>
+            </w:r>
+          </w:p>
+        </w:tc>
+      </w:tr>
+      <w:tr>
+        <w:tc>
+          <w:tcPr>
+            <w:tcW w:type="dxa" w:w="1234"/>
+          </w:tcPr>
+          <w:p>
+            <w:r>
+              <w:t>TC-CCY-BRL-NOK</w:t>
+            </w:r>
+          </w:p>
+        </w:tc>
+        <w:tc>
+          <w:tcPr>
+            <w:tcW w:type="dxa" w:w="1234"/>
+          </w:tcPr>
+          <w:p>
+            <w:r>
+              <w:t>CBPR+ BRL ohne Agent</w:t>
+            </w:r>
+          </w:p>
+        </w:tc>
+        <w:tc>
+          <w:tcPr>
+            <w:tcW w:type="dxa" w:w="1234"/>
+          </w:tcPr>
+          <w:p>
+            <w:r>
+              <w:t>CBPR+</w:t>
+            </w:r>
+          </w:p>
+        </w:tc>
+        <w:tc>
+          <w:tcPr>
+            <w:tcW w:type="dxa" w:w="1234"/>
+          </w:tcPr>
+          <w:p>
+            <w:r>
+              <w:t>OK</w:t>
+            </w:r>
+          </w:p>
+        </w:tc>
+        <w:tc>
+          <w:tcPr>
+            <w:tcW w:type="dxa" w:w="1234"/>
+          </w:tcPr>
+          <w:p>
+            <w:r>
+              <w:t>BR-CBPR-005: Creditor-Agent (BIC) muss angegeben werden</w:t>
+            </w:r>
+          </w:p>
+        </w:tc>
+        <w:tc>
+          <w:tcPr>
+            <w:tcW w:type="dxa" w:w="1234"/>
+          </w:tcPr>
+          <w:p>
+            <w:r>
+              <w:t>Pass</w:t>
+            </w:r>
+          </w:p>
+        </w:tc>
+        <w:tc>
+          <w:tcPr>
+            <w:tcW w:type="dxa" w:w="1234"/>
+          </w:tcPr>
+          <w:p>
+            <w:r>
+              <w:t>Agent wird entfernt fuer BRL</w:t>
+            </w:r>
+          </w:p>
+        </w:tc>
+      </w:tr>
+      <w:tr>
+        <w:tc>
+          <w:tcPr>
+            <w:tcW w:type="dxa" w:w="1234"/>
+          </w:tcPr>
+          <w:p>
+            <w:r>
+              <w:t>TC-CCY-DKK-NOK</w:t>
+            </w:r>
+          </w:p>
+        </w:tc>
+        <w:tc>
+          <w:tcPr>
+            <w:tcW w:type="dxa" w:w="1234"/>
+          </w:tcPr>
+          <w:p>
+            <w:r>
+              <w:t>CBPR+ DKK ohne Agent</w:t>
+            </w:r>
+          </w:p>
+        </w:tc>
+        <w:tc>
+          <w:tcPr>
+            <w:tcW w:type="dxa" w:w="1234"/>
+          </w:tcPr>
+          <w:p>
+            <w:r>
+              <w:t>CBPR+</w:t>
+            </w:r>
+          </w:p>
+        </w:tc>
+        <w:tc>
+          <w:tcPr>
+            <w:tcW w:type="dxa" w:w="1234"/>
+          </w:tcPr>
+          <w:p>
+            <w:r>
+              <w:t>OK</w:t>
+            </w:r>
+          </w:p>
+        </w:tc>
+        <w:tc>
+          <w:tcPr>
+            <w:tcW w:type="dxa" w:w="1234"/>
+          </w:tcPr>
+          <w:p>
+            <w:r>
+              <w:t>BR-CBPR-005: Creditor-Agent (BIC) muss angegeben werden</w:t>
+            </w:r>
+          </w:p>
+        </w:tc>
+        <w:tc>
+          <w:tcPr>
+            <w:tcW w:type="dxa" w:w="1234"/>
+          </w:tcPr>
+          <w:p>
+            <w:r>
+              <w:t>Pass</w:t>
+            </w:r>
+          </w:p>
+        </w:tc>
+        <w:tc>
+          <w:tcPr>
+            <w:tcW w:type="dxa" w:w="1234"/>
+          </w:tcPr>
+          <w:p>
+            <w:r>
+              <w:t>Agent wird entfernt fuer DKK</w:t>
+            </w:r>
+          </w:p>
+        </w:tc>
+      </w:tr>
+      <w:tr>
+        <w:tc>
+          <w:tcPr>
+            <w:tcW w:type="dxa" w:w="1234"/>
+          </w:tcPr>
+          <w:p>
+            <w:r>
+              <w:t>TC-CCY-PLN-NOK</w:t>
+            </w:r>
+          </w:p>
+        </w:tc>
+        <w:tc>
+          <w:tcPr>
+            <w:tcW w:type="dxa" w:w="1234"/>
+          </w:tcPr>
+          <w:p>
+            <w:r>
+              <w:t>CBPR+ PLN ohne Agent</w:t>
+            </w:r>
+          </w:p>
+        </w:tc>
+        <w:tc>
+          <w:tcPr>
+            <w:tcW w:type="dxa" w:w="1234"/>
+          </w:tcPr>
+          <w:p>
+            <w:r>
+              <w:t>CBPR+</w:t>
+            </w:r>
+          </w:p>
+        </w:tc>
+        <w:tc>
+          <w:tcPr>
+            <w:tcW w:type="dxa" w:w="1234"/>
+          </w:tcPr>
+          <w:p>
+            <w:r>
+              <w:t>OK</w:t>
+            </w:r>
+          </w:p>
+        </w:tc>
+        <w:tc>
+          <w:tcPr>
+            <w:tcW w:type="dxa" w:w="1234"/>
+          </w:tcPr>
+          <w:p>
+            <w:r>
+              <w:t>BR-CBPR-005: Creditor-Agent (BIC) muss angegeben werden</w:t>
+            </w:r>
+          </w:p>
+        </w:tc>
+        <w:tc>
+          <w:tcPr>
+            <w:tcW w:type="dxa" w:w="1234"/>
+          </w:tcPr>
+          <w:p>
+            <w:r>
+              <w:t>Pass</w:t>
+            </w:r>
+          </w:p>
+        </w:tc>
+        <w:tc>
+          <w:tcPr>
+            <w:tcW w:type="dxa" w:w="1234"/>
+          </w:tcPr>
+          <w:p>
+            <w:r>
+              <w:t>Agent wird entfernt fuer PLN</w:t>
+            </w:r>
+          </w:p>
+        </w:tc>
+      </w:tr>
+      <w:tr>
+        <w:tc>
+          <w:tcPr>
+            <w:tcW w:type="dxa" w:w="1234"/>
+          </w:tcPr>
+          <w:p>
+            <w:r>
+              <w:t>TC-CCY-THB-NOK</w:t>
+            </w:r>
+          </w:p>
+        </w:tc>
+        <w:tc>
+          <w:tcPr>
+            <w:tcW w:type="dxa" w:w="1234"/>
+          </w:tcPr>
+          <w:p>
+            <w:r>
+              <w:t>CBPR+ THB ohne Agent</w:t>
+            </w:r>
+          </w:p>
+        </w:tc>
+        <w:tc>
+          <w:tcPr>
+            <w:tcW w:type="dxa" w:w="1234"/>
+          </w:tcPr>
+          <w:p>
+            <w:r>
+              <w:t>CBPR+</w:t>
+            </w:r>
+          </w:p>
+        </w:tc>
+        <w:tc>
+          <w:tcPr>
+            <w:tcW w:type="dxa" w:w="1234"/>
+          </w:tcPr>
+          <w:p>
+            <w:r>
+              <w:t>OK</w:t>
+            </w:r>
+          </w:p>
+        </w:tc>
+        <w:tc>
+          <w:tcPr>
+            <w:tcW w:type="dxa" w:w="1234"/>
+          </w:tcPr>
+          <w:p>
+            <w:r>
+              <w:t>BR-CBPR-005: Creditor-Agent (BIC) muss angegeben werden</w:t>
+            </w:r>
+          </w:p>
+        </w:tc>
+        <w:tc>
+          <w:tcPr>
+            <w:tcW w:type="dxa" w:w="1234"/>
+          </w:tcPr>
+          <w:p>
+            <w:r>
+              <w:t>Pass</w:t>
+            </w:r>
+          </w:p>
+        </w:tc>
+        <w:tc>
+          <w:tcPr>
+            <w:tcW w:type="dxa" w:w="1234"/>
+          </w:tcPr>
+          <w:p>
+            <w:r>
+              <w:t>Agent wird entfernt fuer THB</w:t>
+            </w:r>
+          </w:p>
+        </w:tc>
+      </w:tr>
+      <w:tr>
+        <w:tc>
+          <w:tcPr>
+            <w:tcW w:type="dxa" w:w="1234"/>
+          </w:tcPr>
+          <w:p>
+            <w:r>
+              <w:t>TC-CCY-ILS-NOK</w:t>
+            </w:r>
+          </w:p>
+        </w:tc>
+        <w:tc>
+          <w:tcPr>
+            <w:tcW w:type="dxa" w:w="1234"/>
+          </w:tcPr>
+          <w:p>
+            <w:r>
+              <w:t>CBPR+ ILS ohne Agent</w:t>
+            </w:r>
+          </w:p>
+        </w:tc>
+        <w:tc>
+          <w:tcPr>
+            <w:tcW w:type="dxa" w:w="1234"/>
+          </w:tcPr>
+          <w:p>
+            <w:r>
+              <w:t>CBPR+</w:t>
+            </w:r>
+          </w:p>
+        </w:tc>
+        <w:tc>
+          <w:tcPr>
+            <w:tcW w:type="dxa" w:w="1234"/>
+          </w:tcPr>
+          <w:p>
+            <w:r>
+              <w:t>OK</w:t>
+            </w:r>
+          </w:p>
+        </w:tc>
+        <w:tc>
+          <w:tcPr>
+            <w:tcW w:type="dxa" w:w="1234"/>
+          </w:tcPr>
+          <w:p>
+            <w:r>
+              <w:t>BR-CBPR-005: Creditor-Agent (BIC) muss angegeben werden</w:t>
+            </w:r>
+          </w:p>
+        </w:tc>
+        <w:tc>
+          <w:tcPr>
+            <w:tcW w:type="dxa" w:w="1234"/>
+          </w:tcPr>
+          <w:p>
+            <w:r>
+              <w:t>Pass</w:t>
+            </w:r>
+          </w:p>
+        </w:tc>
+        <w:tc>
+          <w:tcPr>
+            <w:tcW w:type="dxa" w:w="1234"/>
+          </w:tcPr>
+          <w:p>
+            <w:r>
+              <w:t>Agent wird entfernt fuer ILS</w:t>
+            </w:r>
+          </w:p>
+        </w:tc>
+      </w:tr>
+      <w:tr>
+        <w:tc>
+          <w:tcPr>
+            <w:tcW w:type="dxa" w:w="1234"/>
+          </w:tcPr>
+          <w:p>
+            <w:r>
+              <w:t>TC-CCY-IDR-NOK</w:t>
+            </w:r>
+          </w:p>
+        </w:tc>
+        <w:tc>
+          <w:tcPr>
+            <w:tcW w:type="dxa" w:w="1234"/>
+          </w:tcPr>
+          <w:p>
+            <w:r>
+              <w:t>CBPR+ IDR ohne Agent</w:t>
+            </w:r>
+          </w:p>
+        </w:tc>
+        <w:tc>
+          <w:tcPr>
+            <w:tcW w:type="dxa" w:w="1234"/>
+          </w:tcPr>
+          <w:p>
+            <w:r>
+              <w:t>CBPR+</w:t>
+            </w:r>
+          </w:p>
+        </w:tc>
+        <w:tc>
+          <w:tcPr>
+            <w:tcW w:type="dxa" w:w="1234"/>
+          </w:tcPr>
+          <w:p>
+            <w:r>
+              <w:t>OK</w:t>
+            </w:r>
+          </w:p>
+        </w:tc>
+        <w:tc>
+          <w:tcPr>
+            <w:tcW w:type="dxa" w:w="1234"/>
+          </w:tcPr>
+          <w:p>
+            <w:r>
+              <w:t>BR-CBPR-005: Creditor-Agent (BIC) muss angegeben werden</w:t>
+            </w:r>
+          </w:p>
+        </w:tc>
+        <w:tc>
+          <w:tcPr>
+            <w:tcW w:type="dxa" w:w="1234"/>
+          </w:tcPr>
+          <w:p>
+            <w:r>
+              <w:t>Pass</w:t>
+            </w:r>
+          </w:p>
+        </w:tc>
+        <w:tc>
+          <w:tcPr>
+            <w:tcW w:type="dxa" w:w="1234"/>
+          </w:tcPr>
+          <w:p>
+            <w:r>
+              <w:t>Agent wird entfernt fuer IDR</w:t>
+            </w:r>
+          </w:p>
+        </w:tc>
+      </w:tr>
+      <w:tr>
+        <w:tc>
+          <w:tcPr>
+            <w:tcW w:type="dxa" w:w="1234"/>
+          </w:tcPr>
+          <w:p>
+            <w:r>
+              <w:t>TC-CCY-CZK-NOK</w:t>
+            </w:r>
+          </w:p>
+        </w:tc>
+        <w:tc>
+          <w:tcPr>
+            <w:tcW w:type="dxa" w:w="1234"/>
+          </w:tcPr>
+          <w:p>
+            <w:r>
+              <w:t>CBPR+ CZK ohne Agent</w:t>
+            </w:r>
+          </w:p>
+        </w:tc>
+        <w:tc>
+          <w:tcPr>
+            <w:tcW w:type="dxa" w:w="1234"/>
+          </w:tcPr>
+          <w:p>
+            <w:r>
+              <w:t>CBPR+</w:t>
+            </w:r>
+          </w:p>
+        </w:tc>
+        <w:tc>
+          <w:tcPr>
+            <w:tcW w:type="dxa" w:w="1234"/>
+          </w:tcPr>
+          <w:p>
+            <w:r>
+              <w:t>OK</w:t>
+            </w:r>
+          </w:p>
+        </w:tc>
+        <w:tc>
+          <w:tcPr>
+            <w:tcW w:type="dxa" w:w="1234"/>
+          </w:tcPr>
+          <w:p>
+            <w:r>
+              <w:t>BR-CBPR-005: Creditor-Agent (BIC) muss angegeben werden</w:t>
+            </w:r>
+          </w:p>
+        </w:tc>
+        <w:tc>
+          <w:tcPr>
+            <w:tcW w:type="dxa" w:w="1234"/>
+          </w:tcPr>
+          <w:p>
+            <w:r>
+              <w:t>Pass</w:t>
+            </w:r>
+          </w:p>
+        </w:tc>
+        <w:tc>
+          <w:tcPr>
+            <w:tcW w:type="dxa" w:w="1234"/>
+          </w:tcPr>
+          <w:p>
+            <w:r>
+              <w:t>Agent wird entfernt fuer CZK</w:t>
+            </w:r>
+          </w:p>
+        </w:tc>
+      </w:tr>
+      <w:tr>
+        <w:tc>
+          <w:tcPr>
+            <w:tcW w:type="dxa" w:w="1234"/>
+          </w:tcPr>
+          <w:p>
+            <w:r>
+              <w:t>TC-CCY-AED-NOK</w:t>
+            </w:r>
+          </w:p>
+        </w:tc>
+        <w:tc>
+          <w:tcPr>
+            <w:tcW w:type="dxa" w:w="1234"/>
+          </w:tcPr>
+          <w:p>
+            <w:r>
+              <w:t>CBPR+ AED ohne Agent</w:t>
+            </w:r>
+          </w:p>
+        </w:tc>
+        <w:tc>
+          <w:tcPr>
+            <w:tcW w:type="dxa" w:w="1234"/>
+          </w:tcPr>
+          <w:p>
+            <w:r>
+              <w:t>CBPR+</w:t>
+            </w:r>
+          </w:p>
+        </w:tc>
+        <w:tc>
+          <w:tcPr>
+            <w:tcW w:type="dxa" w:w="1234"/>
+          </w:tcPr>
+          <w:p>
+            <w:r>
+              <w:t>OK</w:t>
+            </w:r>
+          </w:p>
+        </w:tc>
+        <w:tc>
+          <w:tcPr>
+            <w:tcW w:type="dxa" w:w="1234"/>
+          </w:tcPr>
+          <w:p>
+            <w:r>
+              <w:t>BR-CBPR-005: Creditor-Agent (BIC) muss angegeben werden</w:t>
+            </w:r>
+          </w:p>
+        </w:tc>
+        <w:tc>
+          <w:tcPr>
+            <w:tcW w:type="dxa" w:w="1234"/>
+          </w:tcPr>
+          <w:p>
+            <w:r>
+              <w:t>Pass</w:t>
+            </w:r>
+          </w:p>
+        </w:tc>
+        <w:tc>
+          <w:tcPr>
+            <w:tcW w:type="dxa" w:w="1234"/>
+          </w:tcPr>
+          <w:p>
+            <w:r>
+              <w:t>Agent wird entfernt fuer AED</w:t>
+            </w:r>
+          </w:p>
+        </w:tc>
+      </w:tr>
+      <w:tr>
+        <w:tc>
+          <w:tcPr>
+            <w:tcW w:type="dxa" w:w="1234"/>
+          </w:tcPr>
+          <w:p>
+            <w:r>
+              <w:t>TC-CCY-TRY-NOK</w:t>
+            </w:r>
+          </w:p>
+        </w:tc>
+        <w:tc>
+          <w:tcPr>
+            <w:tcW w:type="dxa" w:w="1234"/>
+          </w:tcPr>
+          <w:p>
+            <w:r>
+              <w:t>CBPR+ TRY ohne Agent</w:t>
+            </w:r>
+          </w:p>
+        </w:tc>
+        <w:tc>
+          <w:tcPr>
+            <w:tcW w:type="dxa" w:w="1234"/>
+          </w:tcPr>
+          <w:p>
+            <w:r>
+              <w:t>CBPR+</w:t>
+            </w:r>
+          </w:p>
+        </w:tc>
+        <w:tc>
+          <w:tcPr>
+            <w:tcW w:type="dxa" w:w="1234"/>
+          </w:tcPr>
+          <w:p>
+            <w:r>
+              <w:t>OK</w:t>
+            </w:r>
+          </w:p>
+        </w:tc>
+        <w:tc>
+          <w:tcPr>
+            <w:tcW w:type="dxa" w:w="1234"/>
+          </w:tcPr>
+          <w:p>
+            <w:r>
+              <w:t>BR-CBPR-005: Creditor-Agent (BIC) muss angegeben werden</w:t>
+            </w:r>
+          </w:p>
+        </w:tc>
+        <w:tc>
+          <w:tcPr>
+            <w:tcW w:type="dxa" w:w="1234"/>
+          </w:tcPr>
+          <w:p>
+            <w:r>
+              <w:t>Pass</w:t>
+            </w:r>
+          </w:p>
+        </w:tc>
+        <w:tc>
+          <w:tcPr>
+            <w:tcW w:type="dxa" w:w="1234"/>
+          </w:tcPr>
+          <w:p>
+            <w:r>
+              <w:t>Agent wird entfernt fuer TRY</w:t>
+            </w:r>
+          </w:p>
+        </w:tc>
+      </w:tr>
+      <w:tr>
+        <w:tc>
+          <w:tcPr>
+            <w:tcW w:type="dxa" w:w="1234"/>
+          </w:tcPr>
+          <w:p>
+            <w:r>
+              <w:t>TC-CCY-HUF-NOK</w:t>
+            </w:r>
+          </w:p>
+        </w:tc>
+        <w:tc>
+          <w:tcPr>
+            <w:tcW w:type="dxa" w:w="1234"/>
+          </w:tcPr>
+          <w:p>
+            <w:r>
+              <w:t>CBPR+ HUF ohne Agent</w:t>
+            </w:r>
+          </w:p>
+        </w:tc>
+        <w:tc>
+          <w:tcPr>
+            <w:tcW w:type="dxa" w:w="1234"/>
+          </w:tcPr>
+          <w:p>
+            <w:r>
+              <w:t>CBPR+</w:t>
+            </w:r>
+          </w:p>
+        </w:tc>
+        <w:tc>
+          <w:tcPr>
+            <w:tcW w:type="dxa" w:w="1234"/>
+          </w:tcPr>
+          <w:p>
+            <w:r>
+              <w:t>OK</w:t>
+            </w:r>
+          </w:p>
+        </w:tc>
+        <w:tc>
+          <w:tcPr>
+            <w:tcW w:type="dxa" w:w="1234"/>
+          </w:tcPr>
+          <w:p>
+            <w:r>
+              <w:t>BR-CBPR-005: Creditor-Agent (BIC) muss angegeben werden</w:t>
+            </w:r>
+          </w:p>
+        </w:tc>
+        <w:tc>
+          <w:tcPr>
+            <w:tcW w:type="dxa" w:w="1234"/>
+          </w:tcPr>
+          <w:p>
+            <w:r>
+              <w:t>Pass</w:t>
+            </w:r>
+          </w:p>
+        </w:tc>
+        <w:tc>
+          <w:tcPr>
+            <w:tcW w:type="dxa" w:w="1234"/>
+          </w:tcPr>
+          <w:p>
+            <w:r>
+              <w:t>Agent wird entfernt fuer HUF</w:t>
+            </w:r>
+          </w:p>
+        </w:tc>
+      </w:tr>
+      <w:tr>
+        <w:tc>
+          <w:tcPr>
+            <w:tcW w:type="dxa" w:w="1234"/>
+          </w:tcPr>
+          <w:p>
+            <w:r>
+              <w:t>TC-CCY-SAR-NOK</w:t>
+            </w:r>
+          </w:p>
+        </w:tc>
+        <w:tc>
+          <w:tcPr>
+            <w:tcW w:type="dxa" w:w="1234"/>
+          </w:tcPr>
+          <w:p>
+            <w:r>
+              <w:t>CBPR+ SAR ohne Agent</w:t>
+            </w:r>
+          </w:p>
+        </w:tc>
+        <w:tc>
+          <w:tcPr>
+            <w:tcW w:type="dxa" w:w="1234"/>
+          </w:tcPr>
+          <w:p>
+            <w:r>
+              <w:t>CBPR+</w:t>
+            </w:r>
+          </w:p>
+        </w:tc>
+        <w:tc>
+          <w:tcPr>
+            <w:tcW w:type="dxa" w:w="1234"/>
+          </w:tcPr>
+          <w:p>
+            <w:r>
+              <w:t>OK</w:t>
+            </w:r>
+          </w:p>
+        </w:tc>
+        <w:tc>
+          <w:tcPr>
+            <w:tcW w:type="dxa" w:w="1234"/>
+          </w:tcPr>
+          <w:p>
+            <w:r>
+              <w:t>BR-CBPR-005: Creditor-Agent (BIC) muss angegeben werden</w:t>
+            </w:r>
+          </w:p>
+        </w:tc>
+        <w:tc>
+          <w:tcPr>
+            <w:tcW w:type="dxa" w:w="1234"/>
+          </w:tcPr>
+          <w:p>
+            <w:r>
+              <w:t>Pass</w:t>
+            </w:r>
+          </w:p>
+        </w:tc>
+        <w:tc>
+          <w:tcPr>
+            <w:tcW w:type="dxa" w:w="1234"/>
+          </w:tcPr>
+          <w:p>
+            <w:r>
+              <w:t>Agent wird entfernt fuer SAR</w:t>
+            </w:r>
+          </w:p>
+        </w:tc>
+      </w:tr>
+      <w:tr>
+        <w:tc>
+          <w:tcPr>
+            <w:tcW w:type="dxa" w:w="1234"/>
+          </w:tcPr>
+          <w:p>
+            <w:r>
+              <w:t>TC-CCY-PHP-NOK</w:t>
+            </w:r>
+          </w:p>
+        </w:tc>
+        <w:tc>
+          <w:tcPr>
+            <w:tcW w:type="dxa" w:w="1234"/>
+          </w:tcPr>
+          <w:p>
+            <w:r>
+              <w:t>CBPR+ PHP ohne Agent</w:t>
+            </w:r>
+          </w:p>
+        </w:tc>
+        <w:tc>
+          <w:tcPr>
+            <w:tcW w:type="dxa" w:w="1234"/>
+          </w:tcPr>
+          <w:p>
+            <w:r>
+              <w:t>CBPR+</w:t>
+            </w:r>
+          </w:p>
+        </w:tc>
+        <w:tc>
+          <w:tcPr>
+            <w:tcW w:type="dxa" w:w="1234"/>
+          </w:tcPr>
+          <w:p>
+            <w:r>
+              <w:t>OK</w:t>
+            </w:r>
+          </w:p>
+        </w:tc>
+        <w:tc>
+          <w:tcPr>
+            <w:tcW w:type="dxa" w:w="1234"/>
+          </w:tcPr>
+          <w:p>
+            <w:r>
+              <w:t>BR-CBPR-005: Creditor-Agent (BIC) muss angegeben werden</w:t>
+            </w:r>
+          </w:p>
+        </w:tc>
+        <w:tc>
+          <w:tcPr>
+            <w:tcW w:type="dxa" w:w="1234"/>
+          </w:tcPr>
+          <w:p>
+            <w:r>
+              <w:t>Pass</w:t>
+            </w:r>
+          </w:p>
+        </w:tc>
+        <w:tc>
+          <w:tcPr>
+            <w:tcW w:type="dxa" w:w="1234"/>
+          </w:tcPr>
+          <w:p>
+            <w:r>
+              <w:t>Agent wird entfernt fuer PHP</w:t>
+            </w:r>
+          </w:p>
+        </w:tc>
+      </w:tr>
+      <w:tr>
+        <w:tc>
+          <w:tcPr>
+            <w:tcW w:type="dxa" w:w="1234"/>
+          </w:tcPr>
+          <w:p>
+            <w:r>
+              <w:t>TC-XC-DE-USD</w:t>
+            </w:r>
+          </w:p>
+        </w:tc>
+        <w:tc>
+          <w:tcPr>
+            <w:tcW w:type="dxa" w:w="1234"/>
+          </w:tcPr>
+          <w:p>
+            <w:r>
+              <w:t>CBPR+ DE in USD</w:t>
+            </w:r>
+          </w:p>
+        </w:tc>
+        <w:tc>
+          <w:tcPr>
+            <w:tcW w:type="dxa" w:w="1234"/>
+          </w:tcPr>
+          <w:p>
+            <w:r>
+              <w:t>CBPR+</w:t>
+            </w:r>
+          </w:p>
+        </w:tc>
+        <w:tc>
+          <w:tcPr>
+            <w:tcW w:type="dxa" w:w="1234"/>
+          </w:tcPr>
+          <w:p>
+            <w:r>
+              <w:t>OK</w:t>
+            </w:r>
+          </w:p>
+        </w:tc>
+        <w:tc>
+          <w:tcPr>
+            <w:tcW w:type="dxa" w:w="1234"/>
+          </w:tcPr>
+          <w:p>
+            <w:r>
+              <w:t>Alle bestanden</w:t>
+            </w:r>
+          </w:p>
+        </w:tc>
+        <w:tc>
+          <w:tcPr>
+            <w:tcW w:type="dxa" w:w="1234"/>
+          </w:tcPr>
+          <w:p>
+            <w:r>
+              <w:t>Pass</w:t>
+            </w:r>
+          </w:p>
+        </w:tc>
+        <w:tc>
+          <w:tcPr>
+            <w:tcW w:type="dxa" w:w="1234"/>
+          </w:tcPr>
+          <w:p>
+            <w:r>
+              <w:t>SEPA-Land DE mit Nicht-EUR Waehrung</w:t>
+            </w:r>
+          </w:p>
+        </w:tc>
+      </w:tr>
+      <w:tr>
+        <w:tc>
+          <w:tcPr>
+            <w:tcW w:type="dxa" w:w="1234"/>
+          </w:tcPr>
+          <w:p>
+            <w:r>
+              <w:t>TC-XC-FR-GBP</w:t>
+            </w:r>
+          </w:p>
+        </w:tc>
+        <w:tc>
+          <w:tcPr>
+            <w:tcW w:type="dxa" w:w="1234"/>
+          </w:tcPr>
+          <w:p>
+            <w:r>
+              <w:t>CBPR+ FR in GBP</w:t>
+            </w:r>
+          </w:p>
+        </w:tc>
+        <w:tc>
+          <w:tcPr>
+            <w:tcW w:type="dxa" w:w="1234"/>
+          </w:tcPr>
+          <w:p>
+            <w:r>
+              <w:t>CBPR+</w:t>
+            </w:r>
+          </w:p>
+        </w:tc>
+        <w:tc>
+          <w:tcPr>
+            <w:tcW w:type="dxa" w:w="1234"/>
+          </w:tcPr>
+          <w:p>
+            <w:r>
+              <w:t>OK</w:t>
+            </w:r>
+          </w:p>
+        </w:tc>
+        <w:tc>
+          <w:tcPr>
+            <w:tcW w:type="dxa" w:w="1234"/>
+          </w:tcPr>
+          <w:p>
+            <w:r>
+              <w:t>Alle bestanden</w:t>
+            </w:r>
+          </w:p>
+        </w:tc>
+        <w:tc>
+          <w:tcPr>
+            <w:tcW w:type="dxa" w:w="1234"/>
+          </w:tcPr>
+          <w:p>
+            <w:r>
+              <w:t>Pass</w:t>
+            </w:r>
+          </w:p>
+        </w:tc>
+        <w:tc>
+          <w:tcPr>
+            <w:tcW w:type="dxa" w:w="1234"/>
+          </w:tcPr>
+          <w:p>
+            <w:r>
+              <w:t>SEPA-Land FR mit Nicht-EUR Waehrung</w:t>
+            </w:r>
+          </w:p>
+        </w:tc>
+      </w:tr>
+      <w:tr>
+        <w:tc>
+          <w:tcPr>
+            <w:tcW w:type="dxa" w:w="1234"/>
+          </w:tcPr>
+          <w:p>
+            <w:r>
+              <w:t>TC-XC-IT-JPY</w:t>
+            </w:r>
+          </w:p>
+        </w:tc>
+        <w:tc>
+          <w:tcPr>
+            <w:tcW w:type="dxa" w:w="1234"/>
+          </w:tcPr>
+          <w:p>
+            <w:r>
+              <w:t>CBPR+ IT in JPY</w:t>
+            </w:r>
+          </w:p>
+        </w:tc>
+        <w:tc>
+          <w:tcPr>
+            <w:tcW w:type="dxa" w:w="1234"/>
+          </w:tcPr>
+          <w:p>
+            <w:r>
+              <w:t>CBPR+</w:t>
+            </w:r>
+          </w:p>
+        </w:tc>
+        <w:tc>
+          <w:tcPr>
+            <w:tcW w:type="dxa" w:w="1234"/>
+          </w:tcPr>
+          <w:p>
+            <w:r>
+              <w:t>OK</w:t>
+            </w:r>
+          </w:p>
+        </w:tc>
+        <w:tc>
+          <w:tcPr>
+            <w:tcW w:type="dxa" w:w="1234"/>
+          </w:tcPr>
+          <w:p>
+            <w:r>
+              <w:t>Alle bestanden</w:t>
+            </w:r>
+          </w:p>
+        </w:tc>
+        <w:tc>
+          <w:tcPr>
+            <w:tcW w:type="dxa" w:w="1234"/>
+          </w:tcPr>
+          <w:p>
+            <w:r>
+              <w:t>Pass</w:t>
+            </w:r>
+          </w:p>
+        </w:tc>
+        <w:tc>
+          <w:tcPr>
+            <w:tcW w:type="dxa" w:w="1234"/>
+          </w:tcPr>
+          <w:p>
+            <w:r>
+              <w:t>SEPA-Land IT mit Nicht-EUR Waehrung</w:t>
+            </w:r>
+          </w:p>
+        </w:tc>
+      </w:tr>
+      <w:tr>
+        <w:tc>
+          <w:tcPr>
+            <w:tcW w:type="dxa" w:w="1234"/>
+          </w:tcPr>
+          <w:p>
+            <w:r>
+              <w:t>TC-XC-ES-CHF</w:t>
+            </w:r>
+          </w:p>
+        </w:tc>
+        <w:tc>
+          <w:tcPr>
+            <w:tcW w:type="dxa" w:w="1234"/>
+          </w:tcPr>
+          <w:p>
+            <w:r>
+              <w:t>CBPR+ ES in CHF</w:t>
+            </w:r>
+          </w:p>
+        </w:tc>
+        <w:tc>
+          <w:tcPr>
+            <w:tcW w:type="dxa" w:w="1234"/>
+          </w:tcPr>
+          <w:p>
+            <w:r>
+              <w:t>CBPR+</w:t>
+            </w:r>
+          </w:p>
+        </w:tc>
+        <w:tc>
+          <w:tcPr>
+            <w:tcW w:type="dxa" w:w="1234"/>
+          </w:tcPr>
+          <w:p>
+            <w:r>
+              <w:t>OK</w:t>
+            </w:r>
+          </w:p>
+        </w:tc>
+        <w:tc>
+          <w:tcPr>
+            <w:tcW w:type="dxa" w:w="1234"/>
+          </w:tcPr>
+          <w:p>
+            <w:r>
+              <w:t>Alle bestanden</w:t>
+            </w:r>
+          </w:p>
+        </w:tc>
+        <w:tc>
+          <w:tcPr>
+            <w:tcW w:type="dxa" w:w="1234"/>
+          </w:tcPr>
+          <w:p>
+            <w:r>
+              <w:t>Pass</w:t>
+            </w:r>
+          </w:p>
+        </w:tc>
+        <w:tc>
+          <w:tcPr>
+            <w:tcW w:type="dxa" w:w="1234"/>
+          </w:tcPr>
+          <w:p>
+            <w:r>
+              <w:t>SEPA-Land ES mit Nicht-EUR Waehrung</w:t>
+            </w:r>
+          </w:p>
+        </w:tc>
+      </w:tr>
+      <w:tr>
+        <w:tc>
+          <w:tcPr>
+            <w:tcW w:type="dxa" w:w="1234"/>
+          </w:tcPr>
+          <w:p>
+            <w:r>
+              <w:t>TC-XC-NL-USD</w:t>
+            </w:r>
+          </w:p>
+        </w:tc>
+        <w:tc>
+          <w:tcPr>
+            <w:tcW w:type="dxa" w:w="1234"/>
+          </w:tcPr>
+          <w:p>
+            <w:r>
+              <w:t>CBPR+ NL in USD</w:t>
+            </w:r>
+          </w:p>
+        </w:tc>
+        <w:tc>
+          <w:tcPr>
+            <w:tcW w:type="dxa" w:w="1234"/>
+          </w:tcPr>
+          <w:p>
+            <w:r>
+              <w:t>CBPR+</w:t>
+            </w:r>
+          </w:p>
+        </w:tc>
+        <w:tc>
+          <w:tcPr>
+            <w:tcW w:type="dxa" w:w="1234"/>
+          </w:tcPr>
+          <w:p>
+            <w:r>
+              <w:t>OK</w:t>
+            </w:r>
+          </w:p>
+        </w:tc>
+        <w:tc>
+          <w:tcPr>
+            <w:tcW w:type="dxa" w:w="1234"/>
+          </w:tcPr>
+          <w:p>
+            <w:r>
+              <w:t>Alle bestanden</w:t>
+            </w:r>
+          </w:p>
+        </w:tc>
+        <w:tc>
+          <w:tcPr>
+            <w:tcW w:type="dxa" w:w="1234"/>
+          </w:tcPr>
+          <w:p>
+            <w:r>
+              <w:t>Pass</w:t>
+            </w:r>
+          </w:p>
+        </w:tc>
+        <w:tc>
+          <w:tcPr>
+            <w:tcW w:type="dxa" w:w="1234"/>
+          </w:tcPr>
+          <w:p>
+            <w:r>
+              <w:t>SEPA-Land NL mit Nicht-EUR Waehrung</w:t>
+            </w:r>
+          </w:p>
+        </w:tc>
+      </w:tr>
+      <w:tr>
+        <w:tc>
+          <w:tcPr>
+            <w:tcW w:type="dxa" w:w="1234"/>
+          </w:tcPr>
+          <w:p>
+            <w:r>
+              <w:t>TC-XC-BE-CAD</w:t>
+            </w:r>
+          </w:p>
+        </w:tc>
+        <w:tc>
+          <w:tcPr>
+            <w:tcW w:type="dxa" w:w="1234"/>
+          </w:tcPr>
+          <w:p>
+            <w:r>
+              <w:t>CBPR+ BE in CAD</w:t>
+            </w:r>
+          </w:p>
+        </w:tc>
+        <w:tc>
+          <w:tcPr>
+            <w:tcW w:type="dxa" w:w="1234"/>
+          </w:tcPr>
+          <w:p>
+            <w:r>
+              <w:t>CBPR+</w:t>
+            </w:r>
+          </w:p>
+        </w:tc>
+        <w:tc>
+          <w:tcPr>
+            <w:tcW w:type="dxa" w:w="1234"/>
+          </w:tcPr>
+          <w:p>
+            <w:r>
+              <w:t>OK</w:t>
+            </w:r>
+          </w:p>
+        </w:tc>
+        <w:tc>
+          <w:tcPr>
+            <w:tcW w:type="dxa" w:w="1234"/>
+          </w:tcPr>
+          <w:p>
+            <w:r>
+              <w:t>Alle bestanden</w:t>
+            </w:r>
+          </w:p>
+        </w:tc>
+        <w:tc>
+          <w:tcPr>
+            <w:tcW w:type="dxa" w:w="1234"/>
+          </w:tcPr>
+          <w:p>
+            <w:r>
+              <w:t>Pass</w:t>
+            </w:r>
+          </w:p>
+        </w:tc>
+        <w:tc>
+          <w:tcPr>
+            <w:tcW w:type="dxa" w:w="1234"/>
+          </w:tcPr>
+          <w:p>
+            <w:r>
+              <w:t>SEPA-Land BE mit Nicht-EUR Waehrung</w:t>
+            </w:r>
+          </w:p>
+        </w:tc>
+      </w:tr>
+      <w:tr>
+        <w:tc>
+          <w:tcPr>
+            <w:tcW w:type="dxa" w:w="1234"/>
+          </w:tcPr>
+          <w:p>
+            <w:r>
+              <w:t>TC-XC-AT-AUD</w:t>
+            </w:r>
+          </w:p>
+        </w:tc>
+        <w:tc>
+          <w:tcPr>
+            <w:tcW w:type="dxa" w:w="1234"/>
+          </w:tcPr>
+          <w:p>
+            <w:r>
+              <w:t>CBPR+ AT in AUD</w:t>
+            </w:r>
+          </w:p>
+        </w:tc>
+        <w:tc>
+          <w:tcPr>
+            <w:tcW w:type="dxa" w:w="1234"/>
+          </w:tcPr>
+          <w:p>
+            <w:r>
+              <w:t>CBPR+</w:t>
+            </w:r>
+          </w:p>
+        </w:tc>
+        <w:tc>
+          <w:tcPr>
+            <w:tcW w:type="dxa" w:w="1234"/>
+          </w:tcPr>
+          <w:p>
+            <w:r>
+              <w:t>OK</w:t>
+            </w:r>
+          </w:p>
+        </w:tc>
+        <w:tc>
+          <w:tcPr>
+            <w:tcW w:type="dxa" w:w="1234"/>
+          </w:tcPr>
+          <w:p>
+            <w:r>
+              <w:t>Alle bestanden</w:t>
+            </w:r>
+          </w:p>
+        </w:tc>
+        <w:tc>
+          <w:tcPr>
+            <w:tcW w:type="dxa" w:w="1234"/>
+          </w:tcPr>
+          <w:p>
+            <w:r>
+              <w:t>Pass</w:t>
+            </w:r>
+          </w:p>
+        </w:tc>
+        <w:tc>
+          <w:tcPr>
+            <w:tcW w:type="dxa" w:w="1234"/>
+          </w:tcPr>
+          <w:p>
+            <w:r>
+              <w:t>SEPA-Land AT mit Nicht-EUR Waehrung</w:t>
+            </w:r>
+          </w:p>
+        </w:tc>
+      </w:tr>
+      <w:tr>
+        <w:tc>
+          <w:tcPr>
+            <w:tcW w:type="dxa" w:w="1234"/>
+          </w:tcPr>
+          <w:p>
+            <w:r>
+              <w:t>TC-XC-PT-BRL</w:t>
+            </w:r>
+          </w:p>
+        </w:tc>
+        <w:tc>
+          <w:tcPr>
+            <w:tcW w:type="dxa" w:w="1234"/>
+          </w:tcPr>
+          <w:p>
+            <w:r>
+              <w:t>CBPR+ PT in BRL</w:t>
+            </w:r>
+          </w:p>
+        </w:tc>
+        <w:tc>
+          <w:tcPr>
+            <w:tcW w:type="dxa" w:w="1234"/>
+          </w:tcPr>
+          <w:p>
+            <w:r>
+              <w:t>CBPR+</w:t>
+            </w:r>
+          </w:p>
+        </w:tc>
+        <w:tc>
+          <w:tcPr>
+            <w:tcW w:type="dxa" w:w="1234"/>
+          </w:tcPr>
+          <w:p>
+            <w:r>
+              <w:t>OK</w:t>
+            </w:r>
+          </w:p>
+        </w:tc>
+        <w:tc>
+          <w:tcPr>
+            <w:tcW w:type="dxa" w:w="1234"/>
+          </w:tcPr>
+          <w:p>
+            <w:r>
+              <w:t>Alle bestanden</w:t>
+            </w:r>
+          </w:p>
+        </w:tc>
+        <w:tc>
+          <w:tcPr>
+            <w:tcW w:type="dxa" w:w="1234"/>
+          </w:tcPr>
+          <w:p>
+            <w:r>
+              <w:t>Pass</w:t>
+            </w:r>
+          </w:p>
+        </w:tc>
+        <w:tc>
+          <w:tcPr>
+            <w:tcW w:type="dxa" w:w="1234"/>
+          </w:tcPr>
+          <w:p>
+            <w:r>
+              <w:t>SEPA-Land PT mit Nicht-EUR Waehrung</w:t>
+            </w:r>
+          </w:p>
+        </w:tc>
+      </w:tr>
+      <w:tr>
+        <w:tc>
+          <w:tcPr>
+            <w:tcW w:type="dxa" w:w="1234"/>
+          </w:tcPr>
+          <w:p>
+            <w:r>
+              <w:t>TC-ADDR-001</w:t>
+            </w:r>
+          </w:p>
+        </w:tc>
+        <w:tc>
+          <w:tcPr>
+            <w:tcW w:type="dxa" w:w="1234"/>
+          </w:tcPr>
+          <w:p>
+            <w:r>
+              <w:t>Strukturierte Adresse OK</w:t>
+            </w:r>
+          </w:p>
+        </w:tc>
+        <w:tc>
+          <w:tcPr>
+            <w:tcW w:type="dxa" w:w="1234"/>
+          </w:tcPr>
+          <w:p>
+            <w:r>
+              <w:t>CBPR+</w:t>
+            </w:r>
+          </w:p>
+        </w:tc>
+        <w:tc>
+          <w:tcPr>
+            <w:tcW w:type="dxa" w:w="1234"/>
+          </w:tcPr>
+          <w:p>
+            <w:r>
+              <w:t>OK</w:t>
+            </w:r>
+          </w:p>
+        </w:tc>
+        <w:tc>
+          <w:tcPr>
+            <w:tcW w:type="dxa" w:w="1234"/>
+          </w:tcPr>
+          <w:p>
+            <w:r>
+              <w:t>Alle bestanden</w:t>
+            </w:r>
+          </w:p>
+        </w:tc>
+        <w:tc>
+          <w:tcPr>
+            <w:tcW w:type="dxa" w:w="1234"/>
+          </w:tcPr>
+          <w:p>
+            <w:r>
+              <w:t>Pass</w:t>
+            </w:r>
+          </w:p>
+        </w:tc>
+        <w:tc>
+          <w:tcPr>
+            <w:tcW w:type="dxa" w:w="1234"/>
+          </w:tcPr>
+          <w:p>
+            <w:r>
+              <w:t>StrtNm, TwnNm, Ctry alle vorhanden</w:t>
+            </w:r>
+          </w:p>
+        </w:tc>
+      </w:tr>
+      <w:tr>
+        <w:tc>
+          <w:tcPr>
+            <w:tcW w:type="dxa" w:w="1234"/>
+          </w:tcPr>
+          <w:p>
+            <w:r>
+              <w:t>TC-ADDR-002</w:t>
+            </w:r>
+          </w:p>
+        </w:tc>
+        <w:tc>
+          <w:tcPr>
+            <w:tcW w:type="dxa" w:w="1234"/>
+          </w:tcPr>
+          <w:p>
+            <w:r>
+              <w:t>Unvollstaendige Adresse</w:t>
+            </w:r>
+          </w:p>
+        </w:tc>
+        <w:tc>
+          <w:tcPr>
+            <w:tcW w:type="dxa" w:w="1234"/>
+          </w:tcPr>
+          <w:p>
+            <w:r>
+              <w:t>CBPR+</w:t>
+            </w:r>
+          </w:p>
+        </w:tc>
+        <w:tc>
+          <w:tcPr>
+            <w:tcW w:type="dxa" w:w="1234"/>
+          </w:tcPr>
+          <w:p>
+            <w:r>
+              <w:t>OK</w:t>
+            </w:r>
+          </w:p>
+        </w:tc>
+        <w:tc>
+          <w:tcPr>
+            <w:tcW w:type="dxa" w:w="1234"/>
+          </w:tcPr>
+          <w:p>
+            <w:r>
+              <w:t>BR-ADDR-002: Creditor-Adresse muss strukturiert sein (StrtNm, TwnNm, Ctry Pflicht, kein AdrLine allein)</w:t>
+            </w:r>
+          </w:p>
+        </w:tc>
+        <w:tc>
+          <w:tcPr>
+            <w:tcW w:type="dxa" w:w="1234"/>
+          </w:tcPr>
+          <w:p>
+            <w:r>
+              <w:t>Pass</w:t>
+            </w:r>
+          </w:p>
+        </w:tc>
+        <w:tc>
+          <w:tcPr>
+            <w:tcW w:type="dxa" w:w="1234"/>
+          </w:tcPr>
+          <w:p>
+            <w:r>
+              <w:t>Violation entfernt StrtNm</w:t>
+            </w:r>
+          </w:p>
+        </w:tc>
+      </w:tr>
+      <w:tr>
+        <w:tc>
+          <w:tcPr>
+            <w:tcW w:type="dxa" w:w="1234"/>
+          </w:tcPr>
+          <w:p>
+            <w:r>
+              <w:t>TC-ADDR-003</w:t>
+            </w:r>
+          </w:p>
+        </w:tc>
+        <w:tc>
+          <w:tcPr>
+            <w:tcW w:type="dxa" w:w="1234"/>
+          </w:tcPr>
+          <w:p>
+            <w:r>
+              <w:t>SEPA strukturierte Adresse</w:t>
+            </w:r>
+          </w:p>
+        </w:tc>
+        <w:tc>
+          <w:tcPr>
+            <w:tcW w:type="dxa" w:w="1234"/>
+          </w:tcPr>
+          <w:p>
+            <w:r>
+              <w:t>SEPA</w:t>
+            </w:r>
+          </w:p>
+        </w:tc>
+        <w:tc>
+          <w:tcPr>
+            <w:tcW w:type="dxa" w:w="1234"/>
+          </w:tcPr>
+          <w:p>
+            <w:r>
+              <w:t>OK</w:t>
+            </w:r>
+          </w:p>
+        </w:tc>
+        <w:tc>
+          <w:tcPr>
+            <w:tcW w:type="dxa" w:w="1234"/>
+          </w:tcPr>
+          <w:p>
+            <w:r>
+              <w:t>Alle bestanden</w:t>
+            </w:r>
+          </w:p>
+        </w:tc>
+        <w:tc>
+          <w:tcPr>
+            <w:tcW w:type="dxa" w:w="1234"/>
+          </w:tcPr>
+          <w:p>
+            <w:r>
+              <w:t>Pass</w:t>
+            </w:r>
+          </w:p>
+        </w:tc>
+        <w:tc>
+          <w:tcPr>
+            <w:tcW w:type="dxa" w:w="1234"/>
+          </w:tcPr>
+          <w:p>
+            <w:r>
+              <w:t>SEPA mit strukturierter Adresse</w:t>
+            </w:r>
+          </w:p>
+        </w:tc>
+      </w:tr>
+      <w:tr>
+        <w:tc>
+          <w:tcPr>
+            <w:tcW w:type="dxa" w:w="1234"/>
+          </w:tcPr>
+          <w:p>
+            <w:r>
+              <w:t>TC-ADDR-004</w:t>
+            </w:r>
+          </w:p>
+        </w:tc>
+        <w:tc>
+          <w:tcPr>
+            <w:tcW w:type="dxa" w:w="1234"/>
+          </w:tcPr>
+          <w:p>
+            <w:r>
+              <w:t>Domestic QR strukturierte Adresse</w:t>
+            </w:r>
+          </w:p>
+        </w:tc>
+        <w:tc>
+          <w:tcPr>
+            <w:tcW w:type="dxa" w:w="1234"/>
+          </w:tcPr>
+          <w:p>
+            <w:r>
+              <w:t>Domestic-QR</w:t>
+            </w:r>
+          </w:p>
+        </w:tc>
+        <w:tc>
+          <w:tcPr>
+            <w:tcW w:type="dxa" w:w="1234"/>
+          </w:tcPr>
+          <w:p>
+            <w:r>
+              <w:t>OK</w:t>
+            </w:r>
+          </w:p>
+        </w:tc>
+        <w:tc>
+          <w:tcPr>
+            <w:tcW w:type="dxa" w:w="1234"/>
+          </w:tcPr>
+          <w:p>
+            <w:r>
+              <w:t>Alle bestanden</w:t>
+            </w:r>
+          </w:p>
+        </w:tc>
+        <w:tc>
+          <w:tcPr>
+            <w:tcW w:type="dxa" w:w="1234"/>
+          </w:tcPr>
+          <w:p>
+            <w:r>
+              <w:t>Pass</w:t>
+            </w:r>
+          </w:p>
+        </w:tc>
+        <w:tc>
+          <w:tcPr>
+            <w:tcW w:type="dxa" w:w="1234"/>
+          </w:tcPr>
+          <w:p>
+            <w:r>
+              <w:t>QR-Zahlung mit strukturierter Adresse</w:t>
+            </w:r>
+          </w:p>
+        </w:tc>
+      </w:tr>
+      <w:tr>
+        <w:tc>
+          <w:tcPr>
+            <w:tcW w:type="dxa" w:w="1234"/>
+          </w:tcPr>
+          <w:p>
+            <w:r>
+              <w:t>TC-CHAR-001</w:t>
+            </w:r>
+          </w:p>
+        </w:tc>
+        <w:tc>
+          <w:tcPr>
+            <w:tcW w:type="dxa" w:w="1234"/>
+          </w:tcPr>
+          <w:p>
+            <w:r>
+              <w:t>SPS-Zeichensatz OK</w:t>
+            </w:r>
+          </w:p>
+        </w:tc>
+        <w:tc>
+          <w:tcPr>
+            <w:tcW w:type="dxa" w:w="1234"/>
+          </w:tcPr>
+          <w:p>
+            <w:r>
+              <w:t>CBPR+</w:t>
+            </w:r>
+          </w:p>
+        </w:tc>
+        <w:tc>
+          <w:tcPr>
+            <w:tcW w:type="dxa" w:w="1234"/>
+          </w:tcPr>
+          <w:p>
+            <w:r>
+              <w:t>OK</w:t>
+            </w:r>
+          </w:p>
+        </w:tc>
+        <w:tc>
+          <w:tcPr>
+            <w:tcW w:type="dxa" w:w="1234"/>
+          </w:tcPr>
+          <w:p>
+            <w:r>
+              <w:t>Alle bestanden</w:t>
+            </w:r>
+          </w:p>
+        </w:tc>
+        <w:tc>
+          <w:tcPr>
+            <w:tcW w:type="dxa" w:w="1234"/>
+          </w:tcPr>
+          <w:p>
+            <w:r>
+              <w:t>Pass</w:t>
+            </w:r>
+          </w:p>
+        </w:tc>
+        <w:tc>
+          <w:tcPr>
+            <w:tcW w:type="dxa" w:w="1234"/>
+          </w:tcPr>
+          <w:p>
+            <w:r>
+              <w:t>Alle Zeichen im SPS-Subset</w:t>
+            </w:r>
+          </w:p>
+        </w:tc>
+      </w:tr>
+      <w:tr>
+        <w:tc>
+          <w:tcPr>
+            <w:tcW w:type="dxa" w:w="1234"/>
+          </w:tcPr>
+          <w:p>
+            <w:r>
+              <w:t>TC-CHAR-002</w:t>
+            </w:r>
+          </w:p>
+        </w:tc>
+        <w:tc>
+          <w:tcPr>
+            <w:tcW w:type="dxa" w:w="1234"/>
+          </w:tcPr>
+          <w:p>
+            <w:r>
+              <w:t>SPS-Zeichensatz Sonderzeichen</w:t>
+            </w:r>
+          </w:p>
+        </w:tc>
+        <w:tc>
+          <w:tcPr>
+            <w:tcW w:type="dxa" w:w="1234"/>
+          </w:tcPr>
+          <w:p>
+            <w:r>
+              <w:t>SEPA</w:t>
+            </w:r>
+          </w:p>
+        </w:tc>
+        <w:tc>
+          <w:tcPr>
+            <w:tcW w:type="dxa" w:w="1234"/>
+          </w:tcPr>
+          <w:p>
+            <w:r>
+              <w:t>OK</w:t>
+            </w:r>
+          </w:p>
+        </w:tc>
+        <w:tc>
+          <w:tcPr>
+            <w:tcW w:type="dxa" w:w="1234"/>
+          </w:tcPr>
+          <w:p>
+            <w:r>
+              <w:t>Alle bestanden</w:t>
+            </w:r>
+          </w:p>
+        </w:tc>
+        <w:tc>
+          <w:tcPr>
+            <w:tcW w:type="dxa" w:w="1234"/>
+          </w:tcPr>
+          <w:p>
+            <w:r>
+              <w:t>Pass</w:t>
+            </w:r>
+          </w:p>
+        </w:tc>
+        <w:tc>
+          <w:tcPr>
+            <w:tcW w:type="dxa" w:w="1234"/>
+          </w:tcPr>
+          <w:p>
+            <w:r>
+              <w:t>Alle erlaubten Sonderzeichen: / - ? : ( ) . , ' +</w:t>
+            </w:r>
+          </w:p>
+        </w:tc>
+      </w:tr>
+      <w:tr>
+        <w:tc>
+          <w:tcPr>
+            <w:tcW w:type="dxa" w:w="1234"/>
+          </w:tcPr>
+          <w:p>
+            <w:r>
+              <w:t>TC-ADDR-005</w:t>
+            </w:r>
+          </w:p>
+        </w:tc>
+        <w:tc>
+          <w:tcPr>
+            <w:tcW w:type="dxa" w:w="1234"/>
+          </w:tcPr>
+          <w:p>
+            <w:r>
+              <w:t>Domestic-IBAN ohne Creditor-Adresse</w:t>
+            </w:r>
+          </w:p>
+        </w:tc>
+        <w:tc>
+          <w:tcPr>
+            <w:tcW w:type="dxa" w:w="1234"/>
+          </w:tcPr>
+          <w:p>
+            <w:r>
+              <w:t>Domestic-IBAN</w:t>
+            </w:r>
+          </w:p>
+        </w:tc>
+        <w:tc>
+          <w:tcPr>
+            <w:tcW w:type="dxa" w:w="1234"/>
+          </w:tcPr>
+          <w:p>
+            <w:r>
+              <w:t>OK</w:t>
+            </w:r>
+          </w:p>
+        </w:tc>
+        <w:tc>
+          <w:tcPr>
+            <w:tcW w:type="dxa" w:w="1234"/>
+          </w:tcPr>
+          <w:p>
+            <w:r>
+              <w:t>BR-ADDR-002: Creditor-Adresse muss strukturiert sein (StrtNm, TwnNm, Ctry Pflicht, kein AdrLine allein)</w:t>
+            </w:r>
+          </w:p>
+        </w:tc>
+        <w:tc>
+          <w:tcPr>
+            <w:tcW w:type="dxa" w:w="1234"/>
+          </w:tcPr>
+          <w:p>
+            <w:r>
+              <w:t>Pass</w:t>
+            </w:r>
+          </w:p>
+        </w:tc>
+        <w:tc>
+          <w:tcPr>
+            <w:tcW w:type="dxa" w:w="1234"/>
+          </w:tcPr>
+          <w:p>
+            <w:r>
+              <w:t>Erwartet: BR-ADDR-002 verletzt (strukturierte Adresse fehlt)</w:t>
+            </w:r>
+          </w:p>
+        </w:tc>
+      </w:tr>
+      <w:tr>
+        <w:tc>
+          <w:tcPr>
+            <w:tcW w:type="dxa" w:w="1234"/>
+          </w:tcPr>
+          <w:p>
+            <w:r>
+              <w:t>TC-CB-CHINA</w:t>
+            </w:r>
+          </w:p>
+        </w:tc>
+        <w:tc>
+          <w:tcPr>
+            <w:tcW w:type="dxa" w:w="1234"/>
+          </w:tcPr>
+          <w:p>
+            <w:r>
+              <w:t>CBPR+ CHF nach UAE mit Purpose TAXS</w:t>
+            </w:r>
+          </w:p>
+        </w:tc>
+        <w:tc>
+          <w:tcPr>
+            <w:tcW w:type="dxa" w:w="1234"/>
+          </w:tcPr>
+          <w:p>
+            <w:r>
+              <w:t>CBPR+</w:t>
+            </w:r>
+          </w:p>
+        </w:tc>
+        <w:tc>
+          <w:tcPr>
+            <w:tcW w:type="dxa" w:w="1234"/>
+          </w:tcPr>
+          <w:p>
+            <w:r>
+              <w:t>OK</w:t>
+            </w:r>
+          </w:p>
+        </w:tc>
+        <w:tc>
+          <w:tcPr>
+            <w:tcW w:type="dxa" w:w="1234"/>
+          </w:tcPr>
+          <w:p>
+            <w:r>
+              <w:t>Alle bestanden</w:t>
+            </w:r>
+          </w:p>
+        </w:tc>
+        <w:tc>
+          <w:tcPr>
+            <w:tcW w:type="dxa" w:w="1234"/>
+          </w:tcPr>
+          <w:p>
+            <w:r>
+              <w:t>Pass</w:t>
+            </w:r>
+          </w:p>
+        </w:tc>
+        <w:tc>
+          <w:tcPr>
+            <w:tcW w:type="dxa" w:w="1234"/>
+          </w:tcPr>
+          <w:p>
+            <w:r>
+              <w:t>CBPR+ CHF ueber UAE IBAN mit Purpose-Code TAXS</w:t>
+            </w:r>
+          </w:p>
+        </w:tc>
+      </w:tr>
+      <w:tr>
+        <w:tc>
+          <w:tcPr>
+            <w:tcW w:type="dxa" w:w="1234"/>
+          </w:tcPr>
+          <w:p>
+            <w:r>
+              <w:t>TC-CB-FULL</w:t>
+            </w:r>
+          </w:p>
+        </w:tc>
+        <w:tc>
+          <w:tcPr>
+            <w:tcW w:type="dxa" w:w="1234"/>
+          </w:tcPr>
+          <w:p>
+            <w:r>
+              <w:t>CBPR+ Maximal alle optionalen Felder</w:t>
+            </w:r>
+          </w:p>
+        </w:tc>
+        <w:tc>
+          <w:tcPr>
+            <w:tcW w:type="dxa" w:w="1234"/>
+          </w:tcPr>
+          <w:p>
+            <w:r>
+              <w:t>CBPR+</w:t>
+            </w:r>
+          </w:p>
+        </w:tc>
+        <w:tc>
+          <w:tcPr>
+            <w:tcW w:type="dxa" w:w="1234"/>
+          </w:tcPr>
+          <w:p>
+            <w:r>
+              <w:t>OK</w:t>
+            </w:r>
+          </w:p>
+        </w:tc>
+        <w:tc>
+          <w:tcPr>
+            <w:tcW w:type="dxa" w:w="1234"/>
+          </w:tcPr>
+          <w:p>
+            <w:r>
+              <w:t>Alle bestanden</w:t>
+            </w:r>
+          </w:p>
+        </w:tc>
+        <w:tc>
+          <w:tcPr>
+            <w:tcW w:type="dxa" w:w="1234"/>
+          </w:tcPr>
+          <w:p>
+            <w:r>
+              <w:t>Pass</w:t>
+            </w:r>
+          </w:p>
+        </w:tc>
+        <w:tc>
+          <w:tcPr>
+            <w:tcW w:type="dxa" w:w="1234"/>
+          </w:tcPr>
+          <w:p>
+            <w:r>
+              <w:t>Alle optionalen B/C-Level Felder genutzt: UltmtDbtr, UltmtCdtr, InstrId, CtgyPurp, BtchBookg, ChrgBr=DEBT</w:t>
+            </w:r>
+          </w:p>
+        </w:tc>
+      </w:tr>
+      <w:tr>
+        <w:tc>
+          <w:tcPr>
+            <w:tcW w:type="dxa" w:w="1234"/>
+          </w:tcPr>
+          <w:p>
+            <w:r>
+              <w:t>TC-CB-SLEV</w:t>
+            </w:r>
+          </w:p>
+        </w:tc>
+        <w:tc>
+          <w:tcPr>
+            <w:tcW w:type="dxa" w:w="1234"/>
+          </w:tcPr>
+          <w:p>
+            <w:r>
+              <w:t>CBPR+ mit SLEV (verboten)</w:t>
+            </w:r>
+          </w:p>
+        </w:tc>
+        <w:tc>
+          <w:tcPr>
+            <w:tcW w:type="dxa" w:w="1234"/>
+          </w:tcPr>
+          <w:p>
+            <w:r>
+              <w:t>CBPR+</w:t>
+            </w:r>
+          </w:p>
+        </w:tc>
+        <w:tc>
+          <w:tcPr>
+            <w:tcW w:type="dxa" w:w="1234"/>
+          </w:tcPr>
+          <w:p>
+            <w:r>
+              <w:t>OK</w:t>
+            </w:r>
+          </w:p>
+        </w:tc>
+        <w:tc>
+          <w:tcPr>
+            <w:tcW w:type="dxa" w:w="1234"/>
+          </w:tcPr>
+          <w:p>
+            <w:r>
+              <w:t>BR-CBPR-003: ChrgBr darf nicht SLEV sein (CBPR+ erlaubt nur DEBT, CRED, SHAR)</w:t>
+            </w:r>
+          </w:p>
+        </w:tc>
+        <w:tc>
+          <w:tcPr>
+            <w:tcW w:type="dxa" w:w="1234"/>
+          </w:tcPr>
+          <w:p>
+            <w:r>
+              <w:t>Pass</w:t>
+            </w:r>
+          </w:p>
+        </w:tc>
+        <w:tc>
+          <w:tcPr>
+            <w:tcW w:type="dxa" w:w="1234"/>
+          </w:tcPr>
+          <w:p>
+            <w:r>
+              <w:t>Erwartet: BR-CBPR-003 verletzt (SLEV bei CBPR+ verboten)</w:t>
+            </w:r>
+          </w:p>
+        </w:tc>
+      </w:tr>
+      <w:tr>
+        <w:tc>
+          <w:tcPr>
+            <w:tcW w:type="dxa" w:w="1234"/>
+          </w:tcPr>
+          <w:p>
+            <w:r>
+              <w:t>TC-CB-SALA</w:t>
+            </w:r>
+          </w:p>
+        </w:tc>
+        <w:tc>
+          <w:tcPr>
+            <w:tcW w:type="dxa" w:w="1234"/>
+          </w:tcPr>
+          <w:p>
+            <w:r>
+              <w:t>CBPR+ Gehaltszahlung GBP</w:t>
+            </w:r>
+          </w:p>
+        </w:tc>
+        <w:tc>
+          <w:tcPr>
+            <w:tcW w:type="dxa" w:w="1234"/>
+          </w:tcPr>
+          <w:p>
+            <w:r>
+              <w:t>CBPR+</w:t>
+            </w:r>
+          </w:p>
+        </w:tc>
+        <w:tc>
+          <w:tcPr>
+            <w:tcW w:type="dxa" w:w="1234"/>
+          </w:tcPr>
+          <w:p>
+            <w:r>
+              <w:t>OK</w:t>
+            </w:r>
+          </w:p>
+        </w:tc>
+        <w:tc>
+          <w:tcPr>
+            <w:tcW w:type="dxa" w:w="1234"/>
+          </w:tcPr>
+          <w:p>
+            <w:r>
+              <w:t>Alle bestanden</w:t>
+            </w:r>
+          </w:p>
+        </w:tc>
+        <w:tc>
+          <w:tcPr>
+            <w:tcW w:type="dxa" w:w="1234"/>
+          </w:tcPr>
+          <w:p>
+            <w:r>
+              <w:t>Pass</w:t>
+            </w:r>
+          </w:p>
+        </w:tc>
+        <w:tc>
+          <w:tcPr>
+            <w:tcW w:type="dxa" w:w="1234"/>
+          </w:tcPr>
+          <w:p>
+            <w:r>
+              <w:t>Gehaltszahlung mit Purpose-Code</w:t>
+            </w:r>
+          </w:p>
+        </w:tc>
+      </w:tr>
+      <w:tr>
+        <w:tc>
+          <w:tcPr>
+            <w:tcW w:type="dxa" w:w="1234"/>
+          </w:tcPr>
+          <w:p>
+            <w:r>
+              <w:t>TC-REM-140</w:t>
+            </w:r>
+          </w:p>
+        </w:tc>
+        <w:tc>
+          <w:tcPr>
+            <w:tcW w:type="dxa" w:w="1234"/>
+          </w:tcPr>
+          <w:p>
+            <w:r>
+              <w:t>SEPA Verwendungszweck 140 Zeichen</w:t>
+            </w:r>
+          </w:p>
+        </w:tc>
+        <w:tc>
+          <w:tcPr>
+            <w:tcW w:type="dxa" w:w="1234"/>
+          </w:tcPr>
+          <w:p>
+            <w:r>
+              <w:t>SEPA</w:t>
+            </w:r>
+          </w:p>
+        </w:tc>
+        <w:tc>
+          <w:tcPr>
+            <w:tcW w:type="dxa" w:w="1234"/>
+          </w:tcPr>
+          <w:p>
+            <w:r>
+              <w:t>OK</w:t>
+            </w:r>
+          </w:p>
+        </w:tc>
+        <w:tc>
+          <w:tcPr>
+            <w:tcW w:type="dxa" w:w="1234"/>
+          </w:tcPr>
+          <w:p>
+            <w:r>
+              <w:t>Alle bestanden</w:t>
+            </w:r>
+          </w:p>
+        </w:tc>
+        <w:tc>
+          <w:tcPr>
+            <w:tcW w:type="dxa" w:w="1234"/>
+          </w:tcPr>
+          <w:p>
+            <w:r>
+              <w:t>Pass</w:t>
+            </w:r>
+          </w:p>
+        </w:tc>
+        <w:tc>
+          <w:tcPr>
+            <w:tcW w:type="dxa" w:w="1234"/>
+          </w:tcPr>
+          <w:p>
+            <w:r>
+              <w:t>Grenzwert: exakt 140 Zeichen Verwendungszweck</w:t>
+            </w:r>
+          </w:p>
+        </w:tc>
+      </w:tr>
+      <w:tr>
+        <w:tc>
+          <w:tcPr>
+            <w:tcW w:type="dxa" w:w="1234"/>
+          </w:tcPr>
+          <w:p>
+            <w:r>
+              <w:t>TC-CB-JPY</w:t>
+            </w:r>
+          </w:p>
+        </w:tc>
+        <w:tc>
+          <w:tcPr>
+            <w:tcW w:type="dxa" w:w="1234"/>
+          </w:tcPr>
+          <w:p>
+            <w:r>
+              <w:t>CBPR+ SAR nach Saudi-Arabien</w:t>
+            </w:r>
+          </w:p>
+        </w:tc>
+        <w:tc>
+          <w:tcPr>
+            <w:tcW w:type="dxa" w:w="1234"/>
+          </w:tcPr>
+          <w:p>
+            <w:r>
+              <w:t>CBPR+</w:t>
+            </w:r>
+          </w:p>
+        </w:tc>
+        <w:tc>
+          <w:tcPr>
+            <w:tcW w:type="dxa" w:w="1234"/>
+          </w:tcPr>
+          <w:p>
+            <w:r>
+              <w:t>OK</w:t>
+            </w:r>
+          </w:p>
+        </w:tc>
+        <w:tc>
+          <w:tcPr>
+            <w:tcW w:type="dxa" w:w="1234"/>
+          </w:tcPr>
+          <w:p>
+            <w:r>
+              <w:t>Alle bestanden</w:t>
+            </w:r>
+          </w:p>
+        </w:tc>
+        <w:tc>
+          <w:tcPr>
+            <w:tcW w:type="dxa" w:w="1234"/>
+          </w:tcPr>
+          <w:p>
+            <w:r>
+              <w:t>Pass</w:t>
+            </w:r>
+          </w:p>
+        </w:tc>
+        <w:tc>
+          <w:tcPr>
+            <w:tcW w:type="dxa" w:w="1234"/>
+          </w:tcPr>
+          <w:p>
+            <w:r>
+              <w:t>SAR-Zahlung nach Saudi-Arabien (Japan hat kein IBAN)</w:t>
+            </w:r>
+          </w:p>
+        </w:tc>
+      </w:tr>
+      <w:tr>
+        <w:tc>
+          <w:tcPr>
+            <w:tcW w:type="dxa" w:w="1234"/>
+          </w:tcPr>
+          <w:p>
+            <w:r>
+              <w:t>TC-ADDR-006</w:t>
+            </w:r>
+          </w:p>
+        </w:tc>
+        <w:tc>
+          <w:tcPr>
+            <w:tcW w:type="dxa" w:w="1234"/>
+          </w:tcPr>
+          <w:p>
+            <w:r>
+              <w:t>Domestic Creditor nur Country</w:t>
+            </w:r>
+          </w:p>
+        </w:tc>
+        <w:tc>
+          <w:tcPr>
+            <w:tcW w:type="dxa" w:w="1234"/>
+          </w:tcPr>
+          <w:p>
+            <w:r>
+              <w:t>Domestic-IBAN</w:t>
+            </w:r>
+          </w:p>
+        </w:tc>
+        <w:tc>
+          <w:tcPr>
+            <w:tcW w:type="dxa" w:w="1234"/>
+          </w:tcPr>
+          <w:p>
+            <w:r>
+              <w:t>OK</w:t>
+            </w:r>
+          </w:p>
+        </w:tc>
+        <w:tc>
+          <w:tcPr>
+            <w:tcW w:type="dxa" w:w="1234"/>
+          </w:tcPr>
+          <w:p>
+            <w:r>
+              <w:t>BR-ADDR-002: Creditor-Adresse muss strukturiert sein (StrtNm, TwnNm, Ctry Pflicht, kein AdrLine allein)</w:t>
+            </w:r>
+          </w:p>
+        </w:tc>
+        <w:tc>
+          <w:tcPr>
+            <w:tcW w:type="dxa" w:w="1234"/>
+          </w:tcPr>
+          <w:p>
+            <w:r>
+              <w:t>Pass</w:t>
+            </w:r>
+          </w:p>
+        </w:tc>
+        <w:tc>
+          <w:tcPr>
+            <w:tcW w:type="dxa" w:w="1234"/>
+          </w:tcPr>
+          <w:p>
+            <w:r>
+              <w:t>Erwartet: BR-ADDR-002 verletzt (StrtNm/TwnNm fehlt)</w:t>
+            </w:r>
+          </w:p>
+        </w:tc>
+      </w:tr>
+      <w:tr>
+        <w:tc>
+          <w:tcPr>
+            <w:tcW w:type="dxa" w:w="1234"/>
+          </w:tcPr>
+          <w:p>
+            <w:r>
+              <w:t>TC-CB-INVEST</w:t>
+            </w:r>
+          </w:p>
+        </w:tc>
+        <w:tc>
+          <w:tcPr>
+            <w:tcW w:type="dxa" w:w="1234"/>
+          </w:tcPr>
+          <w:p>
+            <w:r>
+              <w:t>CBPR+ AED Investment Dubai</w:t>
+            </w:r>
+          </w:p>
+        </w:tc>
+        <w:tc>
+          <w:tcPr>
+            <w:tcW w:type="dxa" w:w="1234"/>
+          </w:tcPr>
+          <w:p>
+            <w:r>
+              <w:t>CBPR+</w:t>
+            </w:r>
+          </w:p>
+        </w:tc>
+        <w:tc>
+          <w:tcPr>
+            <w:tcW w:type="dxa" w:w="1234"/>
+          </w:tcPr>
+          <w:p>
+            <w:r>
+              <w:t>OK</w:t>
+            </w:r>
+          </w:p>
+        </w:tc>
+        <w:tc>
+          <w:tcPr>
+            <w:tcW w:type="dxa" w:w="1234"/>
+          </w:tcPr>
+          <w:p>
+            <w:r>
+              <w:t>Alle bestanden</w:t>
+            </w:r>
+          </w:p>
+        </w:tc>
+        <w:tc>
+          <w:tcPr>
+            <w:tcW w:type="dxa" w:w="1234"/>
+          </w:tcPr>
+          <w:p>
+            <w:r>
+              <w:t>Pass</w:t>
+            </w:r>
+          </w:p>
+        </w:tc>
+        <w:tc>
+          <w:tcPr>
+            <w:tcW w:type="dxa" w:w="1234"/>
+          </w:tcPr>
+          <w:p>
+            <w:r>
+              <w:t>Investment Purpose Code nach UAE</w:t>
+            </w:r>
+          </w:p>
+        </w:tc>
+      </w:tr>
+      <w:tr>
+        <w:tc>
+          <w:tcPr>
+            <w:tcW w:type="dxa" w:w="1234"/>
+          </w:tcPr>
+          <w:p>
+            <w:r>
+              <w:t>TC-SEPA-BATCH</w:t>
+            </w:r>
+          </w:p>
+        </w:tc>
+        <w:tc>
+          <w:tcPr>
+            <w:tcW w:type="dxa" w:w="1234"/>
+          </w:tcPr>
+          <w:p>
+            <w:r>
+              <w:t>SEPA Batch 3 Transaktionen</w:t>
+            </w:r>
+          </w:p>
+        </w:tc>
+        <w:tc>
+          <w:tcPr>
+            <w:tcW w:type="dxa" w:w="1234"/>
+          </w:tcPr>
+          <w:p>
+            <w:r>
+              <w:t>SEPA</w:t>
+            </w:r>
+          </w:p>
+        </w:tc>
+        <w:tc>
+          <w:tcPr>
+            <w:tcW w:type="dxa" w:w="1234"/>
+          </w:tcPr>
+          <w:p>
+            <w:r>
+              <w:t>OK</w:t>
+            </w:r>
+          </w:p>
+        </w:tc>
+        <w:tc>
+          <w:tcPr>
+            <w:tcW w:type="dxa" w:w="1234"/>
+          </w:tcPr>
+          <w:p>
+            <w:r>
+              <w:t>Alle bestanden</w:t>
+            </w:r>
+          </w:p>
+        </w:tc>
+        <w:tc>
+          <w:tcPr>
+            <w:tcW w:type="dxa" w:w="1234"/>
+          </w:tcPr>
+          <w:p>
+            <w:r>
+              <w:t>Pass</w:t>
+            </w:r>
+          </w:p>
+        </w:tc>
+        <w:tc>
+          <w:tcPr>
+            <w:tcW w:type="dxa" w:w="1234"/>
+          </w:tcPr>
+          <w:p>
+            <w:r>
+              <w:t>Batch: 3 Transaktionen SEPA in verschiedene Laender</w:t>
+            </w:r>
+          </w:p>
+        </w:tc>
+      </w:tr>
+      <w:tr>
+        <w:tc>
+          <w:tcPr>
+            <w:tcW w:type="dxa" w:w="1234"/>
+          </w:tcPr>
+          <w:p>
+            <w:r>
+              <w:t>TC-QR-EUR</w:t>
+            </w:r>
+          </w:p>
+        </w:tc>
+        <w:tc>
+          <w:tcPr>
+            <w:tcW w:type="dxa" w:w="1234"/>
+          </w:tcPr>
+          <w:p>
+            <w:r>
+              <w:t>QR-Zahlung EUR mit explizitem Creditor</w:t>
+            </w:r>
+          </w:p>
+        </w:tc>
+        <w:tc>
+          <w:tcPr>
+            <w:tcW w:type="dxa" w:w="1234"/>
+          </w:tcPr>
+          <w:p>
+            <w:r>
+              <w:t>Domestic-QR</w:t>
+            </w:r>
+          </w:p>
+        </w:tc>
+        <w:tc>
+          <w:tcPr>
+            <w:tcW w:type="dxa" w:w="1234"/>
+          </w:tcPr>
+          <w:p>
+            <w:r>
+              <w:t>OK</w:t>
+            </w:r>
+          </w:p>
+        </w:tc>
+        <w:tc>
+          <w:tcPr>
+            <w:tcW w:type="dxa" w:w="1234"/>
+          </w:tcPr>
+          <w:p>
+            <w:r>
+              <w:t>Alle bestanden</w:t>
+            </w:r>
+          </w:p>
+        </w:tc>
+        <w:tc>
+          <w:tcPr>
+            <w:tcW w:type="dxa" w:w="1234"/>
+          </w:tcPr>
+          <w:p>
+            <w:r>
+              <w:t>Pass</w:t>
+            </w:r>
+          </w:p>
+        </w:tc>
+        <w:tc>
+          <w:tcPr>
+            <w:tcW w:type="dxa" w:w="1234"/>
+          </w:tcPr>
+          <w:p>
+            <w:r>
+              <w:t>QR-IBAN mit EUR statt CHF (beides erlaubt)</w:t>
+            </w:r>
+          </w:p>
+        </w:tc>
+      </w:tr>
+      <w:tr>
+        <w:tc>
+          <w:tcPr>
+            <w:tcW w:type="dxa" w:w="1234"/>
+          </w:tcPr>
+          <w:p>
+            <w:r>
+              <w:t>TC-IBAN-MAX</w:t>
+            </w:r>
+          </w:p>
+        </w:tc>
+        <w:tc>
+          <w:tcPr>
+            <w:tcW w:type="dxa" w:w="1234"/>
+          </w:tcPr>
+          <w:p>
+            <w:r>
+              <w:t>Domestic-IBAN Grossbetrag mit SCOR</w:t>
+            </w:r>
+          </w:p>
+        </w:tc>
+        <w:tc>
+          <w:tcPr>
+            <w:tcW w:type="dxa" w:w="1234"/>
+          </w:tcPr>
+          <w:p>
+            <w:r>
+              <w:t>Domestic-IBAN</w:t>
+            </w:r>
+          </w:p>
+        </w:tc>
+        <w:tc>
+          <w:tcPr>
+            <w:tcW w:type="dxa" w:w="1234"/>
+          </w:tcPr>
+          <w:p>
+            <w:r>
+              <w:t>OK</w:t>
+            </w:r>
+          </w:p>
+        </w:tc>
+        <w:tc>
+          <w:tcPr>
+            <w:tcW w:type="dxa" w:w="1234"/>
+          </w:tcPr>
+          <w:p>
+            <w:r>
+              <w:t>Alle bestanden</w:t>
+            </w:r>
+          </w:p>
+        </w:tc>
+        <w:tc>
+          <w:tcPr>
+            <w:tcW w:type="dxa" w:w="1234"/>
+          </w:tcPr>
+          <w:p>
+            <w:r>
+              <w:t>Pass</w:t>
+            </w:r>
+          </w:p>
+        </w:tc>
+        <w:tc>
+          <w:tcPr>
+            <w:tcW w:type="dxa" w:w="1234"/>
+          </w:tcPr>
+          <w:p>
+            <w:r>
+              <w:t>5 Mio CHF Inlandszahlung mit BIC 11 Stellen</w:t>
+            </w:r>
+          </w:p>
+        </w:tc>
+      </w:tr>
+      <w:tr>
+        <w:tc>
+          <w:tcPr>
+            <w:tcW w:type="dxa" w:w="1234"/>
+          </w:tcPr>
+          <w:p>
+            <w:r>
+              <w:t>TC-CBPR-STD-001</w:t>
+            </w:r>
+          </w:p>
+        </w:tc>
+        <w:tc>
+          <w:tcPr>
+            <w:tcW w:type="dxa" w:w="1234"/>
+          </w:tcPr>
+          <w:p>
+            <w:r>
+              <w:t>CBPR+ Standard USD-Zahlung</w:t>
+            </w:r>
+          </w:p>
+        </w:tc>
+        <w:tc>
+          <w:tcPr>
+            <w:tcW w:type="dxa" w:w="1234"/>
+          </w:tcPr>
+          <w:p>
+            <w:r>
+              <w:t>CBPR+</w:t>
+            </w:r>
+          </w:p>
+        </w:tc>
+        <w:tc>
+          <w:tcPr>
+            <w:tcW w:type="dxa" w:w="1234"/>
+          </w:tcPr>
+          <w:p>
+            <w:r>
+              <w:t>OK</w:t>
+            </w:r>
+          </w:p>
+        </w:tc>
+        <w:tc>
+          <w:tcPr>
+            <w:tcW w:type="dxa" w:w="1234"/>
+          </w:tcPr>
+          <w:p>
+            <w:r>
+              <w:t>Alle bestanden</w:t>
+            </w:r>
+          </w:p>
+        </w:tc>
+        <w:tc>
+          <w:tcPr>
+            <w:tcW w:type="dxa" w:w="1234"/>
+          </w:tcPr>
+          <w:p>
+            <w:r>
+              <w:t>Pass</w:t>
+            </w:r>
+          </w:p>
+        </w:tc>
+        <w:tc>
+          <w:tcPr>
+            <w:tcW w:type="dxa" w:w="1234"/>
+          </w:tcPr>
+          <w:p>
+            <w:r>
+              <w:t>CBPR+ USD via FR IBAN (USA hat kein IBAN)</w:t>
+            </w:r>
+          </w:p>
+        </w:tc>
+      </w:tr>
+      <w:tr>
+        <w:tc>
+          <w:tcPr>
+            <w:tcW w:type="dxa" w:w="1234"/>
+          </w:tcPr>
+          <w:p>
+            <w:r>
+              <w:t>TC-CBPR-STD-002</w:t>
+            </w:r>
+          </w:p>
+        </w:tc>
+        <w:tc>
+          <w:tcPr>
+            <w:tcW w:type="dxa" w:w="1234"/>
+          </w:tcPr>
+          <w:p>
+            <w:r>
+              <w:t>CBPR+ Standard GBP-Zahlung</w:t>
+            </w:r>
+          </w:p>
+        </w:tc>
+        <w:tc>
+          <w:tcPr>
+            <w:tcW w:type="dxa" w:w="1234"/>
+          </w:tcPr>
+          <w:p>
+            <w:r>
+              <w:t>CBPR+</w:t>
+            </w:r>
+          </w:p>
+        </w:tc>
+        <w:tc>
+          <w:tcPr>
+            <w:tcW w:type="dxa" w:w="1234"/>
+          </w:tcPr>
+          <w:p>
+            <w:r>
+              <w:t>OK</w:t>
+            </w:r>
+          </w:p>
+        </w:tc>
+        <w:tc>
+          <w:tcPr>
+            <w:tcW w:type="dxa" w:w="1234"/>
+          </w:tcPr>
+          <w:p>
+            <w:r>
+              <w:t>Alle bestanden</w:t>
+            </w:r>
+          </w:p>
+        </w:tc>
+        <w:tc>
+          <w:tcPr>
+            <w:tcW w:type="dxa" w:w="1234"/>
+          </w:tcPr>
+          <w:p>
+            <w:r>
+              <w:t>Pass</w:t>
+            </w:r>
+          </w:p>
+        </w:tc>
+        <w:tc>
+          <w:tcPr>
+            <w:tcW w:type="dxa" w:w="1234"/>
+          </w:tcPr>
+          <w:p>
+            <w:r>
+              <w:t>CBPR+ GBP mit DEBT</w:t>
+            </w:r>
+          </w:p>
+        </w:tc>
+      </w:tr>
+      <w:tr>
+        <w:tc>
+          <w:tcPr>
+            <w:tcW w:type="dxa" w:w="1234"/>
+          </w:tcPr>
+          <w:p>
+            <w:r>
+              <w:t>TC-CBPR-STD-003</w:t>
+            </w:r>
+          </w:p>
+        </w:tc>
+        <w:tc>
+          <w:tcPr>
+            <w:tcW w:type="dxa" w:w="1234"/>
+          </w:tcPr>
+          <w:p>
+            <w:r>
+              <w:t>CBPR+ Standard EUR-Zahlung</w:t>
+            </w:r>
+          </w:p>
+        </w:tc>
+        <w:tc>
+          <w:tcPr>
+            <w:tcW w:type="dxa" w:w="1234"/>
+          </w:tcPr>
+          <w:p>
+            <w:r>
+              <w:t>CBPR+</w:t>
+            </w:r>
+          </w:p>
+        </w:tc>
+        <w:tc>
+          <w:tcPr>
+            <w:tcW w:type="dxa" w:w="1234"/>
+          </w:tcPr>
+          <w:p>
+            <w:r>
+              <w:t>OK</w:t>
+            </w:r>
+          </w:p>
+        </w:tc>
+        <w:tc>
+          <w:tcPr>
+            <w:tcW w:type="dxa" w:w="1234"/>
+          </w:tcPr>
+          <w:p>
+            <w:r>
+              <w:t>Alle bestanden</w:t>
+            </w:r>
+          </w:p>
+        </w:tc>
+        <w:tc>
+          <w:tcPr>
+            <w:tcW w:type="dxa" w:w="1234"/>
+          </w:tcPr>
+          <w:p>
+            <w:r>
+              <w:t>Pass</w:t>
+            </w:r>
+          </w:p>
+        </w:tc>
+        <w:tc>
+          <w:tcPr>
+            <w:tcW w:type="dxa" w:w="1234"/>
+          </w:tcPr>
+          <w:p>
+            <w:r>
+              <w:t>CBPR+ EUR mit CRED</w:t>
+            </w:r>
+          </w:p>
+        </w:tc>
+      </w:tr>
+      <w:tr>
+        <w:tc>
+          <w:tcPr>
+            <w:tcW w:type="dxa" w:w="1234"/>
+          </w:tcPr>
+          <w:p>
+            <w:r>
+              <w:t>TC-CBPR-STD-004</w:t>
+            </w:r>
+          </w:p>
+        </w:tc>
+        <w:tc>
+          <w:tcPr>
+            <w:tcW w:type="dxa" w:w="1234"/>
+          </w:tcPr>
+          <w:p>
+            <w:r>
+              <w:t>CBPR+ CHF nach Saudi-Arabien</w:t>
+            </w:r>
+          </w:p>
+        </w:tc>
+        <w:tc>
+          <w:tcPr>
+            <w:tcW w:type="dxa" w:w="1234"/>
+          </w:tcPr>
+          <w:p>
+            <w:r>
+              <w:t>CBPR+</w:t>
+            </w:r>
+          </w:p>
+        </w:tc>
+        <w:tc>
+          <w:tcPr>
+            <w:tcW w:type="dxa" w:w="1234"/>
+          </w:tcPr>
+          <w:p>
+            <w:r>
+              <w:t>OK</w:t>
+            </w:r>
+          </w:p>
+        </w:tc>
+        <w:tc>
+          <w:tcPr>
+            <w:tcW w:type="dxa" w:w="1234"/>
+          </w:tcPr>
+          <w:p>
+            <w:r>
+              <w:t>Alle bestanden</w:t>
+            </w:r>
+          </w:p>
+        </w:tc>
+        <w:tc>
+          <w:tcPr>
+            <w:tcW w:type="dxa" w:w="1234"/>
+          </w:tcPr>
+          <w:p>
+            <w:r>
+              <w:t>Pass</w:t>
+            </w:r>
+          </w:p>
+        </w:tc>
+        <w:tc>
+          <w:tcPr>
+            <w:tcW w:type="dxa" w:w="1234"/>
+          </w:tcPr>
+          <w:p>
+            <w:r>
+              <w:t>CBPR+ CHF mit Purpose SUPP</w:t>
+            </w:r>
+          </w:p>
+        </w:tc>
+      </w:tr>
+      <w:tr>
+        <w:tc>
+          <w:tcPr>
+            <w:tcW w:type="dxa" w:w="1234"/>
+          </w:tcPr>
+          <w:p>
+            <w:r>
+              <w:t>TC-CBPR-STD-005</w:t>
+            </w:r>
+          </w:p>
+        </w:tc>
+        <w:tc>
+          <w:tcPr>
+            <w:tcW w:type="dxa" w:w="1234"/>
+          </w:tcPr>
+          <w:p>
+            <w:r>
+              <w:t>CBPR+ Maximal optionale Felder</w:t>
+            </w:r>
+          </w:p>
+        </w:tc>
+        <w:tc>
+          <w:tcPr>
+            <w:tcW w:type="dxa" w:w="1234"/>
+          </w:tcPr>
+          <w:p>
+            <w:r>
+              <w:t>CBPR+</w:t>
+            </w:r>
+          </w:p>
+        </w:tc>
+        <w:tc>
+          <w:tcPr>
+            <w:tcW w:type="dxa" w:w="1234"/>
+          </w:tcPr>
+          <w:p>
+            <w:r>
+              <w:t>OK</w:t>
+            </w:r>
+          </w:p>
+        </w:tc>
+        <w:tc>
+          <w:tcPr>
+            <w:tcW w:type="dxa" w:w="1234"/>
+          </w:tcPr>
+          <w:p>
+            <w:r>
+              <w:t>Alle bestanden</w:t>
+            </w:r>
+          </w:p>
+        </w:tc>
+        <w:tc>
+          <w:tcPr>
+            <w:tcW w:type="dxa" w:w="1234"/>
+          </w:tcPr>
+          <w:p>
+            <w:r>
+              <w:t>Pass</w:t>
+            </w:r>
+          </w:p>
+        </w:tc>
+        <w:tc>
+          <w:tcPr>
+            <w:tcW w:type="dxa" w:w="1234"/>
+          </w:tcPr>
+          <w:p>
+            <w:r>
+              <w:t>CBPR+ XSD mit UltmtDbtr, UltmtCdtr, InstrId, CtgyPurp</w:t>
+            </w:r>
+          </w:p>
+        </w:tc>
+      </w:tr>
+      <w:tr>
+        <w:tc>
+          <w:tcPr>
+            <w:tcW w:type="dxa" w:w="1234"/>
+          </w:tcPr>
+          <w:p>
+            <w:r>
+              <w:t>TC-CBPR-STD-006</w:t>
+            </w:r>
+          </w:p>
+        </w:tc>
+        <w:tc>
+          <w:tcPr>
+            <w:tcW w:type="dxa" w:w="1234"/>
+          </w:tcPr>
+          <w:p>
+            <w:r>
+              <w:t>CBPR+ AED Investment</w:t>
+            </w:r>
+          </w:p>
+        </w:tc>
+        <w:tc>
+          <w:tcPr>
+            <w:tcW w:type="dxa" w:w="1234"/>
+          </w:tcPr>
+          <w:p>
+            <w:r>
+              <w:t>CBPR+</w:t>
+            </w:r>
+          </w:p>
+        </w:tc>
+        <w:tc>
+          <w:tcPr>
+            <w:tcW w:type="dxa" w:w="1234"/>
+          </w:tcPr>
+          <w:p>
+            <w:r>
+              <w:t>OK</w:t>
+            </w:r>
+          </w:p>
+        </w:tc>
+        <w:tc>
+          <w:tcPr>
+            <w:tcW w:type="dxa" w:w="1234"/>
+          </w:tcPr>
+          <w:p>
+            <w:r>
+              <w:t>Alle bestanden</w:t>
+            </w:r>
+          </w:p>
+        </w:tc>
+        <w:tc>
+          <w:tcPr>
+            <w:tcW w:type="dxa" w:w="1234"/>
+          </w:tcPr>
+          <w:p>
+            <w:r>
+              <w:t>Pass</w:t>
+            </w:r>
+          </w:p>
+        </w:tc>
+        <w:tc>
+          <w:tcPr>
+            <w:tcW w:type="dxa" w:w="1234"/>
+          </w:tcPr>
+          <w:p>
+            <w:r>
+              <w:t>CBPR+ AED nach UAE</w:t>
+            </w:r>
+          </w:p>
+        </w:tc>
+      </w:tr>
+      <w:tr>
+        <w:tc>
+          <w:tcPr>
+            <w:tcW w:type="dxa" w:w="1234"/>
+          </w:tcPr>
+          <w:p>
+            <w:r>
+              <w:t>TC-CBPR-STD-007</w:t>
+            </w:r>
+          </w:p>
+        </w:tc>
+        <w:tc>
+          <w:tcPr>
+            <w:tcW w:type="dxa" w:w="1234"/>
+          </w:tcPr>
+          <w:p>
+            <w:r>
+              <w:t>CBPR+ Gehaltszahlung</w:t>
+            </w:r>
+          </w:p>
+        </w:tc>
+        <w:tc>
+          <w:tcPr>
+            <w:tcW w:type="dxa" w:w="1234"/>
+          </w:tcPr>
+          <w:p>
+            <w:r>
+              <w:t>CBPR+</w:t>
+            </w:r>
+          </w:p>
+        </w:tc>
+        <w:tc>
+          <w:tcPr>
+            <w:tcW w:type="dxa" w:w="1234"/>
+          </w:tcPr>
+          <w:p>
+            <w:r>
+              <w:t>OK</w:t>
+            </w:r>
+          </w:p>
+        </w:tc>
+        <w:tc>
+          <w:tcPr>
+            <w:tcW w:type="dxa" w:w="1234"/>
+          </w:tcPr>
+          <w:p>
+            <w:r>
+              <w:t>Alle bestanden</w:t>
+            </w:r>
+          </w:p>
+        </w:tc>
+        <w:tc>
+          <w:tcPr>
+            <w:tcW w:type="dxa" w:w="1234"/>
+          </w:tcPr>
+          <w:p>
+            <w:r>
+              <w:t>Pass</w:t>
+            </w:r>
+          </w:p>
+        </w:tc>
+        <w:tc>
+          <w:tcPr>
+            <w:tcW w:type="dxa" w:w="1234"/>
+          </w:tcPr>
+          <w:p>
+            <w:r>
+              <w:t>CBPR+ Gehaltszahlung</w:t>
+            </w:r>
+          </w:p>
+        </w:tc>
+      </w:tr>
+      <w:tr>
+        <w:tc>
+          <w:tcPr>
+            <w:tcW w:type="dxa" w:w="1234"/>
+          </w:tcPr>
+          <w:p>
+            <w:r>
+              <w:t>TC-CBPR-STD-NOK1</w:t>
+            </w:r>
+          </w:p>
+        </w:tc>
+        <w:tc>
+          <w:tcPr>
+            <w:tcW w:type="dxa" w:w="1234"/>
+          </w:tcPr>
+          <w:p>
+            <w:r>
+              <w:t>CBPR+ mit SLEV verboten</w:t>
+            </w:r>
+          </w:p>
+        </w:tc>
+        <w:tc>
+          <w:tcPr>
+            <w:tcW w:type="dxa" w:w="1234"/>
+          </w:tcPr>
+          <w:p>
+            <w:r>
+              <w:t>CBPR+</w:t>
+            </w:r>
+          </w:p>
+        </w:tc>
+        <w:tc>
+          <w:tcPr>
+            <w:tcW w:type="dxa" w:w="1234"/>
+          </w:tcPr>
+          <w:p>
+            <w:r>
+              <w:t>OK</w:t>
+            </w:r>
+          </w:p>
+        </w:tc>
+        <w:tc>
+          <w:tcPr>
+            <w:tcW w:type="dxa" w:w="1234"/>
+          </w:tcPr>
+          <w:p>
+            <w:r>
+              <w:t>BR-CBPR-003: ChrgBr darf nicht SLEV sein (CBPR+ erlaubt nur DEBT, CRED, SHAR)</w:t>
+            </w:r>
+          </w:p>
+        </w:tc>
+        <w:tc>
+          <w:tcPr>
+            <w:tcW w:type="dxa" w:w="1234"/>
+          </w:tcPr>
+          <w:p>
+            <w:r>
+              <w:t>Pass</w:t>
+            </w:r>
+          </w:p>
+        </w:tc>
+        <w:tc>
+          <w:tcPr>
+            <w:tcW w:type="dxa" w:w="1234"/>
+          </w:tcPr>
+          <w:p>
+            <w:r>
+              <w:t>CBPR+ verbietet SLEV</w:t>
+            </w:r>
+          </w:p>
+        </w:tc>
+      </w:tr>
+      <w:tr>
+        <w:tc>
+          <w:tcPr>
+            <w:tcW w:type="dxa" w:w="1234"/>
+          </w:tcPr>
+          <w:p>
+            <w:r>
+              <w:t>TC-CB-MULTI1</w:t>
+            </w:r>
+          </w:p>
+        </w:tc>
+        <w:tc>
+          <w:tcPr>
+            <w:tcW w:type="dxa" w:w="1234"/>
+          </w:tcPr>
+          <w:p>
+            <w:r>
+              <w:t>CBPR+ Multi-Currency Gruppe 1</w:t>
+            </w:r>
+          </w:p>
+        </w:tc>
+        <w:tc>
+          <w:tcPr>
+            <w:tcW w:type="dxa" w:w="1234"/>
+          </w:tcPr>
+          <w:p>
+            <w:r>
+              <w:t>CBPR+</w:t>
+            </w:r>
+          </w:p>
+        </w:tc>
+        <w:tc>
+          <w:tcPr>
+            <w:tcW w:type="dxa" w:w="1234"/>
+          </w:tcPr>
+          <w:p>
+            <w:r>
+              <w:t>OK</w:t>
+            </w:r>
+          </w:p>
+        </w:tc>
+        <w:tc>
+          <w:tcPr>
+            <w:tcW w:type="dxa" w:w="1234"/>
+          </w:tcPr>
+          <w:p>
+            <w:r>
+              <w:t>Alle bestanden</w:t>
+            </w:r>
+          </w:p>
+        </w:tc>
+        <w:tc>
+          <w:tcPr>
+            <w:tcW w:type="dxa" w:w="1234"/>
+          </w:tcPr>
+          <w:p>
+            <w:r>
+              <w:t>Pass</w:t>
+            </w:r>
+          </w:p>
+        </w:tc>
+        <w:tc>
+          <w:tcPr>
+            <w:tcW w:type="dxa" w:w="1234"/>
+          </w:tcPr>
+          <w:p>
+            <w:r>
+              <w:t>Gruppe BATCH-CBPR: PmtInf 1 (USD)</w:t>
+            </w:r>
+          </w:p>
+        </w:tc>
+      </w:tr>
+      <w:tr>
+        <w:tc>
+          <w:tcPr>
+            <w:tcW w:type="dxa" w:w="1234"/>
+          </w:tcPr>
+          <w:p>
+            <w:r>
+              <w:t>TC-CB-MULTI2</w:t>
+            </w:r>
+          </w:p>
+        </w:tc>
+        <w:tc>
+          <w:tcPr>
+            <w:tcW w:type="dxa" w:w="1234"/>
+          </w:tcPr>
+          <w:p>
+            <w:r>
+              <w:t>CBPR+ Multi-Currency Gruppe 2</w:t>
+            </w:r>
+          </w:p>
+        </w:tc>
+        <w:tc>
+          <w:tcPr>
+            <w:tcW w:type="dxa" w:w="1234"/>
+          </w:tcPr>
+          <w:p>
+            <w:r>
+              <w:t>CBPR+</w:t>
+            </w:r>
+          </w:p>
+        </w:tc>
+        <w:tc>
+          <w:tcPr>
+            <w:tcW w:type="dxa" w:w="1234"/>
+          </w:tcPr>
+          <w:p>
+            <w:r>
+              <w:t>OK</w:t>
+            </w:r>
+          </w:p>
+        </w:tc>
+        <w:tc>
+          <w:tcPr>
+            <w:tcW w:type="dxa" w:w="1234"/>
+          </w:tcPr>
+          <w:p>
+            <w:r>
+              <w:t>Alle bestanden</w:t>
+            </w:r>
+          </w:p>
+        </w:tc>
+        <w:tc>
+          <w:tcPr>
+            <w:tcW w:type="dxa" w:w="1234"/>
+          </w:tcPr>
+          <w:p>
+            <w:r>
+              <w:t>Pass</w:t>
+            </w:r>
+          </w:p>
+        </w:tc>
+        <w:tc>
+          <w:tcPr>
+            <w:tcW w:type="dxa" w:w="1234"/>
+          </w:tcPr>
+          <w:p>
+            <w:r>
+              <w:t>Gruppe BATCH-CBPR: PmtInf 2 (GBP)</w:t>
             </w:r>
           </w:p>
         </w:tc>

--- a/examples/Testlauf_Zusammenfassung.docx
+++ b/examples/Testlauf_Zusammenfassung.docx
@@ -12,7 +12,7 @@
     </w:p>
     <w:p>
       <w:r>
-        <w:t>Datum/Uhrzeit: 2026-03-28 18:02:53</w:t>
+        <w:t>Datum/Uhrzeit: 2026-03-28 23:33:56</w:t>
       </w:r>
     </w:p>
     <w:p>
@@ -22,12 +22,12 @@
     </w:p>
     <w:p>
       <w:r>
-        <w:t>Testfälle gesamt: 112</w:t>
+        <w:t>Testfälle gesamt: 122</w:t>
       </w:r>
     </w:p>
     <w:p>
       <w:r>
-        <w:t>Pass: 112 | Fail: 0</w:t>
+        <w:t>Pass: 122 | Fail: 0</w:t>
       </w:r>
     </w:p>
     <w:p>
@@ -8041,6 +8041,726 @@
           <w:p>
             <w:r>
               <w:t>CBPR+ verbietet SLEV</w:t>
+            </w:r>
+          </w:p>
+        </w:tc>
+      </w:tr>
+      <w:tr>
+        <w:tc>
+          <w:tcPr>
+            <w:tcW w:type="dxa" w:w="1234"/>
+          </w:tcPr>
+          <w:p>
+            <w:r>
+              <w:t>TC-CGI-001</w:t>
+            </w:r>
+          </w:p>
+        </w:tc>
+        <w:tc>
+          <w:tcPr>
+            <w:tcW w:type="dxa" w:w="1234"/>
+          </w:tcPr>
+          <w:p>
+            <w:r>
+              <w:t>CGI-MP Standard EUR Wire</w:t>
+            </w:r>
+          </w:p>
+        </w:tc>
+        <w:tc>
+          <w:tcPr>
+            <w:tcW w:type="dxa" w:w="1234"/>
+          </w:tcPr>
+          <w:p>
+            <w:r>
+              <w:t>CBPR+</w:t>
+            </w:r>
+          </w:p>
+        </w:tc>
+        <w:tc>
+          <w:tcPr>
+            <w:tcW w:type="dxa" w:w="1234"/>
+          </w:tcPr>
+          <w:p>
+            <w:r>
+              <w:t>OK</w:t>
+            </w:r>
+          </w:p>
+        </w:tc>
+        <w:tc>
+          <w:tcPr>
+            <w:tcW w:type="dxa" w:w="1234"/>
+          </w:tcPr>
+          <w:p>
+            <w:r>
+              <w:t>Alle bestanden</w:t>
+            </w:r>
+          </w:p>
+        </w:tc>
+        <w:tc>
+          <w:tcPr>
+            <w:tcW w:type="dxa" w:w="1234"/>
+          </w:tcPr>
+          <w:p>
+            <w:r>
+              <w:t>Pass</w:t>
+            </w:r>
+          </w:p>
+        </w:tc>
+        <w:tc>
+          <w:tcPr>
+            <w:tcW w:type="dxa" w:w="1234"/>
+          </w:tcPr>
+          <w:p>
+            <w:r>
+              <w:t>CGI-MP Basis EUR-Wire</w:t>
+            </w:r>
+          </w:p>
+        </w:tc>
+      </w:tr>
+      <w:tr>
+        <w:tc>
+          <w:tcPr>
+            <w:tcW w:type="dxa" w:w="1234"/>
+          </w:tcPr>
+          <w:p>
+            <w:r>
+              <w:t>TC-CGI-002</w:t>
+            </w:r>
+          </w:p>
+        </w:tc>
+        <w:tc>
+          <w:tcPr>
+            <w:tcW w:type="dxa" w:w="1234"/>
+          </w:tcPr>
+          <w:p>
+            <w:r>
+              <w:t>CGI-MP USD Wire mit UETR</w:t>
+            </w:r>
+          </w:p>
+        </w:tc>
+        <w:tc>
+          <w:tcPr>
+            <w:tcW w:type="dxa" w:w="1234"/>
+          </w:tcPr>
+          <w:p>
+            <w:r>
+              <w:t>CBPR+</w:t>
+            </w:r>
+          </w:p>
+        </w:tc>
+        <w:tc>
+          <w:tcPr>
+            <w:tcW w:type="dxa" w:w="1234"/>
+          </w:tcPr>
+          <w:p>
+            <w:r>
+              <w:t>OK</w:t>
+            </w:r>
+          </w:p>
+        </w:tc>
+        <w:tc>
+          <w:tcPr>
+            <w:tcW w:type="dxa" w:w="1234"/>
+          </w:tcPr>
+          <w:p>
+            <w:r>
+              <w:t>Alle bestanden</w:t>
+            </w:r>
+          </w:p>
+        </w:tc>
+        <w:tc>
+          <w:tcPr>
+            <w:tcW w:type="dxa" w:w="1234"/>
+          </w:tcPr>
+          <w:p>
+            <w:r>
+              <w:t>Pass</w:t>
+            </w:r>
+          </w:p>
+        </w:tc>
+        <w:tc>
+          <w:tcPr>
+            <w:tcW w:type="dxa" w:w="1234"/>
+          </w:tcPr>
+          <w:p>
+            <w:r>
+              <w:t>CGI-MP mit UETR (optional)</w:t>
+            </w:r>
+          </w:p>
+        </w:tc>
+      </w:tr>
+      <w:tr>
+        <w:tc>
+          <w:tcPr>
+            <w:tcW w:type="dxa" w:w="1234"/>
+          </w:tcPr>
+          <w:p>
+            <w:r>
+              <w:t>TC-CGI-003</w:t>
+            </w:r>
+          </w:p>
+        </w:tc>
+        <w:tc>
+          <w:tcPr>
+            <w:tcW w:type="dxa" w:w="1234"/>
+          </w:tcPr>
+          <w:p>
+            <w:r>
+              <w:t>CGI-MP Gehaltszahlung SALA</w:t>
+            </w:r>
+          </w:p>
+        </w:tc>
+        <w:tc>
+          <w:tcPr>
+            <w:tcW w:type="dxa" w:w="1234"/>
+          </w:tcPr>
+          <w:p>
+            <w:r>
+              <w:t>CBPR+</w:t>
+            </w:r>
+          </w:p>
+        </w:tc>
+        <w:tc>
+          <w:tcPr>
+            <w:tcW w:type="dxa" w:w="1234"/>
+          </w:tcPr>
+          <w:p>
+            <w:r>
+              <w:t>OK</w:t>
+            </w:r>
+          </w:p>
+        </w:tc>
+        <w:tc>
+          <w:tcPr>
+            <w:tcW w:type="dxa" w:w="1234"/>
+          </w:tcPr>
+          <w:p>
+            <w:r>
+              <w:t>Alle bestanden</w:t>
+            </w:r>
+          </w:p>
+        </w:tc>
+        <w:tc>
+          <w:tcPr>
+            <w:tcW w:type="dxa" w:w="1234"/>
+          </w:tcPr>
+          <w:p>
+            <w:r>
+              <w:t>Pass</w:t>
+            </w:r>
+          </w:p>
+        </w:tc>
+        <w:tc>
+          <w:tcPr>
+            <w:tcW w:type="dxa" w:w="1234"/>
+          </w:tcPr>
+          <w:p>
+            <w:r>
+              <w:t>Gehaltszahlung via CGI-MP</w:t>
+            </w:r>
+          </w:p>
+        </w:tc>
+      </w:tr>
+      <w:tr>
+        <w:tc>
+          <w:tcPr>
+            <w:tcW w:type="dxa" w:w="1234"/>
+          </w:tcPr>
+          <w:p>
+            <w:r>
+              <w:t>TC-CGI-004</w:t>
+            </w:r>
+          </w:p>
+        </w:tc>
+        <w:tc>
+          <w:tcPr>
+            <w:tcW w:type="dxa" w:w="1234"/>
+          </w:tcPr>
+          <w:p>
+            <w:r>
+              <w:t>CGI-MP SCOR Creditor Reference</w:t>
+            </w:r>
+          </w:p>
+        </w:tc>
+        <w:tc>
+          <w:tcPr>
+            <w:tcW w:type="dxa" w:w="1234"/>
+          </w:tcPr>
+          <w:p>
+            <w:r>
+              <w:t>Domestic-IBAN</w:t>
+            </w:r>
+          </w:p>
+        </w:tc>
+        <w:tc>
+          <w:tcPr>
+            <w:tcW w:type="dxa" w:w="1234"/>
+          </w:tcPr>
+          <w:p>
+            <w:r>
+              <w:t>OK</w:t>
+            </w:r>
+          </w:p>
+        </w:tc>
+        <w:tc>
+          <w:tcPr>
+            <w:tcW w:type="dxa" w:w="1234"/>
+          </w:tcPr>
+          <w:p>
+            <w:r>
+              <w:t>Alle bestanden</w:t>
+            </w:r>
+          </w:p>
+        </w:tc>
+        <w:tc>
+          <w:tcPr>
+            <w:tcW w:type="dxa" w:w="1234"/>
+          </w:tcPr>
+          <w:p>
+            <w:r>
+              <w:t>Pass</w:t>
+            </w:r>
+          </w:p>
+        </w:tc>
+        <w:tc>
+          <w:tcPr>
+            <w:tcW w:type="dxa" w:w="1234"/>
+          </w:tcPr>
+          <w:p>
+            <w:r>
+              <w:t>SCOR-Referenz via CGI-MP</w:t>
+            </w:r>
+          </w:p>
+        </w:tc>
+      </w:tr>
+      <w:tr>
+        <w:tc>
+          <w:tcPr>
+            <w:tcW w:type="dxa" w:w="1234"/>
+          </w:tcPr>
+          <w:p>
+            <w:r>
+              <w:t>TC-CGI-005</w:t>
+            </w:r>
+          </w:p>
+        </w:tc>
+        <w:tc>
+          <w:tcPr>
+            <w:tcW w:type="dxa" w:w="1234"/>
+          </w:tcPr>
+          <w:p>
+            <w:r>
+              <w:t>CGI-MP Multi-Tx 3 Creditors</w:t>
+            </w:r>
+          </w:p>
+        </w:tc>
+        <w:tc>
+          <w:tcPr>
+            <w:tcW w:type="dxa" w:w="1234"/>
+          </w:tcPr>
+          <w:p>
+            <w:r>
+              <w:t>CBPR+</w:t>
+            </w:r>
+          </w:p>
+        </w:tc>
+        <w:tc>
+          <w:tcPr>
+            <w:tcW w:type="dxa" w:w="1234"/>
+          </w:tcPr>
+          <w:p>
+            <w:r>
+              <w:t>OK</w:t>
+            </w:r>
+          </w:p>
+        </w:tc>
+        <w:tc>
+          <w:tcPr>
+            <w:tcW w:type="dxa" w:w="1234"/>
+          </w:tcPr>
+          <w:p>
+            <w:r>
+              <w:t>Alle bestanden</w:t>
+            </w:r>
+          </w:p>
+        </w:tc>
+        <w:tc>
+          <w:tcPr>
+            <w:tcW w:type="dxa" w:w="1234"/>
+          </w:tcPr>
+          <w:p>
+            <w:r>
+              <w:t>Pass</w:t>
+            </w:r>
+          </w:p>
+        </w:tc>
+        <w:tc>
+          <w:tcPr>
+            <w:tcW w:type="dxa" w:w="1234"/>
+          </w:tcPr>
+          <w:p>
+            <w:r>
+              <w:t>CGI-MP Batch 3 Tx</w:t>
+            </w:r>
+          </w:p>
+        </w:tc>
+      </w:tr>
+      <w:tr>
+        <w:tc>
+          <w:tcPr>
+            <w:tcW w:type="dxa" w:w="1234"/>
+          </w:tcPr>
+          <w:p>
+            <w:r>
+              <w:t>TC-CGI-006</w:t>
+            </w:r>
+          </w:p>
+        </w:tc>
+        <w:tc>
+          <w:tcPr>
+            <w:tcW w:type="dxa" w:w="1234"/>
+          </w:tcPr>
+          <w:p>
+            <w:r>
+              <w:t>CGI-MP Hybrid-Adresse</w:t>
+            </w:r>
+          </w:p>
+        </w:tc>
+        <w:tc>
+          <w:tcPr>
+            <w:tcW w:type="dxa" w:w="1234"/>
+          </w:tcPr>
+          <w:p>
+            <w:r>
+              <w:t>CBPR+</w:t>
+            </w:r>
+          </w:p>
+        </w:tc>
+        <w:tc>
+          <w:tcPr>
+            <w:tcW w:type="dxa" w:w="1234"/>
+          </w:tcPr>
+          <w:p>
+            <w:r>
+              <w:t>OK</w:t>
+            </w:r>
+          </w:p>
+        </w:tc>
+        <w:tc>
+          <w:tcPr>
+            <w:tcW w:type="dxa" w:w="1234"/>
+          </w:tcPr>
+          <w:p>
+            <w:r>
+              <w:t>Alle bestanden</w:t>
+            </w:r>
+          </w:p>
+        </w:tc>
+        <w:tc>
+          <w:tcPr>
+            <w:tcW w:type="dxa" w:w="1234"/>
+          </w:tcPr>
+          <w:p>
+            <w:r>
+              <w:t>Pass</w:t>
+            </w:r>
+          </w:p>
+        </w:tc>
+        <w:tc>
+          <w:tcPr>
+            <w:tcW w:type="dxa" w:w="1234"/>
+          </w:tcPr>
+          <w:p>
+            <w:r>
+              <w:t>Hybrid-Adresse mit AdrLine</w:t>
+            </w:r>
+          </w:p>
+        </w:tc>
+      </w:tr>
+      <w:tr>
+        <w:tc>
+          <w:tcPr>
+            <w:tcW w:type="dxa" w:w="1234"/>
+          </w:tcPr>
+          <w:p>
+            <w:r>
+              <w:t>TC-CGI-007</w:t>
+            </w:r>
+          </w:p>
+        </w:tc>
+        <w:tc>
+          <w:tcPr>
+            <w:tcW w:type="dxa" w:w="1234"/>
+          </w:tcPr>
+          <w:p>
+            <w:r>
+              <w:t>CGI-MP Commercial Payment COMC</w:t>
+            </w:r>
+          </w:p>
+        </w:tc>
+        <w:tc>
+          <w:tcPr>
+            <w:tcW w:type="dxa" w:w="1234"/>
+          </w:tcPr>
+          <w:p>
+            <w:r>
+              <w:t>CBPR+</w:t>
+            </w:r>
+          </w:p>
+        </w:tc>
+        <w:tc>
+          <w:tcPr>
+            <w:tcW w:type="dxa" w:w="1234"/>
+          </w:tcPr>
+          <w:p>
+            <w:r>
+              <w:t>OK</w:t>
+            </w:r>
+          </w:p>
+        </w:tc>
+        <w:tc>
+          <w:tcPr>
+            <w:tcW w:type="dxa" w:w="1234"/>
+          </w:tcPr>
+          <w:p>
+            <w:r>
+              <w:t>Alle bestanden</w:t>
+            </w:r>
+          </w:p>
+        </w:tc>
+        <w:tc>
+          <w:tcPr>
+            <w:tcW w:type="dxa" w:w="1234"/>
+          </w:tcPr>
+          <w:p>
+            <w:r>
+              <w:t>Pass</w:t>
+            </w:r>
+          </w:p>
+        </w:tc>
+        <w:tc>
+          <w:tcPr>
+            <w:tcW w:type="dxa" w:w="1234"/>
+          </w:tcPr>
+          <w:p>
+            <w:r>
+              <w:t>Purpose COMC</w:t>
+            </w:r>
+          </w:p>
+        </w:tc>
+      </w:tr>
+      <w:tr>
+        <w:tc>
+          <w:tcPr>
+            <w:tcW w:type="dxa" w:w="1234"/>
+          </w:tcPr>
+          <w:p>
+            <w:r>
+              <w:t>TC-CGI-008</w:t>
+            </w:r>
+          </w:p>
+        </w:tc>
+        <w:tc>
+          <w:tcPr>
+            <w:tcW w:type="dxa" w:w="1234"/>
+          </w:tcPr>
+          <w:p>
+            <w:r>
+              <w:t>CGI-MP SLEV erlaubt</w:t>
+            </w:r>
+          </w:p>
+        </w:tc>
+        <w:tc>
+          <w:tcPr>
+            <w:tcW w:type="dxa" w:w="1234"/>
+          </w:tcPr>
+          <w:p>
+            <w:r>
+              <w:t>SEPA</w:t>
+            </w:r>
+          </w:p>
+        </w:tc>
+        <w:tc>
+          <w:tcPr>
+            <w:tcW w:type="dxa" w:w="1234"/>
+          </w:tcPr>
+          <w:p>
+            <w:r>
+              <w:t>OK</w:t>
+            </w:r>
+          </w:p>
+        </w:tc>
+        <w:tc>
+          <w:tcPr>
+            <w:tcW w:type="dxa" w:w="1234"/>
+          </w:tcPr>
+          <w:p>
+            <w:r>
+              <w:t>Alle bestanden</w:t>
+            </w:r>
+          </w:p>
+        </w:tc>
+        <w:tc>
+          <w:tcPr>
+            <w:tcW w:type="dxa" w:w="1234"/>
+          </w:tcPr>
+          <w:p>
+            <w:r>
+              <w:t>Pass</w:t>
+            </w:r>
+          </w:p>
+        </w:tc>
+        <w:tc>
+          <w:tcPr>
+            <w:tcW w:type="dxa" w:w="1234"/>
+          </w:tcPr>
+          <w:p>
+            <w:r>
+              <w:t>SLEV bei CGI-MP erlaubt</w:t>
+            </w:r>
+          </w:p>
+        </w:tc>
+      </w:tr>
+      <w:tr>
+        <w:tc>
+          <w:tcPr>
+            <w:tcW w:type="dxa" w:w="1234"/>
+          </w:tcPr>
+          <w:p>
+            <w:r>
+              <w:t>TC-CGI-009</w:t>
+            </w:r>
+          </w:p>
+        </w:tc>
+        <w:tc>
+          <w:tcPr>
+            <w:tcW w:type="dxa" w:w="1234"/>
+          </w:tcPr>
+          <w:p>
+            <w:r>
+              <w:t>CGI-MP AED Investment</w:t>
+            </w:r>
+          </w:p>
+        </w:tc>
+        <w:tc>
+          <w:tcPr>
+            <w:tcW w:type="dxa" w:w="1234"/>
+          </w:tcPr>
+          <w:p>
+            <w:r>
+              <w:t>CBPR+</w:t>
+            </w:r>
+          </w:p>
+        </w:tc>
+        <w:tc>
+          <w:tcPr>
+            <w:tcW w:type="dxa" w:w="1234"/>
+          </w:tcPr>
+          <w:p>
+            <w:r>
+              <w:t>OK</w:t>
+            </w:r>
+          </w:p>
+        </w:tc>
+        <w:tc>
+          <w:tcPr>
+            <w:tcW w:type="dxa" w:w="1234"/>
+          </w:tcPr>
+          <w:p>
+            <w:r>
+              <w:t>Alle bestanden</w:t>
+            </w:r>
+          </w:p>
+        </w:tc>
+        <w:tc>
+          <w:tcPr>
+            <w:tcW w:type="dxa" w:w="1234"/>
+          </w:tcPr>
+          <w:p>
+            <w:r>
+              <w:t>Pass</w:t>
+            </w:r>
+          </w:p>
+        </w:tc>
+        <w:tc>
+          <w:tcPr>
+            <w:tcW w:type="dxa" w:w="1234"/>
+          </w:tcPr>
+          <w:p>
+            <w:r>
+              <w:t>CGI-MP Investment Purpose</w:t>
+            </w:r>
+          </w:p>
+        </w:tc>
+      </w:tr>
+      <w:tr>
+        <w:tc>
+          <w:tcPr>
+            <w:tcW w:type="dxa" w:w="1234"/>
+          </w:tcPr>
+          <w:p>
+            <w:r>
+              <w:t>TC-CGI-010</w:t>
+            </w:r>
+          </w:p>
+        </w:tc>
+        <w:tc>
+          <w:tcPr>
+            <w:tcW w:type="dxa" w:w="1234"/>
+          </w:tcPr>
+          <w:p>
+            <w:r>
+              <w:t>CGI-MP Maximal alle Optionen</w:t>
+            </w:r>
+          </w:p>
+        </w:tc>
+        <w:tc>
+          <w:tcPr>
+            <w:tcW w:type="dxa" w:w="1234"/>
+          </w:tcPr>
+          <w:p>
+            <w:r>
+              <w:t>CBPR+</w:t>
+            </w:r>
+          </w:p>
+        </w:tc>
+        <w:tc>
+          <w:tcPr>
+            <w:tcW w:type="dxa" w:w="1234"/>
+          </w:tcPr>
+          <w:p>
+            <w:r>
+              <w:t>OK</w:t>
+            </w:r>
+          </w:p>
+        </w:tc>
+        <w:tc>
+          <w:tcPr>
+            <w:tcW w:type="dxa" w:w="1234"/>
+          </w:tcPr>
+          <w:p>
+            <w:r>
+              <w:t>Alle bestanden</w:t>
+            </w:r>
+          </w:p>
+        </w:tc>
+        <w:tc>
+          <w:tcPr>
+            <w:tcW w:type="dxa" w:w="1234"/>
+          </w:tcPr>
+          <w:p>
+            <w:r>
+              <w:t>Pass</w:t>
+            </w:r>
+          </w:p>
+        </w:tc>
+        <w:tc>
+          <w:tcPr>
+            <w:tcW w:type="dxa" w:w="1234"/>
+          </w:tcPr>
+          <w:p>
+            <w:r>
+              <w:t>CGI-MP alle optionalen Felder</w:t>
             </w:r>
           </w:p>
         </w:tc>
